--- a/07-Entregables/PC1/Rumbo — PC1.docx
+++ b/07-Entregables/PC1/Rumbo — PC1.docx
@@ -2564,7 +2564,7 @@
         <w:t xml:space="preserve"> </w:t>
       </w:r>
       <w:r>
-        <w:t xml:space="preserve">Usuario con rol</w:t>
+        <w:t xml:space="preserve">Además puede hacer todo lo del administrador: configuración, usuarios, comisiones y moderación de reseñas. Usuario con rol</w:t>
       </w:r>
       <w:r>
         <w:t xml:space="preserve"> </w:t>
@@ -3370,76 +3370,6 @@
               <w:pStyle w:val="Compact"/>
             </w:pPr>
             <w:r>
-              <w:t xml:space="preserve">Admin</w:t>
-            </w:r>
-          </w:p>
-        </w:tc>
-      </w:tr>
-      <w:tr>
-        <w:tc>
-          <w:tcPr/>
-          <w:p>
-            <w:pPr>
-              <w:pStyle w:val="Compact"/>
-            </w:pPr>
-            <w:r>
-              <w:t xml:space="preserve">CU-14 Ver y atender alertas del día</w:t>
-            </w:r>
-          </w:p>
-        </w:tc>
-        <w:tc>
-          <w:tcPr/>
-          <w:p>
-            <w:pPr>
-              <w:pStyle w:val="Compact"/>
-            </w:pPr>
-            <w:r>
-              <w:t xml:space="preserve">Alertas</w:t>
-            </w:r>
-          </w:p>
-        </w:tc>
-        <w:tc>
-          <w:tcPr/>
-          <w:p>
-            <w:pPr>
-              <w:pStyle w:val="Compact"/>
-            </w:pPr>
-            <w:r>
-              <w:t xml:space="preserve">Empleado</w:t>
-            </w:r>
-          </w:p>
-        </w:tc>
-      </w:tr>
-      <w:tr>
-        <w:tc>
-          <w:tcPr/>
-          <w:p>
-            <w:pPr>
-              <w:pStyle w:val="Compact"/>
-            </w:pPr>
-            <w:r>
-              <w:t xml:space="preserve">CU-15 Configurar recordatorios por destino</w:t>
-            </w:r>
-          </w:p>
-        </w:tc>
-        <w:tc>
-          <w:tcPr/>
-          <w:p>
-            <w:pPr>
-              <w:pStyle w:val="Compact"/>
-            </w:pPr>
-            <w:r>
-              <w:t xml:space="preserve">Configuración y catálogos</w:t>
-            </w:r>
-          </w:p>
-        </w:tc>
-        <w:tc>
-          <w:tcPr/>
-          <w:p>
-            <w:pPr>
-              <w:pStyle w:val="Compact"/>
-            </w:pPr>
-            <w:r>
               <w:t xml:space="preserve">Admin (también</w:t>
             </w:r>
             <w:r>
@@ -3465,6 +3395,88 @@
               <w:pStyle w:val="Compact"/>
             </w:pPr>
             <w:r>
+              <w:t xml:space="preserve">CU-14 Ver y atender alertas del día</w:t>
+            </w:r>
+          </w:p>
+        </w:tc>
+        <w:tc>
+          <w:tcPr/>
+          <w:p>
+            <w:pPr>
+              <w:pStyle w:val="Compact"/>
+            </w:pPr>
+            <w:r>
+              <w:t xml:space="preserve">Alertas</w:t>
+            </w:r>
+          </w:p>
+        </w:tc>
+        <w:tc>
+          <w:tcPr/>
+          <w:p>
+            <w:pPr>
+              <w:pStyle w:val="Compact"/>
+            </w:pPr>
+            <w:r>
+              <w:t xml:space="preserve">Empleado</w:t>
+            </w:r>
+          </w:p>
+        </w:tc>
+      </w:tr>
+      <w:tr>
+        <w:tc>
+          <w:tcPr/>
+          <w:p>
+            <w:pPr>
+              <w:pStyle w:val="Compact"/>
+            </w:pPr>
+            <w:r>
+              <w:t xml:space="preserve">CU-15 Configurar recordatorios por destino</w:t>
+            </w:r>
+          </w:p>
+        </w:tc>
+        <w:tc>
+          <w:tcPr/>
+          <w:p>
+            <w:pPr>
+              <w:pStyle w:val="Compact"/>
+            </w:pPr>
+            <w:r>
+              <w:t xml:space="preserve">Configuración y catálogos</w:t>
+            </w:r>
+          </w:p>
+        </w:tc>
+        <w:tc>
+          <w:tcPr/>
+          <w:p>
+            <w:pPr>
+              <w:pStyle w:val="Compact"/>
+            </w:pPr>
+            <w:r>
+              <w:t xml:space="preserve">Admin (también</w:t>
+            </w:r>
+            <w:r>
+              <w:t xml:space="preserve"> </w:t>
+            </w:r>
+            <w:r>
+              <w:rPr>
+                <w:rStyle w:val="VerbatimChar"/>
+              </w:rPr>
+              <w:t xml:space="preserve">dueño</w:t>
+            </w:r>
+            <w:r>
+              <w:t xml:space="preserve">)</w:t>
+            </w:r>
+          </w:p>
+        </w:tc>
+      </w:tr>
+      <w:tr>
+        <w:tc>
+          <w:tcPr/>
+          <w:p>
+            <w:pPr>
+              <w:pStyle w:val="Compact"/>
+            </w:pPr>
+            <w:r>
               <w:t xml:space="preserve">CU-16 Gestionar hotel en catálogo</w:t>
             </w:r>
           </w:p>
@@ -3877,7 +3889,19 @@
               <w:pStyle w:val="Compact"/>
             </w:pPr>
             <w:r>
-              <w:t xml:space="preserve">Admin</w:t>
+              <w:t xml:space="preserve">Admin (también</w:t>
+            </w:r>
+            <w:r>
+              <w:t xml:space="preserve"> </w:t>
+            </w:r>
+            <w:r>
+              <w:rPr>
+                <w:rStyle w:val="VerbatimChar"/>
+              </w:rPr>
+              <w:t xml:space="preserve">dueño</w:t>
+            </w:r>
+            <w:r>
+              <w:t xml:space="preserve">)</w:t>
             </w:r>
           </w:p>
         </w:tc>
@@ -4017,7 +4041,19 @@
               <w:pStyle w:val="Compact"/>
             </w:pPr>
             <w:r>
-              <w:t xml:space="preserve">Admin</w:t>
+              <w:t xml:space="preserve">Admin (también</w:t>
+            </w:r>
+            <w:r>
+              <w:t xml:space="preserve"> </w:t>
+            </w:r>
+            <w:r>
+              <w:rPr>
+                <w:rStyle w:val="VerbatimChar"/>
+              </w:rPr>
+              <w:t xml:space="preserve">dueño</w:t>
+            </w:r>
+            <w:r>
+              <w:t xml:space="preserve">)</w:t>
             </w:r>
           </w:p>
         </w:tc>
@@ -5869,7 +5905,7 @@
       <w:r>
         <w:drawing>
           <wp:inline>
-            <wp:extent cx="3164205" cy="6913626"/>
+            <wp:extent cx="3164205" cy="10259450"/>
             <wp:effectExtent b="0" l="0" r="0" t="0"/>
             <wp:docPr descr="Diagrama de casos de uso." title="" id="121" name="Picture"/>
             <a:graphic>
@@ -5890,7 +5926,7 @@
                   <pic:spPr bwMode="auto">
                     <a:xfrm>
                       <a:off x="0" y="0"/>
-                      <a:ext cx="3164205" cy="6913626"/>
+                      <a:ext cx="3164205" cy="10259450"/>
                     </a:xfrm>
                     <a:prstGeom prst="rect">
                       <a:avLst/>

--- a/07-Entregables/PC1/Rumbo — PC1.docx
+++ b/07-Entregables/PC1/Rumbo — PC1.docx
@@ -27109,7 +27109,7 @@
     <w:bookmarkEnd w:id="192"/>
     <w:bookmarkEnd w:id="193"/>
     <w:bookmarkEnd w:id="194"/>
-    <w:bookmarkStart w:id="216" w:name="Xcd9e708fb52b998eea603efb3578ff0bb0afc07"/>
+    <w:bookmarkStart w:id="213" w:name="Xcd9e708fb52b998eea603efb3578ff0bb0afc07"/>
     <w:p>
       <w:pPr>
         <w:pStyle w:val="Heading1"/>
@@ -28364,22 +28364,13 @@
     <w:bookmarkEnd w:id="206"/>
     <w:bookmarkEnd w:id="207"/>
     <w:bookmarkEnd w:id="208"/>
-    <w:bookmarkStart w:id="214" w:name="prompt-de-la-ia-del-producto-cu-20"/>
+    <w:bookmarkStart w:id="212" w:name="X159548b9be34913bdc5197db50a8d5ffd5260b2"/>
     <w:p>
       <w:pPr>
         <w:pStyle w:val="Heading2"/>
       </w:pPr>
       <w:r>
-        <w:t xml:space="preserve">Prompt de la IA del producto (CU-20)</w:t>
-      </w:r>
-    </w:p>
-    <w:bookmarkStart w:id="209" w:name="cómo-se-arma-el-pedido"/>
-    <w:p>
-      <w:pPr>
-        <w:pStyle w:val="Heading3"/>
-      </w:pPr>
-      <w:r>
-        <w:t xml:space="preserve">Cómo se arma el pedido</w:t>
+        <w:t xml:space="preserve">Prompts usados para construir el producto</w:t>
       </w:r>
     </w:p>
     <w:p>
@@ -28387,22 +28378,7 @@
         <w:pStyle w:val="FirstParagraph"/>
       </w:pPr>
       <w:r>
-        <w:t xml:space="preserve">El servicio del módulo</w:t>
-      </w:r>
-      <w:r>
-        <w:t xml:space="preserve"> </w:t>
-      </w:r>
-      <w:r>
-        <w:rPr>
-          <w:rStyle w:val="VerbatimChar"/>
-        </w:rPr>
-        <w:t xml:space="preserve">redes</w:t>
-      </w:r>
-      <w:r>
-        <w:t xml:space="preserve"> </w:t>
-      </w:r>
-      <w:r>
-        <w:t xml:space="preserve">arma el pedido con LangChain en dos partes: un</w:t>
+        <w:t xml:space="preserve">El análisis y el diseño de Rumbo se construyeron</w:t>
       </w:r>
       <w:r>
         <w:t xml:space="preserve"> </w:t>
@@ -28412,10 +28388,48 @@
           <w:b/>
           <w:bCs/>
         </w:rPr>
-        <w:t xml:space="preserve">prompt de sistema</w:t>
-      </w:r>
-      <w:r>
-        <w:t xml:space="preserve">, fijo, que define el rol y los límites, y un</w:t>
+        <w:t xml:space="preserve">guiados con IA</w:t>
+      </w:r>
+      <w:r>
+        <w:t xml:space="preserve">: cada integrante trabaja en sesiones con el agente de desarrollo, Claude Code, sobre el repositorio del proyecto. Lo que orienta al agente son tres tipos de prompt, todos escritos por el equipo y versionados en el repositorio.</w:t>
+      </w:r>
+    </w:p>
+    <w:bookmarkStart w:id="209" w:name="X5f513a9e1eb2749ffb99b4abf985a61a10a742a"/>
+    <w:p>
+      <w:pPr>
+        <w:pStyle w:val="Heading3"/>
+      </w:pPr>
+      <w:r>
+        <w:t xml:space="preserve">1. El prompt de sistema del agente:</w:t>
+      </w:r>
+      <w:r>
+        <w:t xml:space="preserve"> </w:t>
+      </w:r>
+      <w:r>
+        <w:rPr>
+          <w:rStyle w:val="VerbatimChar"/>
+        </w:rPr>
+        <w:t xml:space="preserve">CLAUDE.md</w:t>
+      </w:r>
+    </w:p>
+    <w:p>
+      <w:pPr>
+        <w:pStyle w:val="FirstParagraph"/>
+      </w:pPr>
+      <w:r>
+        <w:t xml:space="preserve">Claude Code no recuerda las sesiones anteriores. Lo que le da contexto y reglas en cada sesión es el archivo</w:t>
+      </w:r>
+      <w:r>
+        <w:t xml:space="preserve"> </w:t>
+      </w:r>
+      <w:r>
+        <w:rPr>
+          <w:rStyle w:val="VerbatimChar"/>
+        </w:rPr>
+        <w:t xml:space="preserve">CLAUDE.md</w:t>
+      </w:r>
+      <w:r>
+        <w:t xml:space="preserve">, en la raíz del repositorio: el agente lo lee al empezar y funciona como su</w:t>
       </w:r>
       <w:r>
         <w:t xml:space="preserve"> </w:t>
@@ -28425,570 +28439,25 @@
           <w:b/>
           <w:bCs/>
         </w:rPr>
-        <w:t xml:space="preserve">prompt de usuario</w:t>
-      </w:r>
-      <w:r>
-        <w:t xml:space="preserve">, que se completa con las tres variables que carga el empleado. Se hace</w:t>
-      </w:r>
-      <w:r>
-        <w:t xml:space="preserve"> </w:t>
-      </w:r>
+        <w:t xml:space="preserve">prompt de sistema</w:t>
+      </w:r>
+      <w:r>
+        <w:t xml:space="preserve"> </w:t>
+      </w:r>
+      <w:r>
+        <w:t xml:space="preserve">para este proyecto. El archivo completo va en la carpeta de entrega; estas son sus partes centrales.</w:t>
+      </w:r>
+    </w:p>
+    <w:p>
+      <w:pPr>
+        <w:pStyle w:val="BodyText"/>
+      </w:pPr>
       <w:r>
         <w:rPr>
           <w:b/>
           <w:bCs/>
         </w:rPr>
-        <w:t xml:space="preserve">una sola llamada</w:t>
-      </w:r>
-      <w:r>
-        <w:t xml:space="preserve"> </w:t>
-      </w:r>
-      <w:r>
-        <w:t xml:space="preserve">a Claude Sonnet 5.5 y se devuelve un borrador; si no convence, el empleado ajusta los datos y pide otro (A1).</w:t>
-      </w:r>
-    </w:p>
-    <w:tbl>
-      <w:tblPr>
-        <w:tblStyle w:val="Table"/>
-        <w:tblW w:type="pct" w:w="5000"/>
-        <w:tblLayout w:type="fixed"/>
-        <w:tblLook w:firstRow="1" w:lastRow="0" w:firstColumn="0" w:lastColumn="0" w:noHBand="0" w:noVBand="0" w:val="0020"/>
-      </w:tblPr>
-      <w:tblGrid>
-        <w:gridCol w:w="2640"/>
-        <w:gridCol w:w="2640"/>
-        <w:gridCol w:w="2640"/>
-      </w:tblGrid>
-      <w:tr>
-        <w:trPr>
-          <w:tblHeader w:val="on"/>
-        </w:trPr>
-        <w:tc>
-          <w:tcPr/>
-          <w:p>
-            <w:pPr>
-              <w:pStyle w:val="Compact"/>
-            </w:pPr>
-            <w:r>
-              <w:t xml:space="preserve">Variable</w:t>
-            </w:r>
-          </w:p>
-        </w:tc>
-        <w:tc>
-          <w:tcPr/>
-          <w:p>
-            <w:pPr>
-              <w:pStyle w:val="Compact"/>
-            </w:pPr>
-            <w:r>
-              <w:t xml:space="preserve">Qué es</w:t>
-            </w:r>
-          </w:p>
-        </w:tc>
-        <w:tc>
-          <w:tcPr/>
-          <w:p>
-            <w:pPr>
-              <w:pStyle w:val="Compact"/>
-            </w:pPr>
-            <w:r>
-              <w:t xml:space="preserve">Valores</w:t>
-            </w:r>
-          </w:p>
-        </w:tc>
-      </w:tr>
-      <w:tr>
-        <w:tc>
-          <w:tcPr/>
-          <w:p>
-            <w:pPr>
-              <w:pStyle w:val="Compact"/>
-            </w:pPr>
-            <w:r>
-              <w:rPr>
-                <w:rStyle w:val="VerbatimChar"/>
-              </w:rPr>
-              <w:t xml:space="preserve">tema</w:t>
-            </w:r>
-          </w:p>
-        </w:tc>
-        <w:tc>
-          <w:tcPr/>
-          <w:p>
-            <w:pPr>
-              <w:pStyle w:val="Compact"/>
-            </w:pPr>
-            <w:r>
-              <w:t xml:space="preserve">El destino, la oferta o la idea del posteo</w:t>
-            </w:r>
-          </w:p>
-        </w:tc>
-        <w:tc>
-          <w:tcPr/>
-          <w:p>
-            <w:pPr>
-              <w:pStyle w:val="Compact"/>
-            </w:pPr>
-            <w:r>
-              <w:t xml:space="preserve">Texto libre, obligatorio</w:t>
-            </w:r>
-          </w:p>
-        </w:tc>
-      </w:tr>
-      <w:tr>
-        <w:tc>
-          <w:tcPr/>
-          <w:p>
-            <w:pPr>
-              <w:pStyle w:val="Compact"/>
-            </w:pPr>
-            <w:r>
-              <w:rPr>
-                <w:rStyle w:val="VerbatimChar"/>
-              </w:rPr>
-              <w:t xml:space="preserve">canal</w:t>
-            </w:r>
-          </w:p>
-        </w:tc>
-        <w:tc>
-          <w:tcPr/>
-          <w:p>
-            <w:pPr>
-              <w:pStyle w:val="Compact"/>
-            </w:pPr>
-            <w:r>
-              <w:t xml:space="preserve">Dónde se va a publicar</w:t>
-            </w:r>
-          </w:p>
-        </w:tc>
-        <w:tc>
-          <w:tcPr/>
-          <w:p>
-            <w:pPr>
-              <w:pStyle w:val="Compact"/>
-            </w:pPr>
-            <w:r>
-              <w:rPr>
-                <w:rStyle w:val="VerbatimChar"/>
-              </w:rPr>
-              <w:t xml:space="preserve">instagram</w:t>
-            </w:r>
-            <w:r>
-              <w:t xml:space="preserve">,</w:t>
-            </w:r>
-            <w:r>
-              <w:t xml:space="preserve"> </w:t>
-            </w:r>
-            <w:r>
-              <w:rPr>
-                <w:rStyle w:val="VerbatimChar"/>
-              </w:rPr>
-              <w:t xml:space="preserve">tiktok</w:t>
-            </w:r>
-            <w:r>
-              <w:t xml:space="preserve"> </w:t>
-            </w:r>
-            <w:r>
-              <w:t xml:space="preserve">o</w:t>
-            </w:r>
-            <w:r>
-              <w:t xml:space="preserve"> </w:t>
-            </w:r>
-            <w:r>
-              <w:rPr>
-                <w:rStyle w:val="VerbatimChar"/>
-              </w:rPr>
-              <w:t xml:space="preserve">whatsapp_ventas</w:t>
-            </w:r>
-            <w:r>
-              <w:t xml:space="preserve"> </w:t>
-            </w:r>
-            <w:r>
-              <w:t xml:space="preserve">(los canales de ContenidoRed)</w:t>
-            </w:r>
-          </w:p>
-        </w:tc>
-      </w:tr>
-      <w:tr>
-        <w:tc>
-          <w:tcPr/>
-          <w:p>
-            <w:pPr>
-              <w:pStyle w:val="Compact"/>
-            </w:pPr>
-            <w:r>
-              <w:rPr>
-                <w:rStyle w:val="VerbatimChar"/>
-              </w:rPr>
-              <w:t xml:space="preserve">tono</w:t>
-            </w:r>
-          </w:p>
-        </w:tc>
-        <w:tc>
-          <w:tcPr/>
-          <w:p>
-            <w:pPr>
-              <w:pStyle w:val="Compact"/>
-            </w:pPr>
-            <w:r>
-              <w:t xml:space="preserve">El objetivo del posteo</w:t>
-            </w:r>
-          </w:p>
-        </w:tc>
-        <w:tc>
-          <w:tcPr/>
-          <w:p>
-            <w:pPr>
-              <w:pStyle w:val="Compact"/>
-            </w:pPr>
-            <w:r>
-              <w:t xml:space="preserve">Texto libre, por ejemplo «promocionar un destino» o «anunciar una oferta»</w:t>
-            </w:r>
-          </w:p>
-        </w:tc>
-      </w:tr>
-    </w:tbl>
-    <w:bookmarkEnd w:id="209"/>
-    <w:bookmarkStart w:id="210" w:name="prompt-de-sistema"/>
-    <w:p>
-      <w:pPr>
-        <w:pStyle w:val="Heading3"/>
-      </w:pPr>
-      <w:r>
-        <w:t xml:space="preserve">Prompt de sistema</w:t>
-      </w:r>
-    </w:p>
-    <w:p>
-      <w:pPr>
-        <w:pStyle w:val="SourceCode"/>
-      </w:pPr>
-      <w:r>
-        <w:rPr>
-          <w:rStyle w:val="VerbatimChar"/>
-        </w:rPr>
-        <w:t xml:space="preserve">Sos redactor de contenido para redes sociales de una agencia de turismo argentina.</w:t>
-      </w:r>
-      <w:r>
-        <w:br/>
-      </w:r>
-      <w:r>
-        <w:rPr>
-          <w:rStyle w:val="VerbatimChar"/>
-        </w:rPr>
-        <w:t xml:space="preserve">Escribís en español de Argentina, con voseo, de forma cálida y clara.</w:t>
-      </w:r>
-      <w:r>
-        <w:br/>
-      </w:r>
-      <w:r>
-        <w:br/>
-      </w:r>
-      <w:r>
-        <w:rPr>
-          <w:rStyle w:val="VerbatimChar"/>
-        </w:rPr>
-        <w:t xml:space="preserve">Tu tarea es proponer UN borrador de posteo a partir del tema, el canal y el tono</w:t>
-      </w:r>
-      <w:r>
-        <w:br/>
-      </w:r>
-      <w:r>
-        <w:rPr>
-          <w:rStyle w:val="VerbatimChar"/>
-        </w:rPr>
-        <w:t xml:space="preserve">que te indica una persona de la agencia. Esa persona lo va a revisar, corregir y</w:t>
-      </w:r>
-      <w:r>
-        <w:br/>
-      </w:r>
-      <w:r>
-        <w:rPr>
-          <w:rStyle w:val="VerbatimChar"/>
-        </w:rPr>
-        <w:t xml:space="preserve">publicar a mano: vos no publicás nada.</w:t>
-      </w:r>
-      <w:r>
-        <w:br/>
-      </w:r>
-      <w:r>
-        <w:br/>
-      </w:r>
-      <w:r>
-        <w:rPr>
-          <w:rStyle w:val="VerbatimChar"/>
-        </w:rPr>
-        <w:t xml:space="preserve">Reglas:</w:t>
-      </w:r>
-      <w:r>
-        <w:br/>
-      </w:r>
-      <w:r>
-        <w:rPr>
-          <w:rStyle w:val="VerbatimChar"/>
-        </w:rPr>
-        <w:t xml:space="preserve">- Usá solo la información del pedido. No inventes precios, fechas, cupos, nombres</w:t>
-      </w:r>
-      <w:r>
-        <w:br/>
-      </w:r>
-      <w:r>
-        <w:rPr>
-          <w:rStyle w:val="VerbatimChar"/>
-        </w:rPr>
-        <w:t xml:space="preserve">  de hoteles ni promociones que no estén en el tema.</w:t>
-      </w:r>
-      <w:r>
-        <w:br/>
-      </w:r>
-      <w:r>
-        <w:rPr>
-          <w:rStyle w:val="VerbatimChar"/>
-        </w:rPr>
-        <w:t xml:space="preserve">- Si el tema no alcanza para un dato concreto, dejá un marcador entre corchetes,</w:t>
-      </w:r>
-      <w:r>
-        <w:br/>
-      </w:r>
-      <w:r>
-        <w:rPr>
-          <w:rStyle w:val="VerbatimChar"/>
-        </w:rPr>
-        <w:t xml:space="preserve">  por ejemplo [precio] o [fecha de salida], para que la persona lo complete.</w:t>
-      </w:r>
-      <w:r>
-        <w:br/>
-      </w:r>
-      <w:r>
-        <w:rPr>
-          <w:rStyle w:val="VerbatimChar"/>
-        </w:rPr>
-        <w:t xml:space="preserve">- No incluyas datos personales de clientes.</w:t>
-      </w:r>
-      <w:r>
-        <w:br/>
-      </w:r>
-      <w:r>
-        <w:rPr>
-          <w:rStyle w:val="VerbatimChar"/>
-        </w:rPr>
-        <w:t xml:space="preserve">- Adaptá el largo y el formato al canal:</w:t>
-      </w:r>
-      <w:r>
-        <w:br/>
-      </w:r>
-      <w:r>
-        <w:rPr>
-          <w:rStyle w:val="VerbatimChar"/>
-        </w:rPr>
-        <w:t xml:space="preserve">  - instagram: hasta 120 palabras, un párrafo de gancho, una llamada a la acción</w:t>
-      </w:r>
-      <w:r>
-        <w:br/>
-      </w:r>
-      <w:r>
-        <w:rPr>
-          <w:rStyle w:val="VerbatimChar"/>
-        </w:rPr>
-        <w:t xml:space="preserve">    y entre 3 y 6 hashtags al final.</w:t>
-      </w:r>
-      <w:r>
-        <w:br/>
-      </w:r>
-      <w:r>
-        <w:rPr>
-          <w:rStyle w:val="VerbatimChar"/>
-        </w:rPr>
-        <w:t xml:space="preserve">  - tiktok: un guion corto para un video de 15 a 30 segundos, con las escenas en</w:t>
-      </w:r>
-      <w:r>
-        <w:br/>
-      </w:r>
-      <w:r>
-        <w:rPr>
-          <w:rStyle w:val="VerbatimChar"/>
-        </w:rPr>
-        <w:t xml:space="preserve">    viñetas, y una línea de texto para la descripción.</w:t>
-      </w:r>
-      <w:r>
-        <w:br/>
-      </w:r>
-      <w:r>
-        <w:rPr>
-          <w:rStyle w:val="VerbatimChar"/>
-        </w:rPr>
-        <w:t xml:space="preserve">  - whatsapp_ventas: un mensaje de difusión de hasta 60 palabras, sin hashtags,</w:t>
-      </w:r>
-      <w:r>
-        <w:br/>
-      </w:r>
-      <w:r>
-        <w:rPr>
-          <w:rStyle w:val="VerbatimChar"/>
-        </w:rPr>
-        <w:t xml:space="preserve">    con una pregunta final que invite a responder.</w:t>
-      </w:r>
-      <w:r>
-        <w:br/>
-      </w:r>
-      <w:r>
-        <w:rPr>
-          <w:rStyle w:val="VerbatimChar"/>
-        </w:rPr>
-        <w:t xml:space="preserve">- Respondé solo con el borrador, sin explicaciones ni comentarios.</w:t>
-      </w:r>
-    </w:p>
-    <w:bookmarkEnd w:id="210"/>
-    <w:bookmarkStart w:id="211" w:name="prompt-de-usuario-plantilla"/>
-    <w:p>
-      <w:pPr>
-        <w:pStyle w:val="Heading3"/>
-      </w:pPr>
-      <w:r>
-        <w:t xml:space="preserve">Prompt de usuario (plantilla)</w:t>
-      </w:r>
-    </w:p>
-    <w:p>
-      <w:pPr>
-        <w:pStyle w:val="SourceCode"/>
-      </w:pPr>
-      <w:r>
-        <w:rPr>
-          <w:rStyle w:val="VerbatimChar"/>
-        </w:rPr>
-        <w:t xml:space="preserve">Tema: {tema}</w:t>
-      </w:r>
-      <w:r>
-        <w:br/>
-      </w:r>
-      <w:r>
-        <w:rPr>
-          <w:rStyle w:val="VerbatimChar"/>
-        </w:rPr>
-        <w:t xml:space="preserve">Canal: {canal}</w:t>
-      </w:r>
-      <w:r>
-        <w:br/>
-      </w:r>
-      <w:r>
-        <w:rPr>
-          <w:rStyle w:val="VerbatimChar"/>
-        </w:rPr>
-        <w:t xml:space="preserve">Tono u objetivo: {tono}</w:t>
-      </w:r>
-    </w:p>
-    <w:bookmarkEnd w:id="211"/>
-    <w:bookmarkStart w:id="212" w:name="ejemplo"/>
-    <w:p>
-      <w:pPr>
-        <w:pStyle w:val="Heading3"/>
-      </w:pPr>
-      <w:r>
-        <w:t xml:space="preserve">Ejemplo</w:t>
-      </w:r>
-    </w:p>
-    <w:p>
-      <w:pPr>
-        <w:pStyle w:val="FirstParagraph"/>
-      </w:pPr>
-      <w:r>
-        <w:t xml:space="preserve">Datos que carga el empleado:</w:t>
-      </w:r>
-    </w:p>
-    <w:p>
-      <w:pPr>
-        <w:pStyle w:val="SourceCode"/>
-      </w:pPr>
-      <w:r>
-        <w:rPr>
-          <w:rStyle w:val="VerbatimChar"/>
-        </w:rPr>
-        <w:t xml:space="preserve">Tema: Cataratas del Iguazú en 4 días, salida grupal en noviembre</w:t>
-      </w:r>
-      <w:r>
-        <w:br/>
-      </w:r>
-      <w:r>
-        <w:rPr>
-          <w:rStyle w:val="VerbatimChar"/>
-        </w:rPr>
-        <w:t xml:space="preserve">Canal: instagram</w:t>
-      </w:r>
-      <w:r>
-        <w:br/>
-      </w:r>
-      <w:r>
-        <w:rPr>
-          <w:rStyle w:val="VerbatimChar"/>
-        </w:rPr>
-        <w:t xml:space="preserve">Tono u objetivo: promocionar un destino</w:t>
-      </w:r>
-    </w:p>
-    <w:p>
-      <w:pPr>
-        <w:pStyle w:val="FirstParagraph"/>
-      </w:pPr>
-      <w:r>
-        <w:t xml:space="preserve">Borrador que podría devolver el modelo (ilustrativo, no es una salida real):</w:t>
-      </w:r>
-    </w:p>
-    <w:p>
-      <w:pPr>
-        <w:pStyle w:val="SourceCode"/>
-      </w:pPr>
-      <w:r>
-        <w:rPr>
-          <w:rStyle w:val="VerbatimChar"/>
-        </w:rPr>
-        <w:t xml:space="preserve">¿Te imaginás sentir la fuerza de la Garganta del Diablo a pocos metros?</w:t>
-      </w:r>
-      <w:r>
-        <w:br/>
-      </w:r>
-      <w:r>
-        <w:rPr>
-          <w:rStyle w:val="VerbatimChar"/>
-        </w:rPr>
-        <w:t xml:space="preserve">Te proponemos 4 días en las Cataratas del Iguazú, con salida grupal en noviembre:</w:t>
-      </w:r>
-      <w:r>
-        <w:br/>
-      </w:r>
-      <w:r>
-        <w:rPr>
-          <w:rStyle w:val="VerbatimChar"/>
-        </w:rPr>
-        <w:t xml:space="preserve">senderos, lancha bajo los saltos y noches tranquilas en la selva misionera.</w:t>
-      </w:r>
-      <w:r>
-        <w:br/>
-      </w:r>
-      <w:r>
-        <w:rPr>
-          <w:rStyle w:val="VerbatimChar"/>
-        </w:rPr>
-        <w:t xml:space="preserve">Cupos limitados. Escribinos y armamos tu lugar en el grupo. Desde [precio].</w:t>
-      </w:r>
-      <w:r>
-        <w:br/>
-      </w:r>
-      <w:r>
-        <w:br/>
-      </w:r>
-      <w:r>
-        <w:rPr>
-          <w:rStyle w:val="VerbatimChar"/>
-        </w:rPr>
-        <w:t xml:space="preserve">#CataratasDelIguazú #ViajarEnGrupo #Misiones #EscapadaArgentina</w:t>
-      </w:r>
-    </w:p>
-    <w:bookmarkEnd w:id="212"/>
-    <w:bookmarkStart w:id="213" w:name="por-qué-así"/>
-    <w:p>
-      <w:pPr>
-        <w:pStyle w:val="Heading3"/>
-      </w:pPr>
-      <w:r>
-        <w:t xml:space="preserve">Por qué así</w:t>
+        <w:t xml:space="preserve">Cómo entra en contexto al iniciar cada sesión:</w:t>
       </w:r>
     </w:p>
     <w:p>
@@ -29000,17 +28469,7 @@
         </w:numPr>
       </w:pPr>
       <w:r>
-        <w:rPr>
-          <w:b/>
-          <w:bCs/>
-        </w:rPr>
-        <w:t xml:space="preserve">Límites en el prompt de sistema:</w:t>
-      </w:r>
-      <w:r>
-        <w:t xml:space="preserve"> </w:t>
-      </w:r>
-      <w:r>
-        <w:t xml:space="preserve">son los de CU-20 y de la decisión sobre el modelo (no publica, no usa datos del negocio). Se suma no inventar datos comerciales, porque un precio o una fecha inventados en un posteo le generan un problema real a la agencia.</w:t>
+        <w:t xml:space="preserve">Identifica a la persona por su usuario de Git y le avisa si tiene tareas pendientes.</w:t>
       </w:r>
     </w:p>
     <w:p>
@@ -29022,17 +28481,7 @@
         </w:numPr>
       </w:pPr>
       <w:r>
-        <w:rPr>
-          <w:b/>
-          <w:bCs/>
-        </w:rPr>
-        <w:t xml:space="preserve">Marcadores entre corchetes:</w:t>
-      </w:r>
-      <w:r>
-        <w:t xml:space="preserve"> </w:t>
-      </w:r>
-      <w:r>
-        <w:t xml:space="preserve">hacen visible lo que la persona tiene que completar antes de publicar.</w:t>
+        <w:t xml:space="preserve">Revisa el estado del repositorio y trae la última versión del trabajo del equipo.</w:t>
       </w:r>
     </w:p>
     <w:p>
@@ -29044,17 +28493,7 @@
         </w:numPr>
       </w:pPr>
       <w:r>
-        <w:rPr>
-          <w:b/>
-          <w:bCs/>
-        </w:rPr>
-        <w:t xml:space="preserve">Formato por canal:</w:t>
-      </w:r>
-      <w:r>
-        <w:t xml:space="preserve"> </w:t>
-      </w:r>
-      <w:r>
-        <w:t xml:space="preserve">los tres canales de ContenidoRed piden textos distintos, y dejarlo en el prompt evita que el empleado tenga que explicarlo en cada pedido.</w:t>
+        <w:t xml:space="preserve">Lee el estado del proyecto, la bitácora de sesiones y la memoria del proyecto.</w:t>
       </w:r>
     </w:p>
     <w:p>
@@ -29066,76 +28505,31 @@
         </w:numPr>
       </w:pPr>
       <w:r>
+        <w:t xml:space="preserve">Comprueba que estén disponibles las skills compartidas del equipo.</w:t>
+      </w:r>
+    </w:p>
+    <w:p>
+      <w:pPr>
+        <w:pStyle w:val="Compact"/>
+        <w:numPr>
+          <w:ilvl w:val="0"/>
+          <w:numId w:val="1030"/>
+        </w:numPr>
+      </w:pPr>
+      <w:r>
+        <w:t xml:space="preserve">Abre solo las notas relacionadas con la tarea, entrando por su índice, y consulta las decisiones relacionadas antes de proponer un cambio.</w:t>
+      </w:r>
+    </w:p>
+    <w:p>
+      <w:pPr>
+        <w:pStyle w:val="FirstParagraph"/>
+      </w:pPr>
+      <w:r>
         <w:rPr>
           <w:b/>
           <w:bCs/>
         </w:rPr>
-        <w:t xml:space="preserve">Sin parámetros explícitos:</w:t>
-      </w:r>
-      <w:r>
-        <w:t xml:space="preserve"> </w:t>
-      </w:r>
-      <w:r>
-        <w:t xml:space="preserve">se usan los valores por defecto del modelo, como se decidió al elegirlo.</w:t>
-      </w:r>
-    </w:p>
-    <w:bookmarkEnd w:id="213"/>
-    <w:bookmarkEnd w:id="214"/>
-    <w:bookmarkStart w:id="215" w:name="prompts-del-agente-de-desarrollo"/>
-    <w:p>
-      <w:pPr>
-        <w:pStyle w:val="Heading2"/>
-      </w:pPr>
-      <w:r>
-        <w:t xml:space="preserve">Prompts del agente de desarrollo</w:t>
-      </w:r>
-    </w:p>
-    <w:p>
-      <w:pPr>
-        <w:pStyle w:val="FirstParagraph"/>
-      </w:pPr>
-      <w:r>
-        <w:t xml:space="preserve">Claude Code no recuerda las sesiones anteriores. Lo que le da contexto y reglas en cada sesión es el archivo</w:t>
-      </w:r>
-      <w:r>
-        <w:t xml:space="preserve"> </w:t>
-      </w:r>
-      <w:r>
-        <w:rPr>
-          <w:rStyle w:val="VerbatimChar"/>
-        </w:rPr>
-        <w:t xml:space="preserve">CLAUDE.md</w:t>
-      </w:r>
-      <w:r>
-        <w:t xml:space="preserve">, en la raíz del repositorio: Claude Code lo lee al empezar y funciona como su</w:t>
-      </w:r>
-      <w:r>
-        <w:t xml:space="preserve"> </w:t>
-      </w:r>
-      <w:r>
-        <w:rPr>
-          <w:b/>
-          <w:bCs/>
-        </w:rPr>
-        <w:t xml:space="preserve">prompt de sistema</w:t>
-      </w:r>
-      <w:r>
-        <w:t xml:space="preserve"> </w:t>
-      </w:r>
-      <w:r>
-        <w:t xml:space="preserve">para este proyecto. El archivo completo va en la carpeta de entrega; estas son sus partes centrales.</w:t>
-      </w:r>
-    </w:p>
-    <w:p>
-      <w:pPr>
-        <w:pStyle w:val="BodyText"/>
-      </w:pPr>
-      <w:r>
-        <w:rPr>
-          <w:b/>
-          <w:bCs/>
-        </w:rPr>
-        <w:t xml:space="preserve">Cómo entra en contexto al iniciar cada sesión:</w:t>
+        <w:t xml:space="preserve">Reglas de trabajo durante la sesión:</w:t>
       </w:r>
     </w:p>
     <w:p>
@@ -29147,7 +28541,88 @@
         </w:numPr>
       </w:pPr>
       <w:r>
-        <w:t xml:space="preserve">Identifica a la persona por su usuario de Git y le avisa si tiene tareas pendientes.</w:t>
+        <w:t xml:space="preserve">Escribir en español de Argentina, con importes en ARS y fechas</w:t>
+      </w:r>
+      <w:r>
+        <w:t xml:space="preserve"> </w:t>
+      </w:r>
+      <w:r>
+        <w:rPr>
+          <w:rStyle w:val="VerbatimChar"/>
+        </w:rPr>
+        <w:t xml:space="preserve">dd/mm/aa</w:t>
+      </w:r>
+      <w:r>
+        <w:t xml:space="preserve">, y respetar los nombres del lenguaje del negocio (</w:t>
+      </w:r>
+      <w:r>
+        <w:rPr>
+          <w:rStyle w:val="VerbatimChar"/>
+        </w:rPr>
+        <w:t xml:space="preserve">Cliente</w:t>
+      </w:r>
+      <w:r>
+        <w:t xml:space="preserve">,</w:t>
+      </w:r>
+      <w:r>
+        <w:t xml:space="preserve"> </w:t>
+      </w:r>
+      <w:r>
+        <w:rPr>
+          <w:rStyle w:val="VerbatimChar"/>
+        </w:rPr>
+        <w:t xml:space="preserve">Oportunidad</w:t>
+      </w:r>
+      <w:r>
+        <w:t xml:space="preserve">,</w:t>
+      </w:r>
+      <w:r>
+        <w:t xml:space="preserve"> </w:t>
+      </w:r>
+      <w:r>
+        <w:rPr>
+          <w:rStyle w:val="VerbatimChar"/>
+        </w:rPr>
+        <w:t xml:space="preserve">Cotización</w:t>
+      </w:r>
+      <w:r>
+        <w:t xml:space="preserve">,</w:t>
+      </w:r>
+      <w:r>
+        <w:t xml:space="preserve"> </w:t>
+      </w:r>
+      <w:r>
+        <w:rPr>
+          <w:rStyle w:val="VerbatimChar"/>
+        </w:rPr>
+        <w:t xml:space="preserve">Viaje</w:t>
+      </w:r>
+      <w:r>
+        <w:t xml:space="preserve">,</w:t>
+      </w:r>
+      <w:r>
+        <w:t xml:space="preserve"> </w:t>
+      </w:r>
+      <w:r>
+        <w:rPr>
+          <w:rStyle w:val="VerbatimChar"/>
+        </w:rPr>
+        <w:t xml:space="preserve">Pago</w:t>
+      </w:r>
+      <w:r>
+        <w:t xml:space="preserve">,</w:t>
+      </w:r>
+      <w:r>
+        <w:t xml:space="preserve"> </w:t>
+      </w:r>
+      <w:r>
+        <w:rPr>
+          <w:rStyle w:val="VerbatimChar"/>
+        </w:rPr>
+        <w:t xml:space="preserve">Alerta</w:t>
+      </w:r>
+      <w:r>
+        <w:t xml:space="preserve">…).</w:t>
       </w:r>
     </w:p>
     <w:p>
@@ -29159,7 +28634,7 @@
         </w:numPr>
       </w:pPr>
       <w:r>
-        <w:t xml:space="preserve">Revisa el estado del repositorio y trae la última versión del trabajo del equipo.</w:t>
+        <w:t xml:space="preserve">Respetar el alcance: no implementar pagos online, publicación automática en redes, integración con mayoristas ni facturación.</w:t>
       </w:r>
     </w:p>
     <w:p>
@@ -29171,7 +28646,7 @@
         </w:numPr>
       </w:pPr>
       <w:r>
-        <w:t xml:space="preserve">Lee el estado del proyecto, la bitácora de sesiones y la memoria del proyecto.</w:t>
+        <w:t xml:space="preserve">No aprobar ni formalizar nada sin la aprobación explícita del equipo, y no inventar datos del negocio: si falta información, avanzar con una propuesta marcada como borrador.</w:t>
       </w:r>
     </w:p>
     <w:p>
@@ -29183,7 +28658,7 @@
         </w:numPr>
       </w:pPr>
       <w:r>
-        <w:t xml:space="preserve">Comprueba que estén disponibles las skills compartidas del equipo.</w:t>
+        <w:t xml:space="preserve">Cuando dos documentos se contradicen, aplicar el orden de autoridad (el relevamiento, después las decisiones aprobadas y después el resto) y resolverlo con una decisión, no eligiendo una versión en silencio.</w:t>
       </w:r>
     </w:p>
     <w:p>
@@ -29195,7 +28670,7 @@
         </w:numPr>
       </w:pPr>
       <w:r>
-        <w:t xml:space="preserve">Abre solo las notas relacionadas con la tarea, entrando por su índice, y consulta las decisiones relacionadas antes de proponer un cambio.</w:t>
+        <w:t xml:space="preserve">Preservar los cambios de los demás, no guardar credenciales en Git y no cambiar la identidad de Git de nadie.</w:t>
       </w:r>
     </w:p>
     <w:p>
@@ -29207,7 +28682,241 @@
           <w:b/>
           <w:bCs/>
         </w:rPr>
-        <w:t xml:space="preserve">Reglas de trabajo durante la sesión:</w:t>
+        <w:t xml:space="preserve">Cómo cierra cada sesión:</w:t>
+      </w:r>
+      <w:r>
+        <w:t xml:space="preserve"> </w:t>
+      </w:r>
+      <w:r>
+        <w:t xml:space="preserve">verifica el resultado, actualiza la memoria del proyecto, registra una entrada en la bitácora (quién, qué se hizo y qué quedó pendiente), revisa los cambios, hace un commit con la identidad de la persona, integra el trabajo remoto y lo sube.</w:t>
+      </w:r>
+    </w:p>
+    <w:bookmarkEnd w:id="209"/>
+    <w:bookmarkStart w:id="210" w:name="el-prompt-de-cada-sesión"/>
+    <w:p>
+      <w:pPr>
+        <w:pStyle w:val="Heading3"/>
+      </w:pPr>
+      <w:r>
+        <w:t xml:space="preserve">2. El prompt de cada sesión</w:t>
+      </w:r>
+    </w:p>
+    <w:p>
+      <w:pPr>
+        <w:pStyle w:val="FirstParagraph"/>
+      </w:pPr>
+      <w:r>
+        <w:t xml:space="preserve">Gracias a</w:t>
+      </w:r>
+      <w:r>
+        <w:t xml:space="preserve"> </w:t>
+      </w:r>
+      <w:r>
+        <w:rPr>
+          <w:rStyle w:val="VerbatimChar"/>
+        </w:rPr>
+        <w:t xml:space="preserve">CLAUDE.md</w:t>
+      </w:r>
+      <w:r>
+        <w:t xml:space="preserve">, el pedido con el que arranca una sesión puede ser corto. En Claude Code alcanza con:</w:t>
+      </w:r>
+    </w:p>
+    <w:p>
+      <w:pPr>
+        <w:pStyle w:val="BlockText"/>
+      </w:pPr>
+      <w:r>
+        <w:t xml:space="preserve">Hola, entrá en contexto.</w:t>
+      </w:r>
+    </w:p>
+    <w:p>
+      <w:pPr>
+        <w:pStyle w:val="FirstParagraph"/>
+      </w:pPr>
+      <w:r>
+        <w:t xml:space="preserve">Con eso el agente aplica todo el protocolo de arriba: saluda a la persona, le avisa qué tiene pendiente y resume el estado del proyecto. Después, cada pedido describe la tarea, por ejemplo «revisemos y decime qué falta» o «armá el entregable con el mismo formato Word que los demás».</w:t>
+      </w:r>
+    </w:p>
+    <w:p>
+      <w:pPr>
+        <w:pStyle w:val="BodyText"/>
+      </w:pPr>
+      <w:r>
+        <w:t xml:space="preserve">Cuando el agente se usa fuera de Claude Code, sin</w:t>
+      </w:r>
+      <w:r>
+        <w:t xml:space="preserve"> </w:t>
+      </w:r>
+      <w:r>
+        <w:rPr>
+          <w:rStyle w:val="VerbatimChar"/>
+        </w:rPr>
+        <w:t xml:space="preserve">CLAUDE.md</w:t>
+      </w:r>
+      <w:r>
+        <w:t xml:space="preserve">, el equipo arranca con este prompt:</w:t>
+      </w:r>
+    </w:p>
+    <w:p>
+      <w:pPr>
+        <w:pStyle w:val="BlockText"/>
+      </w:pPr>
+      <w:r>
+        <w:t xml:space="preserve">Leé</w:t>
+      </w:r>
+      <w:r>
+        <w:t xml:space="preserve"> </w:t>
+      </w:r>
+      <w:r>
+        <w:rPr>
+          <w:rStyle w:val="VerbatimChar"/>
+        </w:rPr>
+        <w:t xml:space="preserve">00-Inicio/Estado del proyecto.md</w:t>
+      </w:r>
+      <w:r>
+        <w:t xml:space="preserve">,</w:t>
+      </w:r>
+      <w:r>
+        <w:t xml:space="preserve"> </w:t>
+      </w:r>
+      <w:r>
+        <w:rPr>
+          <w:rStyle w:val="VerbatimChar"/>
+        </w:rPr>
+        <w:t xml:space="preserve">06-Desarrollo/Claude Code — memoria del proyecto.md</w:t>
+      </w:r>
+      <w:r>
+        <w:t xml:space="preserve"> </w:t>
+      </w:r>
+      <w:r>
+        <w:t xml:space="preserve">y las notas vinculadas a esta tarea. Respetá las decisiones en revisión y no formalices nada sin indicación del equipo. Al terminar, actualizá la memoria correspondiente y prepará un commit claro.</w:t>
+      </w:r>
+    </w:p>
+    <w:bookmarkEnd w:id="210"/>
+    <w:bookmarkStart w:id="211" w:name="Xbbc72242f95de202c66008c65626084fac6cdd5"/>
+    <w:p>
+      <w:pPr>
+        <w:pStyle w:val="Heading3"/>
+      </w:pPr>
+      <w:r>
+        <w:t xml:space="preserve">3. Prompts reutilizables: las skills del proyecto</w:t>
+      </w:r>
+    </w:p>
+    <w:p>
+      <w:pPr>
+        <w:pStyle w:val="FirstParagraph"/>
+      </w:pPr>
+      <w:r>
+        <w:t xml:space="preserve">Un procedimiento que se repite se escribe una vez como</w:t>
+      </w:r>
+      <w:r>
+        <w:t xml:space="preserve"> </w:t>
+      </w:r>
+      <w:r>
+        <w:rPr>
+          <w:b/>
+          <w:bCs/>
+        </w:rPr>
+        <w:t xml:space="preserve">skill</w:t>
+      </w:r>
+      <w:r>
+        <w:t xml:space="preserve">: un prompt con nombre, versionado en</w:t>
+      </w:r>
+      <w:r>
+        <w:t xml:space="preserve"> </w:t>
+      </w:r>
+      <w:r>
+        <w:rPr>
+          <w:rStyle w:val="VerbatimChar"/>
+        </w:rPr>
+        <w:t xml:space="preserve">.claude/skills/</w:t>
+      </w:r>
+      <w:r>
+        <w:t xml:space="preserve">, que el agente aplica cuando la tarea lo pide. Por ejemplo, la skill</w:t>
+      </w:r>
+      <w:r>
+        <w:t xml:space="preserve"> </w:t>
+      </w:r>
+      <w:r>
+        <w:rPr>
+          <w:rStyle w:val="VerbatimChar"/>
+        </w:rPr>
+        <w:t xml:space="preserve">gestionar-skills</w:t>
+      </w:r>
+      <w:r>
+        <w:t xml:space="preserve"> </w:t>
+      </w:r>
+      <w:r>
+        <w:t xml:space="preserve">indica cómo incorporar una skill nueva al proyecto:</w:t>
+      </w:r>
+    </w:p>
+    <w:p>
+      <w:pPr>
+        <w:pStyle w:val="BlockText"/>
+      </w:pPr>
+      <w:r>
+        <w:t xml:space="preserve">Gestiona, instala, crea, actualiza y comparte skills de Claude Code para Rumbo. Usar cuando alguien pida agregar, instalar, eliminar, revisar o distribuir una skill o un plugin con skills.</w:t>
+      </w:r>
+    </w:p>
+    <w:p>
+      <w:pPr>
+        <w:pStyle w:val="BlockText"/>
+      </w:pPr>
+      <w:r>
+        <w:t xml:space="preserve">Antes de actuar: leer el catálogo de skills compartidas, revisar las skills disponibles para evitar duplicados, identificar el origen, la versión, la licencia y los permisos, y decidir si corresponde una skill de proyecto o una dependencia externa.</w:t>
+      </w:r>
+    </w:p>
+    <w:p>
+      <w:pPr>
+        <w:pStyle w:val="FirstParagraph"/>
+      </w:pPr>
+      <w:r>
+        <w:t xml:space="preserve">Así, cualquier integrante obtiene el mismo resultado con el mismo pedido, porque el procedimiento vive en el repositorio y no en la memoria de una persona.</w:t>
+      </w:r>
+    </w:p>
+    <w:bookmarkEnd w:id="211"/>
+    <w:bookmarkEnd w:id="212"/>
+    <w:bookmarkEnd w:id="213"/>
+    <w:bookmarkStart w:id="220" w:name="modelado-con-mermaid.js"/>
+    <w:p>
+      <w:pPr>
+        <w:pStyle w:val="Heading1"/>
+      </w:pPr>
+      <w:r>
+        <w:t xml:space="preserve">8. Modelado con Mermaid.js</w:t>
+      </w:r>
+    </w:p>
+    <w:p>
+      <w:pPr>
+        <w:pStyle w:val="FirstParagraph"/>
+      </w:pPr>
+      <w:r>
+        <w:t xml:space="preserve">Todos los diagramas de Rumbo se escriben como</w:t>
+      </w:r>
+      <w:r>
+        <w:t xml:space="preserve"> </w:t>
+      </w:r>
+      <w:r>
+        <w:rPr>
+          <w:b/>
+          <w:bCs/>
+        </w:rPr>
+        <w:t xml:space="preserve">código Mermaid.js</w:t>
+      </w:r>
+      <w:r>
+        <w:t xml:space="preserve"> </w:t>
+      </w:r>
+      <w:r>
+        <w:t xml:space="preserve">dentro de la nota que los explica, y se exportan a imagen solo para los documentos y la presentación.</w:t>
+      </w:r>
+    </w:p>
+    <w:bookmarkStart w:id="214" w:name="por-qué-mermaid"/>
+    <w:p>
+      <w:pPr>
+        <w:pStyle w:val="Heading2"/>
+      </w:pPr>
+      <w:r>
+        <w:t xml:space="preserve">Por qué Mermaid</w:t>
       </w:r>
     </w:p>
     <w:p>
@@ -29219,88 +28928,17 @@
         </w:numPr>
       </w:pPr>
       <w:r>
-        <w:t xml:space="preserve">Escribir en español de Argentina, con importes en ARS y fechas</w:t>
-      </w:r>
-      <w:r>
-        <w:t xml:space="preserve"> </w:t>
-      </w:r>
-      <w:r>
-        <w:rPr>
-          <w:rStyle w:val="VerbatimChar"/>
-        </w:rPr>
-        <w:t xml:space="preserve">dd/mm/aa</w:t>
-      </w:r>
-      <w:r>
-        <w:t xml:space="preserve">, y respetar los nombres del lenguaje del negocio (</w:t>
-      </w:r>
-      <w:r>
-        <w:rPr>
-          <w:rStyle w:val="VerbatimChar"/>
-        </w:rPr>
-        <w:t xml:space="preserve">Cliente</w:t>
-      </w:r>
-      <w:r>
-        <w:t xml:space="preserve">,</w:t>
-      </w:r>
-      <w:r>
-        <w:t xml:space="preserve"> </w:t>
-      </w:r>
-      <w:r>
-        <w:rPr>
-          <w:rStyle w:val="VerbatimChar"/>
-        </w:rPr>
-        <w:t xml:space="preserve">Oportunidad</w:t>
-      </w:r>
-      <w:r>
-        <w:t xml:space="preserve">,</w:t>
-      </w:r>
-      <w:r>
-        <w:t xml:space="preserve"> </w:t>
-      </w:r>
-      <w:r>
-        <w:rPr>
-          <w:rStyle w:val="VerbatimChar"/>
-        </w:rPr>
-        <w:t xml:space="preserve">Cotización</w:t>
-      </w:r>
-      <w:r>
-        <w:t xml:space="preserve">,</w:t>
-      </w:r>
-      <w:r>
-        <w:t xml:space="preserve"> </w:t>
-      </w:r>
-      <w:r>
-        <w:rPr>
-          <w:rStyle w:val="VerbatimChar"/>
-        </w:rPr>
-        <w:t xml:space="preserve">Viaje</w:t>
-      </w:r>
-      <w:r>
-        <w:t xml:space="preserve">,</w:t>
-      </w:r>
-      <w:r>
-        <w:t xml:space="preserve"> </w:t>
-      </w:r>
-      <w:r>
-        <w:rPr>
-          <w:rStyle w:val="VerbatimChar"/>
-        </w:rPr>
-        <w:t xml:space="preserve">Pago</w:t>
-      </w:r>
-      <w:r>
-        <w:t xml:space="preserve">,</w:t>
-      </w:r>
-      <w:r>
-        <w:t xml:space="preserve"> </w:t>
-      </w:r>
-      <w:r>
-        <w:rPr>
-          <w:rStyle w:val="VerbatimChar"/>
-        </w:rPr>
-        <w:t xml:space="preserve">Alerta</w:t>
-      </w:r>
-      <w:r>
-        <w:t xml:space="preserve">…).</w:t>
+        <w:rPr>
+          <w:b/>
+          <w:bCs/>
+        </w:rPr>
+        <w:t xml:space="preserve">Diagramas como código:</w:t>
+      </w:r>
+      <w:r>
+        <w:t xml:space="preserve"> </w:t>
+      </w:r>
+      <w:r>
+        <w:t xml:space="preserve">el diagrama es texto, se versiona en Git junto con el resto del proyecto y cada cambio queda registrado con su autor. Dos personas no pisan el mismo diagrama sin que se note.</w:t>
       </w:r>
     </w:p>
     <w:p>
@@ -29312,7 +28950,17 @@
         </w:numPr>
       </w:pPr>
       <w:r>
-        <w:t xml:space="preserve">Respetar el alcance: no implementar pagos online, publicación automática en redes, integración con mayoristas ni facturación.</w:t>
+        <w:rPr>
+          <w:b/>
+          <w:bCs/>
+        </w:rPr>
+        <w:t xml:space="preserve">Una sola fuente:</w:t>
+      </w:r>
+      <w:r>
+        <w:t xml:space="preserve"> </w:t>
+      </w:r>
+      <w:r>
+        <w:t xml:space="preserve">la imagen se genera desde el código; nunca se edita a mano. Si cambia el modelo, se cambia el código y se vuelve a exportar.</w:t>
       </w:r>
     </w:p>
     <w:p>
@@ -29324,7 +28972,17 @@
         </w:numPr>
       </w:pPr>
       <w:r>
-        <w:t xml:space="preserve">No aprobar ni formalizar nada sin la aprobación explícita del equipo, y no inventar datos del negocio: si falta información, avanzar con una propuesta marcada como borrador.</w:t>
+        <w:rPr>
+          <w:b/>
+          <w:bCs/>
+        </w:rPr>
+        <w:t xml:space="preserve">Cobertura UML:</w:t>
+      </w:r>
+      <w:r>
+        <w:t xml:space="preserve"> </w:t>
+      </w:r>
+      <w:r>
+        <w:t xml:space="preserve">Mermaid dibuja de forma nativa diagramas de clases, de secuencia, de estados y entidad-relación. Los de casos de uso, actividad y C4 se representan con diagramas de flujo, con la notación de cada uno.</w:t>
       </w:r>
     </w:p>
     <w:p>
@@ -29336,134 +28994,27 @@
         </w:numPr>
       </w:pPr>
       <w:r>
-        <w:t xml:space="preserve">Cuando dos documentos se contradicen, aplicar el orden de autoridad (el relevamiento, después las decisiones aprobadas y después el resto) y resolverlo con una decisión, no eligiendo una versión en silencio.</w:t>
-      </w:r>
-    </w:p>
-    <w:p>
-      <w:pPr>
-        <w:pStyle w:val="Compact"/>
-        <w:numPr>
-          <w:ilvl w:val="0"/>
-          <w:numId w:val="1032"/>
-        </w:numPr>
-      </w:pPr>
-      <w:r>
-        <w:t xml:space="preserve">Preservar los cambios de los demás, no guardar credenciales en Git y no cambiar la identidad de Git de nadie.</w:t>
-      </w:r>
-    </w:p>
-    <w:p>
-      <w:pPr>
-        <w:pStyle w:val="FirstParagraph"/>
-      </w:pPr>
-      <w:r>
         <w:rPr>
           <w:b/>
           <w:bCs/>
         </w:rPr>
-        <w:t xml:space="preserve">Cómo cierra cada sesión:</w:t>
-      </w:r>
-      <w:r>
-        <w:t xml:space="preserve"> </w:t>
-      </w:r>
-      <w:r>
-        <w:t xml:space="preserve">verifica el resultado, actualiza la memoria del proyecto, registra una entrada en la bitácora (quién, qué se hizo y qué quedó pendiente), revisa los cambios, hace un commit con la identidad de la persona, integra el trabajo remoto y lo sube.</w:t>
-      </w:r>
-    </w:p>
-    <w:p>
-      <w:pPr>
-        <w:pStyle w:val="BodyText"/>
-      </w:pPr>
-      <w:r>
-        <w:rPr>
-          <w:b/>
-          <w:bCs/>
-        </w:rPr>
-        <w:t xml:space="preserve">Prompt inicial de ejemplo.</w:t>
-      </w:r>
-      <w:r>
-        <w:t xml:space="preserve"> </w:t>
-      </w:r>
-      <w:r>
-        <w:t xml:space="preserve">Cuando el agente se usa fuera de Claude Code, el equipo arranca la conversación con este pedido:</w:t>
-      </w:r>
-    </w:p>
-    <w:p>
-      <w:pPr>
-        <w:pStyle w:val="BlockText"/>
-      </w:pPr>
-      <w:r>
-        <w:t xml:space="preserve">Leé</w:t>
-      </w:r>
-      <w:r>
-        <w:t xml:space="preserve"> </w:t>
-      </w:r>
-      <w:r>
-        <w:rPr>
-          <w:rStyle w:val="VerbatimChar"/>
-        </w:rPr>
-        <w:t xml:space="preserve">00-Inicio/Estado del proyecto.md</w:t>
-      </w:r>
-      <w:r>
-        <w:t xml:space="preserve">,</w:t>
-      </w:r>
-      <w:r>
-        <w:t xml:space="preserve"> </w:t>
-      </w:r>
-      <w:r>
-        <w:rPr>
-          <w:rStyle w:val="VerbatimChar"/>
-        </w:rPr>
-        <w:t xml:space="preserve">06-Desarrollo/Claude Code — memoria del proyecto.md</w:t>
-      </w:r>
-      <w:r>
-        <w:t xml:space="preserve"> </w:t>
-      </w:r>
-      <w:r>
-        <w:t xml:space="preserve">y las notas vinculadas a esta tarea. Respetá las decisiones en revisión y no formalices nada sin indicación del equipo. Al terminar, actualizá la memoria correspondiente y prepará un commit claro.</w:t>
-      </w:r>
-    </w:p>
-    <w:bookmarkEnd w:id="215"/>
-    <w:bookmarkEnd w:id="216"/>
-    <w:bookmarkStart w:id="223" w:name="modelado-con-mermaid.js"/>
-    <w:p>
-      <w:pPr>
-        <w:pStyle w:val="Heading1"/>
-      </w:pPr>
-      <w:r>
-        <w:t xml:space="preserve">8. Modelado con Mermaid.js</w:t>
-      </w:r>
-    </w:p>
-    <w:p>
-      <w:pPr>
-        <w:pStyle w:val="FirstParagraph"/>
-      </w:pPr>
-      <w:r>
-        <w:t xml:space="preserve">Todos los diagramas de Rumbo se escriben como</w:t>
-      </w:r>
-      <w:r>
-        <w:t xml:space="preserve"> </w:t>
-      </w:r>
-      <w:r>
-        <w:rPr>
-          <w:b/>
-          <w:bCs/>
-        </w:rPr>
-        <w:t xml:space="preserve">código Mermaid.js</w:t>
-      </w:r>
-      <w:r>
-        <w:t xml:space="preserve"> </w:t>
-      </w:r>
-      <w:r>
-        <w:t xml:space="preserve">dentro de la nota que los explica, y se exportan a imagen solo para los documentos y la presentación.</w:t>
-      </w:r>
-    </w:p>
-    <w:bookmarkStart w:id="217" w:name="por-qué-mermaid"/>
+        <w:t xml:space="preserve">Gratis y portable:</w:t>
+      </w:r>
+      <w:r>
+        <w:t xml:space="preserve"> </w:t>
+      </w:r>
+      <w:r>
+        <w:t xml:space="preserve">no requiere cuenta ni licencia, y lo integran el editor del equipo (Obsidian) y GitHub.</w:t>
+      </w:r>
+    </w:p>
+    <w:bookmarkEnd w:id="214"/>
+    <w:bookmarkStart w:id="215" w:name="cómo-se-trabaja"/>
     <w:p>
       <w:pPr>
         <w:pStyle w:val="Heading2"/>
       </w:pPr>
       <w:r>
-        <w:t xml:space="preserve">Por qué Mermaid</w:t>
+        <w:t xml:space="preserve">Cómo se trabaja</w:t>
       </w:r>
     </w:p>
     <w:p>
@@ -29475,17 +29026,20 @@
         </w:numPr>
       </w:pPr>
       <w:r>
+        <w:t xml:space="preserve">Se usa el motor de diseño</w:t>
+      </w:r>
+      <w:r>
+        <w:t xml:space="preserve"> </w:t>
+      </w:r>
+      <w:r>
         <w:rPr>
           <w:b/>
           <w:bCs/>
         </w:rPr>
-        <w:t xml:space="preserve">Diagramas como código:</w:t>
-      </w:r>
-      <w:r>
-        <w:t xml:space="preserve"> </w:t>
-      </w:r>
-      <w:r>
-        <w:t xml:space="preserve">el diagrama es texto, se versiona en Git junto con el resto del proyecto y cada cambio queda registrado con su autor. Dos personas no pisan el mismo diagrama sin que se note.</w:t>
+        <w:t xml:space="preserve">ELK</w:t>
+      </w:r>
+      <w:r>
+        <w:t xml:space="preserve">, que dibuja líneas rectas y ortogonales y ordena mejor los diagramas grandes.</w:t>
       </w:r>
     </w:p>
     <w:p>
@@ -29497,17 +29051,31 @@
         </w:numPr>
       </w:pPr>
       <w:r>
-        <w:rPr>
-          <w:b/>
-          <w:bCs/>
-        </w:rPr>
-        <w:t xml:space="preserve">Una sola fuente:</w:t>
-      </w:r>
-      <w:r>
-        <w:t xml:space="preserve"> </w:t>
-      </w:r>
-      <w:r>
-        <w:t xml:space="preserve">la imagen se genera desde el código; nunca se edita a mano. Si cambia el modelo, se cambia el código y se vuelve a exportar.</w:t>
+        <w:t xml:space="preserve">Cada tipo de diagrama tiene un script que exporta sus imágenes con</w:t>
+      </w:r>
+      <w:r>
+        <w:t xml:space="preserve"> </w:t>
+      </w:r>
+      <w:r>
+        <w:rPr>
+          <w:rStyle w:val="VerbatimChar"/>
+        </w:rPr>
+        <w:t xml:space="preserve">mermaid-cli</w:t>
+      </w:r>
+      <w:r>
+        <w:t xml:space="preserve"> </w:t>
+      </w:r>
+      <w:r>
+        <w:t xml:space="preserve">(</w:t>
+      </w:r>
+      <w:r>
+        <w:rPr>
+          <w:rStyle w:val="VerbatimChar"/>
+        </w:rPr>
+        <w:t xml:space="preserve">npx @mermaid-js/mermaid-cli</w:t>
+      </w:r>
+      <w:r>
+        <w:t xml:space="preserve">), en alta resolución para que se lean impresas.</w:t>
       </w:r>
     </w:p>
     <w:p>
@@ -29516,121 +29084,6 @@
         <w:numPr>
           <w:ilvl w:val="0"/>
           <w:numId w:val="1033"/>
-        </w:numPr>
-      </w:pPr>
-      <w:r>
-        <w:rPr>
-          <w:b/>
-          <w:bCs/>
-        </w:rPr>
-        <w:t xml:space="preserve">Cobertura UML:</w:t>
-      </w:r>
-      <w:r>
-        <w:t xml:space="preserve"> </w:t>
-      </w:r>
-      <w:r>
-        <w:t xml:space="preserve">Mermaid dibuja de forma nativa diagramas de clases, de secuencia, de estados y entidad-relación. Los de casos de uso, actividad y C4 se representan con diagramas de flujo, con la notación de cada uno.</w:t>
-      </w:r>
-    </w:p>
-    <w:p>
-      <w:pPr>
-        <w:pStyle w:val="Compact"/>
-        <w:numPr>
-          <w:ilvl w:val="0"/>
-          <w:numId w:val="1033"/>
-        </w:numPr>
-      </w:pPr>
-      <w:r>
-        <w:rPr>
-          <w:b/>
-          <w:bCs/>
-        </w:rPr>
-        <w:t xml:space="preserve">Gratis y portable:</w:t>
-      </w:r>
-      <w:r>
-        <w:t xml:space="preserve"> </w:t>
-      </w:r>
-      <w:r>
-        <w:t xml:space="preserve">no requiere cuenta ni licencia, y lo integran el editor del equipo (Obsidian) y GitHub.</w:t>
-      </w:r>
-    </w:p>
-    <w:bookmarkEnd w:id="217"/>
-    <w:bookmarkStart w:id="218" w:name="cómo-se-trabaja"/>
-    <w:p>
-      <w:pPr>
-        <w:pStyle w:val="Heading2"/>
-      </w:pPr>
-      <w:r>
-        <w:t xml:space="preserve">Cómo se trabaja</w:t>
-      </w:r>
-    </w:p>
-    <w:p>
-      <w:pPr>
-        <w:pStyle w:val="Compact"/>
-        <w:numPr>
-          <w:ilvl w:val="0"/>
-          <w:numId w:val="1034"/>
-        </w:numPr>
-      </w:pPr>
-      <w:r>
-        <w:t xml:space="preserve">Se usa el motor de diseño</w:t>
-      </w:r>
-      <w:r>
-        <w:t xml:space="preserve"> </w:t>
-      </w:r>
-      <w:r>
-        <w:rPr>
-          <w:b/>
-          <w:bCs/>
-        </w:rPr>
-        <w:t xml:space="preserve">ELK</w:t>
-      </w:r>
-      <w:r>
-        <w:t xml:space="preserve">, que dibuja líneas rectas y ortogonales y ordena mejor los diagramas grandes.</w:t>
-      </w:r>
-    </w:p>
-    <w:p>
-      <w:pPr>
-        <w:pStyle w:val="Compact"/>
-        <w:numPr>
-          <w:ilvl w:val="0"/>
-          <w:numId w:val="1034"/>
-        </w:numPr>
-      </w:pPr>
-      <w:r>
-        <w:t xml:space="preserve">Cada tipo de diagrama tiene un script que exporta sus imágenes con</w:t>
-      </w:r>
-      <w:r>
-        <w:t xml:space="preserve"> </w:t>
-      </w:r>
-      <w:r>
-        <w:rPr>
-          <w:rStyle w:val="VerbatimChar"/>
-        </w:rPr>
-        <w:t xml:space="preserve">mermaid-cli</w:t>
-      </w:r>
-      <w:r>
-        <w:t xml:space="preserve"> </w:t>
-      </w:r>
-      <w:r>
-        <w:t xml:space="preserve">(</w:t>
-      </w:r>
-      <w:r>
-        <w:rPr>
-          <w:rStyle w:val="VerbatimChar"/>
-        </w:rPr>
-        <w:t xml:space="preserve">npx @mermaid-js/mermaid-cli</w:t>
-      </w:r>
-      <w:r>
-        <w:t xml:space="preserve">), en alta resolución para que se lean impresas.</w:t>
-      </w:r>
-    </w:p>
-    <w:p>
-      <w:pPr>
-        <w:pStyle w:val="Compact"/>
-        <w:numPr>
-          <w:ilvl w:val="0"/>
-          <w:numId w:val="1034"/>
         </w:numPr>
       </w:pPr>
       <w:r>
@@ -29915,8 +29368,8 @@
         </w:tc>
       </w:tr>
     </w:tbl>
-    <w:bookmarkEnd w:id="218"/>
-    <w:bookmarkStart w:id="222" w:name="ejemplo-1"/>
+    <w:bookmarkEnd w:id="215"/>
+    <w:bookmarkStart w:id="219" w:name="ejemplo"/>
     <w:p>
       <w:pPr>
         <w:pStyle w:val="Heading2"/>
@@ -29998,18 +29451,18 @@
           <wp:inline>
             <wp:extent cx="5753100" cy="594389"/>
             <wp:effectExtent b="0" l="0" r="0" t="0"/>
-            <wp:docPr descr="Imagen generada desde el código de arriba." title="" id="220" name="Picture"/>
+            <wp:docPr descr="Imagen generada desde el código de arriba." title="" id="217" name="Picture"/>
             <a:graphic>
               <a:graphicData uri="http://schemas.openxmlformats.org/drawingml/2006/picture">
                 <pic:pic>
                   <pic:nvPicPr>
-                    <pic:cNvPr descr="DES-pipeline-calidad.png" id="221" name="Picture"/>
+                    <pic:cNvPr descr="DES-pipeline-calidad.png" id="218" name="Picture"/>
                     <pic:cNvPicPr>
                       <a:picLocks noChangeArrowheads="1" noChangeAspect="1"/>
                     </pic:cNvPicPr>
                   </pic:nvPicPr>
                   <pic:blipFill>
-                    <a:blip r:embed="rId219"/>
+                    <a:blip r:embed="rId216"/>
                     <a:stretch>
                       <a:fillRect/>
                     </a:stretch>
@@ -30044,9 +29497,9 @@
         <w:t xml:space="preserve">Imagen generada desde el código de arriba.</w:t>
       </w:r>
     </w:p>
-    <w:bookmarkEnd w:id="222"/>
-    <w:bookmarkEnd w:id="223"/>
-    <w:bookmarkStart w:id="224" w:name="X22ac271ac10ccb082b4a2722bfce6c34065f14e"/>
+    <w:bookmarkEnd w:id="219"/>
+    <w:bookmarkEnd w:id="220"/>
+    <w:bookmarkStart w:id="221" w:name="X22ac271ac10ccb082b4a2722bfce6c34065f14e"/>
     <w:p>
       <w:pPr>
         <w:pStyle w:val="Heading1"/>
@@ -30344,19 +29797,37 @@
               <w:pStyle w:val="Compact"/>
             </w:pPr>
             <w:r>
+              <w:t xml:space="preserve">Los prompts con los que se construyó el producto:</w:t>
+            </w:r>
+            <w:r>
+              <w:t xml:space="preserve"> </w:t>
+            </w:r>
+            <w:r>
               <w:rPr>
                 <w:rStyle w:val="VerbatimChar"/>
               </w:rPr>
               <w:t xml:space="preserve">CLAUDE.md</w:t>
             </w:r>
             <w:r>
-              <w:t xml:space="preserve">, las instrucciones del agente de desarrollo.</w:t>
+              <w:t xml:space="preserve">, el prompt de sistema del agente de desarrollo, y la skill del proyecto</w:t>
+            </w:r>
+            <w:r>
+              <w:t xml:space="preserve"> </w:t>
+            </w:r>
+            <w:r>
+              <w:rPr>
+                <w:rStyle w:val="VerbatimChar"/>
+              </w:rPr>
+              <w:t xml:space="preserve">gestionar-skills</w:t>
+            </w:r>
+            <w:r>
+              <w:t xml:space="preserve">.</w:t>
             </w:r>
           </w:p>
         </w:tc>
       </w:tr>
     </w:tbl>
-    <w:bookmarkEnd w:id="224"/>
+    <w:bookmarkEnd w:id="221"/>
     <w:sectPr>
       <w:footerReference r:id="rId40" w:type="default"/>
       <w:footnotePr>
@@ -30858,9 +30329,6 @@
     <w:abstractNumId w:val="991"/>
   </w:num>
   <w:num w:numId="1030">
-    <w:abstractNumId w:val="991"/>
-  </w:num>
-  <w:num w:numId="1031">
     <w:abstractNumId w:val="99411"/>
     <w:lvlOverride w:ilvl="0">
       <w:startOverride w:val="1"/>
@@ -30890,13 +30358,13 @@
       <w:startOverride w:val="1"/>
     </w:lvlOverride>
   </w:num>
+  <w:num w:numId="1031">
+    <w:abstractNumId w:val="991"/>
+  </w:num>
   <w:num w:numId="1032">
     <w:abstractNumId w:val="991"/>
   </w:num>
   <w:num w:numId="1033">
-    <w:abstractNumId w:val="991"/>
-  </w:num>
-  <w:num w:numId="1034">
     <w:abstractNumId w:val="991"/>
   </w:num>
 </w:numbering>

--- a/07-Entregables/PC1/Rumbo — PC1.docx
+++ b/07-Entregables/PC1/Rumbo — PC1.docx
@@ -4360,7 +4360,7 @@
         <w:t xml:space="preserve"> </w:t>
       </w:r>
       <w:r>
-        <w:t xml:space="preserve">los once módulos (clientes, oportunidades y cotizaciones, viajes, economía y pagos, alertas, configuración, hoteles, redes, dashboard, calendario y usuarios), mostrando a cada rol solo lo que le corresponde: el</w:t>
+        <w:t xml:space="preserve">los once módulos (clientes, oportunidades y cotizaciones, viajes, economía y pagos, alertas, configuración, hoteles, redes, dashboard, calendario y seguridad), mostrando a cada rol solo lo que le corresponde: el</w:t>
       </w:r>
       <w:r>
         <w:t xml:space="preserve"> </w:t>
@@ -4394,7 +4394,7 @@
         <w:t xml:space="preserve"> </w:t>
       </w:r>
       <w:r>
-        <w:t xml:space="preserve">la agenda y las alertas del día y la consulta de clientes, para el uso fuera de la oficina.</w:t>
+        <w:t xml:space="preserve">la agenda, las alertas del día y los clientes, para el uso fuera de la oficina.</w:t>
       </w:r>
     </w:p>
     <w:p>

--- a/07-Entregables/PC1/Rumbo — PC1.docx
+++ b/07-Entregables/PC1/Rumbo — PC1.docx
@@ -76,7 +76,7 @@
         </w:p>
       </w:sdtContent>
     </w:sdt>
-    <w:bookmarkStart w:id="49" w:name="presentación-del-documento"/>
+    <w:bookmarkStart w:id="49" w:name="_2a5b5c0947b7aeeb105ed3e7566d79104e5ab9b"/>
     <w:p>
       <w:pPr>
         <w:pStyle w:val="Heading1"/>
@@ -356,7 +356,7 @@
       </w:r>
     </w:p>
     <w:bookmarkEnd w:id="49"/>
-    <w:bookmarkStart w:id="71" w:name="definición-del-problema"/>
+    <w:bookmarkStart w:id="71" w:name="_059a05693c5c205393cae897afd1f2714138a47"/>
     <w:p>
       <w:pPr>
         <w:pStyle w:val="Heading1"/>
@@ -365,7 +365,7 @@
         <w:t xml:space="preserve">1. Definición del problema</w:t>
       </w:r>
     </w:p>
-    <w:bookmarkStart w:id="64" w:name="antecedentes"/>
+    <w:bookmarkStart w:id="64" w:name="_antecedentes"/>
     <w:p>
       <w:pPr>
         <w:pStyle w:val="Heading2"/>
@@ -382,7 +382,7 @@
         <w:t xml:space="preserve">Cómo resuelve hoy la agencia la gestión que Rumbo viene a ordenar, y qué ofrecen las herramientas que ya existen en el mercado. Junto con Objetivos del sistema, Justificación del sistema y Alcance y fuera de alcance completa la presentación general del proyecto.</w:t>
       </w:r>
     </w:p>
-    <w:bookmarkStart w:id="50" w:name="cómo-trabaja-hoy-la-agencia"/>
+    <w:bookmarkStart w:id="50" w:name="_b52d46e0128e5c503f7da85ae66b04c390f9b7d"/>
     <w:p>
       <w:pPr>
         <w:pStyle w:val="Heading3"/>
@@ -585,7 +585,7 @@
       </w:r>
     </w:p>
     <w:bookmarkEnd w:id="50"/>
-    <w:bookmarkStart w:id="62" w:name="qué-ofrece-el-mercado"/>
+    <w:bookmarkStart w:id="62" w:name="_dcabb65fa182ae88e44815e09774485a7259a07"/>
     <w:p>
       <w:pPr>
         <w:pStyle w:val="Heading3"/>
@@ -602,7 +602,7 @@
         <w:t xml:space="preserve">Se revisaron tres grupos de herramientas. La información de los productos surge de su documentación pública, consultada el 30/09/26; no se probó ninguno en profundidad.</w:t>
       </w:r>
     </w:p>
-    <w:bookmarkStart w:id="51" w:name="X9782274f35e89f72c06a189af852fc39d146154"/>
+    <w:bookmarkStart w:id="51" w:name="_9782274f35e89f72c06a189af852fc39d146154"/>
     <w:p>
       <w:pPr>
         <w:pStyle w:val="Heading4"/>
@@ -620,7 +620,7 @@
       </w:r>
     </w:p>
     <w:bookmarkEnd w:id="51"/>
-    <w:bookmarkStart w:id="54" w:name="Xf5d2f6a7cd6b7d2b50e0f5b2b691ab9630d59bb"/>
+    <w:bookmarkStart w:id="54" w:name="_f5d2f6a7cd6b7d2b50e0f5b2b691ab9630d59bb"/>
     <w:p>
       <w:pPr>
         <w:pStyle w:val="Heading4"/>
@@ -697,7 +697,7 @@
       </w:r>
     </w:p>
     <w:bookmarkEnd w:id="54"/>
-    <w:bookmarkStart w:id="60" w:name="software-específico-de-turismo"/>
+    <w:bookmarkStart w:id="60" w:name="_13db63aab377ac911e18159bd02410fb6ca0c65"/>
     <w:p>
       <w:pPr>
         <w:pStyle w:val="Heading4"/>
@@ -812,7 +812,7 @@
       </w:r>
     </w:p>
     <w:bookmarkEnd w:id="60"/>
-    <w:bookmarkStart w:id="61" w:name="X40dfb3e71d2461426dc06aea8fec990643b5a60"/>
+    <w:bookmarkStart w:id="61" w:name="_40dfb3e71d2461426dc06aea8fec990643b5a60"/>
     <w:p>
       <w:pPr>
         <w:pStyle w:val="Heading4"/>
@@ -1354,7 +1354,7 @@
     </w:tbl>
     <w:p>
       <w:pPr>
-        <w:pStyle w:val="BodyText"/>
+        <w:pStyle w:val="FirstParagraph"/>
       </w:pPr>
       <w:r>
         <w:t xml:space="preserve">Los casilleros «no se encontró» indican que la documentación pública consultada no lo menciona, no que el producto no lo tenga.</w:t>
@@ -1362,7 +1362,7 @@
     </w:p>
     <w:bookmarkEnd w:id="61"/>
     <w:bookmarkEnd w:id="62"/>
-    <w:bookmarkStart w:id="63" w:name="por-qué-no-alcanzan"/>
+    <w:bookmarkStart w:id="63" w:name="_eecc6b713304dcd1ad50fcc3e7c842ec0bc10de"/>
     <w:p>
       <w:pPr>
         <w:pStyle w:val="Heading3"/>
@@ -1493,7 +1493,7 @@
     </w:p>
     <w:bookmarkEnd w:id="63"/>
     <w:bookmarkEnd w:id="64"/>
-    <w:bookmarkStart w:id="70" w:name="justificación"/>
+    <w:bookmarkStart w:id="70" w:name="_justificación"/>
     <w:p>
       <w:pPr>
         <w:pStyle w:val="Heading2"/>
@@ -1510,7 +1510,7 @@
         <w:t xml:space="preserve">Por qué vale la pena construir Rumbo: el trabajo manual de la agencia genera problemas concretos que un sistema a medida resuelve mejor que Excel o un CRM genérico.</w:t>
       </w:r>
     </w:p>
-    <w:bookmarkStart w:id="65" w:name="un-problema-real-y-costoso"/>
+    <w:bookmarkStart w:id="65" w:name="_c7ee984505b989930c7002ed7d14dc2a583b677"/>
     <w:p>
       <w:pPr>
         <w:pStyle w:val="Heading3"/>
@@ -1528,7 +1528,7 @@
       </w:r>
     </w:p>
     <w:bookmarkEnd w:id="65"/>
-    <w:bookmarkStart w:id="66" w:name="el-activo-son-los-clientes-fieles"/>
+    <w:bookmarkStart w:id="66" w:name="_bcb18ff23c9790a3bc5f475aa54cd2d7bb7a181"/>
     <w:p>
       <w:pPr>
         <w:pStyle w:val="Heading3"/>
@@ -1546,7 +1546,7 @@
       </w:r>
     </w:p>
     <w:bookmarkEnd w:id="66"/>
-    <w:bookmarkStart w:id="67" w:name="las-herramientas-genéricas-no-alcanzan"/>
+    <w:bookmarkStart w:id="67" w:name="_2c6df473dc962c50d524108d2ec09a58d65ac62"/>
     <w:p>
       <w:pPr>
         <w:pStyle w:val="Heading3"/>
@@ -1564,7 +1564,7 @@
       </w:r>
     </w:p>
     <w:bookmarkEnd w:id="67"/>
-    <w:bookmarkStart w:id="68" w:name="impacto-esperado"/>
+    <w:bookmarkStart w:id="68" w:name="_5c0b4654f6070ef3069f6c0371763ca8d433c3a"/>
     <w:p>
       <w:pPr>
         <w:pStyle w:val="Heading3"/>
@@ -1582,7 +1582,7 @@
       </w:r>
     </w:p>
     <w:bookmarkEnd w:id="68"/>
-    <w:bookmarkStart w:id="69" w:name="como-proyecto-integrador"/>
+    <w:bookmarkStart w:id="69" w:name="_f7c04e9d36502e5b8e5642399788672bb0f01ab"/>
     <w:p>
       <w:pPr>
         <w:pStyle w:val="Heading3"/>
@@ -1602,7 +1602,7 @@
     <w:bookmarkEnd w:id="69"/>
     <w:bookmarkEnd w:id="70"/>
     <w:bookmarkEnd w:id="71"/>
-    <w:bookmarkStart w:id="86" w:name="alcance-y-límites"/>
+    <w:bookmarkStart w:id="86" w:name="_097a42fb28ca83057c18929fac5d1647a5bad92"/>
     <w:p>
       <w:pPr>
         <w:pStyle w:val="Heading1"/>
@@ -1611,7 +1611,7 @@
         <w:t xml:space="preserve">2. Alcance y límites</w:t>
       </w:r>
     </w:p>
-    <w:bookmarkStart w:id="72" w:name="objetivos"/>
+    <w:bookmarkStart w:id="72" w:name="_objetivos"/>
     <w:p>
       <w:pPr>
         <w:pStyle w:val="Heading2"/>
@@ -1774,7 +1774,7 @@
       </w:r>
     </w:p>
     <w:bookmarkEnd w:id="72"/>
-    <w:bookmarkStart w:id="77" w:name="alcance-y-límites-del-sistema"/>
+    <w:bookmarkStart w:id="77" w:name="_4365ea206e49f4d3c798c61b462ae9f19d51e2a"/>
     <w:p>
       <w:pPr>
         <w:pStyle w:val="Heading2"/>
@@ -1783,7 +1783,7 @@
         <w:t xml:space="preserve">Alcance y límites del sistema</w:t>
       </w:r>
     </w:p>
-    <w:bookmarkStart w:id="73" w:name="módulos-incluidos-web-y-mobile"/>
+    <w:bookmarkStart w:id="73" w:name="_6f315030b9da1219c587925851de856121f3650"/>
     <w:p>
       <w:pPr>
         <w:pStyle w:val="Heading3"/>
@@ -2035,7 +2035,7 @@
       </w:r>
     </w:p>
     <w:bookmarkEnd w:id="73"/>
-    <w:bookmarkStart w:id="74" w:name="fuera-de-alcance-esta-etapa"/>
+    <w:bookmarkStart w:id="74" w:name="_35961158c365b0e74dd3e937055cf45b23840ff"/>
     <w:p>
       <w:pPr>
         <w:pStyle w:val="Heading3"/>
@@ -2200,7 +2200,7 @@
       </w:r>
     </w:p>
     <w:bookmarkEnd w:id="74"/>
-    <w:bookmarkStart w:id="75" w:name="incluido-explícitamente"/>
+    <w:bookmarkStart w:id="75" w:name="_09f5115effa1956bd50e1c6fbe2603cb435c77a"/>
     <w:p>
       <w:pPr>
         <w:pStyle w:val="Heading3"/>
@@ -2283,7 +2283,7 @@
       </w:r>
     </w:p>
     <w:bookmarkEnd w:id="75"/>
-    <w:bookmarkStart w:id="76" w:name="fase-2-fuera-de-esta-etapa"/>
+    <w:bookmarkStart w:id="76" w:name="_240f231ea7ed082ae76975e252a43900ac3d238"/>
     <w:p>
       <w:pPr>
         <w:pStyle w:val="Heading3"/>
@@ -2360,7 +2360,7 @@
     </w:p>
     <w:bookmarkEnd w:id="76"/>
     <w:bookmarkEnd w:id="77"/>
-    <w:bookmarkStart w:id="84" w:name="actores"/>
+    <w:bookmarkStart w:id="84" w:name="_actores"/>
     <w:p>
       <w:pPr>
         <w:pStyle w:val="Heading2"/>
@@ -2377,7 +2377,7 @@
         <w:t xml:space="preserve">En una PyME una misma persona puede cubrir varios roles.</w:t>
       </w:r>
     </w:p>
-    <w:bookmarkStart w:id="78" w:name="empleado-asesor-usuario-principal"/>
+    <w:bookmarkStart w:id="78" w:name="_714b8deabe395ced8a6e60fd7261ffdfb2edf05"/>
     <w:p>
       <w:pPr>
         <w:pStyle w:val="Heading3"/>
@@ -2455,7 +2455,7 @@
       </w:r>
     </w:p>
     <w:bookmarkEnd w:id="78"/>
-    <w:bookmarkStart w:id="79" w:name="administrador-configuración-y-operación"/>
+    <w:bookmarkStart w:id="79" w:name="_35991680d4e6a786826e5436c78c0643863d0f3"/>
     <w:p>
       <w:pPr>
         <w:pStyle w:val="Heading3"/>
@@ -2524,7 +2524,7 @@
       </w:r>
     </w:p>
     <w:bookmarkEnd w:id="79"/>
-    <w:bookmarkStart w:id="80" w:name="dueñoa-visión-del-negocio"/>
+    <w:bookmarkStart w:id="80" w:name="_ddbf33ac140e93ff06d720c84f0b0107c68180a"/>
     <w:p>
       <w:pPr>
         <w:pStyle w:val="Heading3"/>
@@ -2580,7 +2580,7 @@
       </w:r>
     </w:p>
     <w:bookmarkEnd w:id="80"/>
-    <w:bookmarkStart w:id="81" w:name="X6c0ef285ed268354d46c074c14239c2805ce85b"/>
+    <w:bookmarkStart w:id="81" w:name="_6c0ef285ed268354d46c074c14239c2805ce85b"/>
     <w:p>
       <w:pPr>
         <w:pStyle w:val="Heading3"/>
@@ -2664,7 +2664,7 @@
       </w:r>
     </w:p>
     <w:bookmarkEnd w:id="81"/>
-    <w:bookmarkStart w:id="82" w:name="X8f5e30d3a5e8695bc0eada9c82b6705f97940fc"/>
+    <w:bookmarkStart w:id="82" w:name="_8f5e30d3a5e8695bc0eada9c82b6705f97940fc"/>
     <w:p>
       <w:pPr>
         <w:pStyle w:val="Heading3"/>
@@ -2765,7 +2765,7 @@
       </w:r>
     </w:p>
     <w:bookmarkEnd w:id="82"/>
-    <w:bookmarkStart w:id="83" w:name="pasajero-cliente-actor-externo"/>
+    <w:bookmarkStart w:id="83" w:name="_a550c6261a2d4ef2d9925a03ddec5b0dad31a92"/>
     <w:p>
       <w:pPr>
         <w:pStyle w:val="Heading3"/>
@@ -2810,7 +2810,7 @@
     </w:p>
     <w:bookmarkEnd w:id="83"/>
     <w:bookmarkEnd w:id="84"/>
-    <w:bookmarkStart w:id="85" w:name="casos-de-uso"/>
+    <w:bookmarkStart w:id="85" w:name="_c4dbb948d9a4d1da7a91cbdb79dbdfeeb9ed798"/>
     <w:p>
       <w:pPr>
         <w:pStyle w:val="Heading2"/>
@@ -4131,7 +4131,7 @@
     </w:tbl>
     <w:bookmarkEnd w:id="85"/>
     <w:bookmarkEnd w:id="86"/>
-    <w:bookmarkStart w:id="119" w:name="X722be2f60fc2971c65b86de7ec826523eae6fbd"/>
+    <w:bookmarkStart w:id="119" w:name="_722be2f60fc2971c65b86de7ec826523eae6fbd"/>
     <w:p>
       <w:pPr>
         <w:pStyle w:val="Heading1"/>
@@ -4242,7 +4242,7 @@
         <w:t xml:space="preserve">Modelo conceptual por capa.</w:t>
       </w:r>
     </w:p>
-    <w:bookmarkStart w:id="90" w:name="frontend"/>
+    <w:bookmarkStart w:id="90" w:name="_frontend"/>
     <w:p>
       <w:pPr>
         <w:pStyle w:val="Heading2"/>
@@ -4345,8 +4345,8 @@
       <w:pPr>
         <w:pStyle w:val="Compact"/>
         <w:numPr>
-          <w:ilvl w:val="0"/>
-          <w:numId w:val="1010"/>
+          <w:ilvl w:val="1"/>
+          <w:numId w:val="1011"/>
         </w:numPr>
       </w:pPr>
       <w:r>
@@ -4373,6 +4373,28 @@
       </w:r>
       <w:r>
         <w:t xml:space="preserve">, por ejemplo, no ve el módulo de redes ni puede cargar hoteles.</w:t>
+      </w:r>
+    </w:p>
+    <w:p>
+      <w:pPr>
+        <w:pStyle w:val="Compact"/>
+        <w:numPr>
+          <w:ilvl w:val="1"/>
+          <w:numId w:val="1011"/>
+        </w:numPr>
+      </w:pPr>
+      <w:r>
+        <w:rPr>
+          <w:b/>
+          <w:bCs/>
+        </w:rPr>
+        <w:t xml:space="preserve">Mobile:</w:t>
+      </w:r>
+      <w:r>
+        <w:t xml:space="preserve"> </w:t>
+      </w:r>
+      <w:r>
+        <w:t xml:space="preserve">la agenda, las alertas del día y los clientes, para el uso fuera de la oficina.</w:t>
       </w:r>
     </w:p>
     <w:p>
@@ -4388,13 +4410,23 @@
           <w:b/>
           <w:bCs/>
         </w:rPr>
-        <w:t xml:space="preserve">Mobile:</w:t>
-      </w:r>
-      <w:r>
-        <w:t xml:space="preserve"> </w:t>
-      </w:r>
-      <w:r>
-        <w:t xml:space="preserve">la agenda, las alertas del día y los clientes, para el uso fuera de la oficina.</w:t>
+        <w:t xml:space="preserve">Qué no hace:</w:t>
+      </w:r>
+      <w:r>
+        <w:t xml:space="preserve"> </w:t>
+      </w:r>
+      <w:r>
+        <w:t xml:space="preserve">no decide reglas del negocio ni permisos (el backend los vuelve a verificar siempre) y no guarda datos del negocio en el equipo.</w:t>
+      </w:r>
+    </w:p>
+    <w:bookmarkEnd w:id="90"/>
+    <w:bookmarkStart w:id="91" w:name="_57b1ca573bb37fea15b0ad00cdc41c4f9c02bd1"/>
+    <w:p>
+      <w:pPr>
+        <w:pStyle w:val="Heading2"/>
+      </w:pPr>
+      <w:r>
+        <w:t xml:space="preserve">Backend de negocio</w:t>
       </w:r>
     </w:p>
     <w:p>
@@ -4402,7 +4434,7 @@
         <w:pStyle w:val="Compact"/>
         <w:numPr>
           <w:ilvl w:val="0"/>
-          <w:numId w:val="1010"/>
+          <w:numId w:val="1012"/>
         </w:numPr>
       </w:pPr>
       <w:r>
@@ -4410,23 +4442,26 @@
           <w:b/>
           <w:bCs/>
         </w:rPr>
-        <w:t xml:space="preserve">Qué no hace:</w:t>
-      </w:r>
-      <w:r>
-        <w:t xml:space="preserve"> </w:t>
-      </w:r>
-      <w:r>
-        <w:t xml:space="preserve">no decide reglas del negocio ni permisos (el backend los vuelve a verificar siempre) y no guarda datos del negocio en el equipo.</w:t>
-      </w:r>
-    </w:p>
-    <w:bookmarkEnd w:id="90"/>
-    <w:bookmarkStart w:id="91" w:name="backend-de-negocio"/>
-    <w:p>
-      <w:pPr>
-        <w:pStyle w:val="Heading2"/>
-      </w:pPr>
-      <w:r>
-        <w:t xml:space="preserve">Backend de negocio</w:t>
+        <w:t xml:space="preserve">Responsabilidades:</w:t>
+      </w:r>
+      <w:r>
+        <w:t xml:space="preserve"> </w:t>
+      </w:r>
+      <w:r>
+        <w:t xml:space="preserve">ser la</w:t>
+      </w:r>
+      <w:r>
+        <w:t xml:space="preserve"> </w:t>
+      </w:r>
+      <w:r>
+        <w:rPr>
+          <w:b/>
+          <w:bCs/>
+        </w:rPr>
+        <w:t xml:space="preserve">única puerta al dominio</w:t>
+      </w:r>
+      <w:r>
+        <w:t xml:space="preserve">. Autentica a cada usuario y aplica la visibilidad y los permisos de su rol; ejecuta cada caso de uso completo en una transacción; aplica las transiciones de estado de las entidades y rechaza las inválidas; calcula lo que el cliente no debe calcular (ganancia, margen, saldo, porcentaje pagado); registra quién hizo cada cambio; y corre todos los días a las 00:00 el proceso automático que vence pagos y cotizaciones y genera las alertas.</w:t>
       </w:r>
     </w:p>
     <w:p>
@@ -4434,7 +4469,7 @@
         <w:pStyle w:val="Compact"/>
         <w:numPr>
           <w:ilvl w:val="0"/>
-          <w:numId w:val="1011"/>
+          <w:numId w:val="1012"/>
         </w:numPr>
       </w:pPr>
       <w:r>
@@ -4442,26 +4477,13 @@
           <w:b/>
           <w:bCs/>
         </w:rPr>
-        <w:t xml:space="preserve">Responsabilidades:</w:t>
-      </w:r>
-      <w:r>
-        <w:t xml:space="preserve"> </w:t>
-      </w:r>
-      <w:r>
-        <w:t xml:space="preserve">ser la</w:t>
-      </w:r>
-      <w:r>
-        <w:t xml:space="preserve"> </w:t>
-      </w:r>
-      <w:r>
-        <w:rPr>
-          <w:b/>
-          <w:bCs/>
-        </w:rPr>
-        <w:t xml:space="preserve">única puerta al dominio</w:t>
-      </w:r>
-      <w:r>
-        <w:t xml:space="preserve">. Autentica a cada usuario y aplica la visibilidad y los permisos de su rol; ejecuta cada caso de uso completo en una transacción; aplica las transiciones de estado de las entidades y rechaza las inválidas; calcula lo que el cliente no debe calcular (ganancia, margen, saldo, porcentaje pagado); registra quién hizo cada cambio; y corre todos los días a las 00:00 el proceso automático que vence pagos y cotizaciones y genera las alertas.</w:t>
+        <w:t xml:space="preserve">Tecnologías:</w:t>
+      </w:r>
+      <w:r>
+        <w:t xml:space="preserve"> </w:t>
+      </w:r>
+      <w:r>
+        <w:t xml:space="preserve">Python + FastAPI, Pydantic, SQLAlchemy 2.0 async, Alembic para las migraciones y LangChain para la llamada a Claude Sonnet 5.5.</w:t>
       </w:r>
     </w:p>
     <w:p>
@@ -4469,29 +4491,7 @@
         <w:pStyle w:val="Compact"/>
         <w:numPr>
           <w:ilvl w:val="0"/>
-          <w:numId w:val="1011"/>
-        </w:numPr>
-      </w:pPr>
-      <w:r>
-        <w:rPr>
-          <w:b/>
-          <w:bCs/>
-        </w:rPr>
-        <w:t xml:space="preserve">Tecnologías:</w:t>
-      </w:r>
-      <w:r>
-        <w:t xml:space="preserve"> </w:t>
-      </w:r>
-      <w:r>
-        <w:t xml:space="preserve">Python + FastAPI, Pydantic, SQLAlchemy 2.0 async, Alembic para las migraciones y LangChain para la llamada a Claude Sonnet 5.5.</w:t>
-      </w:r>
-    </w:p>
-    <w:p>
-      <w:pPr>
-        <w:pStyle w:val="Compact"/>
-        <w:numPr>
-          <w:ilvl w:val="0"/>
-          <w:numId w:val="1011"/>
+          <w:numId w:val="1012"/>
         </w:numPr>
       </w:pPr>
       <w:r>
@@ -4816,7 +4816,7 @@
         <w:pStyle w:val="Compact"/>
         <w:numPr>
           <w:ilvl w:val="0"/>
-          <w:numId w:val="1012"/>
+          <w:numId w:val="1013"/>
         </w:numPr>
       </w:pPr>
       <w:r>
@@ -4834,7 +4834,7 @@
       </w:r>
     </w:p>
     <w:bookmarkEnd w:id="91"/>
-    <w:bookmarkStart w:id="92" w:name="base-de-datos"/>
+    <w:bookmarkStart w:id="92" w:name="_ed09a744f7cc990db0634071c9135209fb325ba"/>
     <w:p>
       <w:pPr>
         <w:pStyle w:val="Heading2"/>
@@ -4848,7 +4848,7 @@
         <w:pStyle w:val="Compact"/>
         <w:numPr>
           <w:ilvl w:val="0"/>
-          <w:numId w:val="1013"/>
+          <w:numId w:val="1014"/>
         </w:numPr>
       </w:pPr>
       <w:r>
@@ -4870,7 +4870,7 @@
         <w:pStyle w:val="Compact"/>
         <w:numPr>
           <w:ilvl w:val="0"/>
-          <w:numId w:val="1013"/>
+          <w:numId w:val="1014"/>
         </w:numPr>
       </w:pPr>
       <w:r>
@@ -4892,7 +4892,7 @@
         <w:pStyle w:val="Compact"/>
         <w:numPr>
           <w:ilvl w:val="0"/>
-          <w:numId w:val="1013"/>
+          <w:numId w:val="1014"/>
         </w:numPr>
       </w:pPr>
       <w:r>
@@ -5286,7 +5286,7 @@
         <w:pStyle w:val="Compact"/>
         <w:numPr>
           <w:ilvl w:val="0"/>
-          <w:numId w:val="1014"/>
+          <w:numId w:val="1015"/>
         </w:numPr>
       </w:pPr>
       <w:r>
@@ -5308,7 +5308,7 @@
         <w:pStyle w:val="Compact"/>
         <w:numPr>
           <w:ilvl w:val="0"/>
-          <w:numId w:val="1014"/>
+          <w:numId w:val="1015"/>
         </w:numPr>
       </w:pPr>
       <w:r>
@@ -5326,7 +5326,7 @@
       </w:r>
     </w:p>
     <w:bookmarkEnd w:id="92"/>
-    <w:bookmarkStart w:id="118" w:name="interfaces-principales-del-prototipo"/>
+    <w:bookmarkStart w:id="118" w:name="_3325532741dcae4f4ee55660b95c257a9a25538"/>
     <w:p>
       <w:pPr>
         <w:pStyle w:val="Heading2"/>
@@ -5702,7 +5702,7 @@
     </w:p>
     <w:p>
       <w:pPr>
-        <w:pStyle w:val="BodyText"/>
+        <w:pStyle w:val="FirstParagraph"/>
       </w:pPr>
       <w:r>
         <w:drawing>
@@ -5794,7 +5794,7 @@
     </w:p>
     <w:bookmarkEnd w:id="118"/>
     <w:bookmarkEnd w:id="119"/>
-    <w:bookmarkStart w:id="168" w:name="modelo-de-flujo-gráficos-uml-y-c4"/>
+    <w:bookmarkStart w:id="168" w:name="_d96281c612f0249ca2caca601c2a22393d5930d"/>
     <w:p>
       <w:pPr>
         <w:pStyle w:val="Heading1"/>
@@ -5811,7 +5811,7 @@
         <w:t xml:space="preserve">Los diagramas de esta sección muestran cómo fluye el trabajo de la agencia a través del sistema, desde los casos de uso hasta la arquitectura. Todos están escritos en Mermaid (ver la sección 8) y se incluyen como imagen. Acá van los principales; la carpeta de entrega tiene el conjunto completo: los seis diagramas de estados, los cinco de actividad y los cuatro de secuencia.</w:t>
       </w:r>
     </w:p>
-    <w:bookmarkStart w:id="123" w:name="diagrama-de-casos-de-uso"/>
+    <w:bookmarkStart w:id="123" w:name="_0e28fd0a4d3ce4f32c8c2c6f51012999e81c079"/>
     <w:p>
       <w:pPr>
         <w:pStyle w:val="Heading2"/>
@@ -5954,7 +5954,7 @@
       </w:r>
     </w:p>
     <w:bookmarkEnd w:id="123"/>
-    <w:bookmarkStart w:id="127" w:name="circuito-de-la-consulta-a-la-venta"/>
+    <w:bookmarkStart w:id="127" w:name="_34843728a95240052773f594d705acc283d31bb"/>
     <w:p>
       <w:pPr>
         <w:pStyle w:val="Heading2"/>
@@ -6027,7 +6027,7 @@
       </w:r>
     </w:p>
     <w:bookmarkEnd w:id="127"/>
-    <w:bookmarkStart w:id="131" w:name="diagrama-de-clases"/>
+    <w:bookmarkStart w:id="131" w:name="_dfff824a69f7deac600e494767d932a15b68134"/>
     <w:p>
       <w:pPr>
         <w:pStyle w:val="Heading2"/>
@@ -6128,7 +6128,7 @@
       </w:r>
     </w:p>
     <w:bookmarkEnd w:id="131"/>
-    <w:bookmarkStart w:id="141" w:name="diagramas-de-estados"/>
+    <w:bookmarkStart w:id="141" w:name="_cff7a8c52e3dad79aa21e5252d1ca86a31718e1"/>
     <w:p>
       <w:pPr>
         <w:pStyle w:val="Heading2"/>
@@ -6282,7 +6282,7 @@
       <w:r>
         <w:drawing>
           <wp:inline>
-            <wp:extent cx="4027170" cy="2712175"/>
+            <wp:extent cx="4027169" cy="2712175"/>
             <wp:effectExtent b="0" l="0" r="0" t="0"/>
             <wp:docPr descr="Estados de la oportunidad: pasa a ganada al confirmarse la reserva." title="" id="136" name="Picture"/>
             <a:graphic>
@@ -6303,7 +6303,7 @@
                   <pic:spPr bwMode="auto">
                     <a:xfrm>
                       <a:off x="0" y="0"/>
-                      <a:ext cx="4027170" cy="2712175"/>
+                      <a:ext cx="4027169" cy="2712175"/>
                     </a:xfrm>
                     <a:prstGeom prst="rect">
                       <a:avLst/>
@@ -6337,7 +6337,7 @@
       <w:r>
         <w:drawing>
           <wp:inline>
-            <wp:extent cx="4027170" cy="1946807"/>
+            <wp:extent cx="4027169" cy="1946807"/>
             <wp:effectExtent b="0" l="0" r="0" t="0"/>
             <wp:docPr descr="Estados del pago: vencido es un pendiente con la fecha pasada; anulado es la baja lógica." title="" id="139" name="Picture"/>
             <a:graphic>
@@ -6358,7 +6358,7 @@
                   <pic:spPr bwMode="auto">
                     <a:xfrm>
                       <a:off x="0" y="0"/>
-                      <a:ext cx="4027170" cy="1946807"/>
+                      <a:ext cx="4027169" cy="1946807"/>
                     </a:xfrm>
                     <a:prstGeom prst="rect">
                       <a:avLst/>
@@ -6386,7 +6386,7 @@
       </w:r>
     </w:p>
     <w:bookmarkEnd w:id="141"/>
-    <w:bookmarkStart w:id="145" w:name="diagrama-de-actividad"/>
+    <w:bookmarkStart w:id="145" w:name="_e40730203ff040c7f8054db3f62f036006c8852"/>
     <w:p>
       <w:pPr>
         <w:pStyle w:val="Heading2"/>
@@ -6459,7 +6459,7 @@
       </w:r>
     </w:p>
     <w:bookmarkEnd w:id="145"/>
-    <w:bookmarkStart w:id="149" w:name="diagrama-de-secuencia-de-análisis"/>
+    <w:bookmarkStart w:id="149" w:name="_9a9d0f0dd7b1fe5158941866a993c8803bddf60"/>
     <w:p>
       <w:pPr>
         <w:pStyle w:val="Heading2"/>
@@ -6532,7 +6532,7 @@
       </w:r>
     </w:p>
     <w:bookmarkEnd w:id="149"/>
-    <w:bookmarkStart w:id="163" w:name="modelo-c4"/>
+    <w:bookmarkStart w:id="163" w:name="_d4f0450862aff4ee4682be034ca1784f1638b88"/>
     <w:p>
       <w:pPr>
         <w:pStyle w:val="Heading2"/>
@@ -6614,7 +6614,7 @@
         <w:t xml:space="preserve">(cómo está hecha por dentro la API). Resume en ese formato lo que las vistas de arriba muestran en detalle. Mermaid tiene un tipo de diagrama C4 propio, pero todavía es experimental y se lee mal impreso, así que se dibuja con diagramas de flujo y los colores habituales de C4: personas en azul oscuro, lo que se construye en azules y los sistemas externos en gris.</w:t>
       </w:r>
     </w:p>
-    <w:bookmarkStart w:id="154" w:name="nivel-1-contexto"/>
+    <w:bookmarkStart w:id="154" w:name="_9fc9113eed773e317fbd616c09f304e6542c4a4"/>
     <w:p>
       <w:pPr>
         <w:pStyle w:val="Heading3"/>
@@ -6683,7 +6683,7 @@
         <w:pStyle w:val="Compact"/>
         <w:numPr>
           <w:ilvl w:val="0"/>
-          <w:numId w:val="1015"/>
+          <w:numId w:val="1016"/>
         </w:numPr>
       </w:pPr>
       <w:r>
@@ -6708,7 +6708,7 @@
         <w:pStyle w:val="Compact"/>
         <w:numPr>
           <w:ilvl w:val="0"/>
-          <w:numId w:val="1015"/>
+          <w:numId w:val="1016"/>
         </w:numPr>
       </w:pPr>
       <w:r>
@@ -6730,7 +6730,7 @@
         <w:pStyle w:val="Compact"/>
         <w:numPr>
           <w:ilvl w:val="0"/>
-          <w:numId w:val="1015"/>
+          <w:numId w:val="1016"/>
         </w:numPr>
       </w:pPr>
       <w:r>
@@ -6751,7 +6751,7 @@
       </w:r>
     </w:p>
     <w:bookmarkEnd w:id="154"/>
-    <w:bookmarkStart w:id="158" w:name="nivel-2-contenedores"/>
+    <w:bookmarkStart w:id="158" w:name="_784db4381e718eba0131a079caac5e7916157c4"/>
     <w:p>
       <w:pPr>
         <w:pStyle w:val="Heading3"/>
@@ -6820,7 +6820,7 @@
         <w:pStyle w:val="Compact"/>
         <w:numPr>
           <w:ilvl w:val="0"/>
-          <w:numId w:val="1016"/>
+          <w:numId w:val="1017"/>
         </w:numPr>
       </w:pPr>
       <w:r>
@@ -6842,7 +6842,7 @@
         <w:pStyle w:val="Compact"/>
         <w:numPr>
           <w:ilvl w:val="0"/>
-          <w:numId w:val="1016"/>
+          <w:numId w:val="1017"/>
         </w:numPr>
       </w:pPr>
       <w:r>
@@ -6879,7 +6879,7 @@
         <w:pStyle w:val="Compact"/>
         <w:numPr>
           <w:ilvl w:val="0"/>
-          <w:numId w:val="1016"/>
+          <w:numId w:val="1017"/>
         </w:numPr>
       </w:pPr>
       <w:r>
@@ -6952,7 +6952,7 @@
       </w:r>
     </w:p>
     <w:bookmarkEnd w:id="158"/>
-    <w:bookmarkStart w:id="162" w:name="nivel-3-componentes-de-la-api"/>
+    <w:bookmarkStart w:id="162" w:name="_7b1e88e67c4c4f209554598afd123076153319c"/>
     <w:p>
       <w:pPr>
         <w:pStyle w:val="Heading3"/>
@@ -7045,7 +7045,7 @@
         <w:pStyle w:val="Compact"/>
         <w:numPr>
           <w:ilvl w:val="0"/>
-          <w:numId w:val="1017"/>
+          <w:numId w:val="1018"/>
         </w:numPr>
       </w:pPr>
       <w:r>
@@ -7072,7 +7072,7 @@
         <w:pStyle w:val="Compact"/>
         <w:numPr>
           <w:ilvl w:val="0"/>
-          <w:numId w:val="1017"/>
+          <w:numId w:val="1018"/>
         </w:numPr>
       </w:pPr>
       <w:r>
@@ -7094,7 +7094,7 @@
     </w:p>
     <w:bookmarkEnd w:id="162"/>
     <w:bookmarkEnd w:id="163"/>
-    <w:bookmarkStart w:id="167" w:name="vista-de-despliegue"/>
+    <w:bookmarkStart w:id="167" w:name="_1aadc67c2eed1729db0e5619d7b546221c7917d"/>
     <w:p>
       <w:pPr>
         <w:pStyle w:val="Heading2"/>
@@ -7199,7 +7199,7 @@
         <w:pStyle w:val="Compact"/>
         <w:numPr>
           <w:ilvl w:val="0"/>
-          <w:numId w:val="1018"/>
+          <w:numId w:val="1019"/>
         </w:numPr>
       </w:pPr>
       <w:r>
@@ -7248,7 +7248,7 @@
         <w:pStyle w:val="Compact"/>
         <w:numPr>
           <w:ilvl w:val="0"/>
-          <w:numId w:val="1018"/>
+          <w:numId w:val="1019"/>
         </w:numPr>
       </w:pPr>
       <w:r>
@@ -7301,7 +7301,7 @@
         <w:pStyle w:val="Compact"/>
         <w:numPr>
           <w:ilvl w:val="0"/>
-          <w:numId w:val="1018"/>
+          <w:numId w:val="1019"/>
         </w:numPr>
       </w:pPr>
       <w:r>
@@ -7362,7 +7362,7 @@
         <w:pStyle w:val="Compact"/>
         <w:numPr>
           <w:ilvl w:val="0"/>
-          <w:numId w:val="1018"/>
+          <w:numId w:val="1019"/>
         </w:numPr>
       </w:pPr>
       <w:r>
@@ -7411,7 +7411,7 @@
         <w:pStyle w:val="Compact"/>
         <w:numPr>
           <w:ilvl w:val="0"/>
-          <w:numId w:val="1018"/>
+          <w:numId w:val="1019"/>
         </w:numPr>
       </w:pPr>
       <w:r>
@@ -7433,7 +7433,7 @@
         <w:pStyle w:val="Compact"/>
         <w:numPr>
           <w:ilvl w:val="0"/>
-          <w:numId w:val="1018"/>
+          <w:numId w:val="1019"/>
         </w:numPr>
       </w:pPr>
       <w:r>
@@ -7452,7 +7452,7 @@
     </w:p>
     <w:bookmarkEnd w:id="167"/>
     <w:bookmarkEnd w:id="168"/>
-    <w:bookmarkStart w:id="178" w:name="modelo-de-datos-sql"/>
+    <w:bookmarkStart w:id="178" w:name="_e923d13351ecb244502bb5884d1c72ae4549187"/>
     <w:p>
       <w:pPr>
         <w:pStyle w:val="Heading1"/>
@@ -7461,7 +7461,7 @@
         <w:t xml:space="preserve">5. Modelo de datos SQL</w:t>
       </w:r>
     </w:p>
-    <w:bookmarkStart w:id="172" w:name="modelo-entidad-relación"/>
+    <w:bookmarkStart w:id="172" w:name="_5569cbbcba6f920da21c10d15d5abdfeb0ac7ea"/>
     <w:p>
       <w:pPr>
         <w:pStyle w:val="Heading2"/>
@@ -7997,865 +7997,13 @@
       </w:r>
     </w:p>
     <w:bookmarkEnd w:id="172"/>
-    <w:bookmarkStart w:id="173" w:name="qué-contiene"/>
+    <w:bookmarkStart w:id="173" w:name="_c9bd21ecdb64653760e4026cf277d6c42fd66c4"/>
     <w:p>
       <w:pPr>
         <w:pStyle w:val="Heading2"/>
       </w:pPr>
       <w:r>
         <w:t xml:space="preserve">Qué contiene</w:t>
-      </w:r>
-    </w:p>
-    <w:p>
-      <w:pPr>
-        <w:pStyle w:val="Compact"/>
-        <w:numPr>
-          <w:ilvl w:val="0"/>
-          <w:numId w:val="1019"/>
-        </w:numPr>
-      </w:pPr>
-      <w:r>
-        <w:rPr>
-          <w:b/>
-          <w:bCs/>
-        </w:rPr>
-        <w:t xml:space="preserve">15 tablas:</w:t>
-      </w:r>
-      <w:r>
-        <w:t xml:space="preserve"> </w:t>
-      </w:r>
-      <w:r>
-        <w:t xml:space="preserve">las 13 entidades del dominio, la tabla asociativa</w:t>
-      </w:r>
-      <w:r>
-        <w:t xml:space="preserve"> </w:t>
-      </w:r>
-      <w:r>
-        <w:rPr>
-          <w:rStyle w:val="VerbatimChar"/>
-        </w:rPr>
-        <w:t xml:space="preserve">viaje_hotel</w:t>
-      </w:r>
-      <w:r>
-        <w:t xml:space="preserve"> </w:t>
-      </w:r>
-      <w:r>
-        <w:t xml:space="preserve">y la tabla de parámetros</w:t>
-      </w:r>
-      <w:r>
-        <w:t xml:space="preserve"> </w:t>
-      </w:r>
-      <w:r>
-        <w:rPr>
-          <w:rStyle w:val="VerbatimChar"/>
-        </w:rPr>
-        <w:t xml:space="preserve">configuracion</w:t>
-      </w:r>
-      <w:r>
-        <w:t xml:space="preserve"> </w:t>
-      </w:r>
-      <w:r>
-        <w:t xml:space="preserve">(una sola fila), con los mismos nombres del DGM-ER en minúscula.</w:t>
-      </w:r>
-    </w:p>
-    <w:p>
-      <w:pPr>
-        <w:pStyle w:val="Compact"/>
-        <w:numPr>
-          <w:ilvl w:val="0"/>
-          <w:numId w:val="1019"/>
-        </w:numPr>
-      </w:pPr>
-      <w:r>
-        <w:rPr>
-          <w:b/>
-          <w:bCs/>
-        </w:rPr>
-        <w:t xml:space="preserve">20 enumeraciones nativas</w:t>
-      </w:r>
-      <w:r>
-        <w:t xml:space="preserve"> </w:t>
-      </w:r>
-      <w:r>
-        <w:t xml:space="preserve">(</w:t>
-      </w:r>
-      <w:r>
-        <w:rPr>
-          <w:rStyle w:val="VerbatimChar"/>
-        </w:rPr>
-        <w:t xml:space="preserve">CREATE TYPE … AS ENUM</w:t>
-      </w:r>
-      <w:r>
-        <w:t xml:space="preserve">), con los valores del ER.</w:t>
-      </w:r>
-    </w:p>
-    <w:p>
-      <w:pPr>
-        <w:pStyle w:val="Compact"/>
-        <w:numPr>
-          <w:ilvl w:val="0"/>
-          <w:numId w:val="1019"/>
-        </w:numPr>
-      </w:pPr>
-      <w:r>
-        <w:rPr>
-          <w:b/>
-          <w:bCs/>
-        </w:rPr>
-        <w:t xml:space="preserve">Claves:</w:t>
-      </w:r>
-      <w:r>
-        <w:t xml:space="preserve"> </w:t>
-      </w:r>
-      <w:r>
-        <w:t xml:space="preserve">toda clave primaria es</w:t>
-      </w:r>
-      <w:r>
-        <w:t xml:space="preserve"> </w:t>
-      </w:r>
-      <w:r>
-        <w:rPr>
-          <w:rStyle w:val="VerbatimChar"/>
-        </w:rPr>
-        <w:t xml:space="preserve">uuid</w:t>
-      </w:r>
-      <w:r>
-        <w:t xml:space="preserve"> </w:t>
-      </w:r>
-      <w:r>
-        <w:t xml:space="preserve">con</w:t>
-      </w:r>
-      <w:r>
-        <w:t xml:space="preserve"> </w:t>
-      </w:r>
-      <w:r>
-        <w:rPr>
-          <w:rStyle w:val="VerbatimChar"/>
-        </w:rPr>
-        <w:t xml:space="preserve">gen_random_uuid</w:t>
-      </w:r>
-      <w:r>
-        <w:t xml:space="preserve">, que viene incluida en PostgreSQL 13 o superior sin extensiones.</w:t>
-      </w:r>
-    </w:p>
-    <w:p>
-      <w:pPr>
-        <w:pStyle w:val="Compact"/>
-        <w:numPr>
-          <w:ilvl w:val="0"/>
-          <w:numId w:val="1019"/>
-        </w:numPr>
-      </w:pPr>
-      <w:r>
-        <w:rPr>
-          <w:b/>
-          <w:bCs/>
-        </w:rPr>
-        <w:t xml:space="preserve">Auditoría</w:t>
-      </w:r>
-      <w:r>
-        <w:t xml:space="preserve"> </w:t>
-      </w:r>
-      <w:r>
-        <w:t xml:space="preserve">: las 13 tablas de entidad y</w:t>
-      </w:r>
-      <w:r>
-        <w:t xml:space="preserve"> </w:t>
-      </w:r>
-      <w:r>
-        <w:rPr>
-          <w:rStyle w:val="VerbatimChar"/>
-        </w:rPr>
-        <w:t xml:space="preserve">configuracion</w:t>
-      </w:r>
-      <w:r>
-        <w:t xml:space="preserve"> </w:t>
-      </w:r>
-      <w:r>
-        <w:t xml:space="preserve">llevan</w:t>
-      </w:r>
-      <w:r>
-        <w:t xml:space="preserve"> </w:t>
-      </w:r>
-      <w:r>
-        <w:rPr>
-          <w:rStyle w:val="VerbatimChar"/>
-        </w:rPr>
-        <w:t xml:space="preserve">created_by</w:t>
-      </w:r>
-      <w:r>
-        <w:t xml:space="preserve">,</w:t>
-      </w:r>
-      <w:r>
-        <w:t xml:space="preserve"> </w:t>
-      </w:r>
-      <w:r>
-        <w:rPr>
-          <w:rStyle w:val="VerbatimChar"/>
-        </w:rPr>
-        <w:t xml:space="preserve">updated_by</w:t>
-      </w:r>
-      <w:r>
-        <w:t xml:space="preserve">,</w:t>
-      </w:r>
-      <w:r>
-        <w:t xml:space="preserve"> </w:t>
-      </w:r>
-      <w:r>
-        <w:rPr>
-          <w:rStyle w:val="VerbatimChar"/>
-        </w:rPr>
-        <w:t xml:space="preserve">created_at</w:t>
-      </w:r>
-      <w:r>
-        <w:t xml:space="preserve"> </w:t>
-      </w:r>
-      <w:r>
-        <w:t xml:space="preserve">y</w:t>
-      </w:r>
-      <w:r>
-        <w:t xml:space="preserve"> </w:t>
-      </w:r>
-      <w:r>
-        <w:rPr>
-          <w:rStyle w:val="VerbatimChar"/>
-        </w:rPr>
-        <w:t xml:space="preserve">updated_at</w:t>
-      </w:r>
-      <w:r>
-        <w:t xml:space="preserve">.</w:t>
-      </w:r>
-      <w:r>
-        <w:t xml:space="preserve"> </w:t>
-      </w:r>
-      <w:r>
-        <w:rPr>
-          <w:rStyle w:val="VerbatimChar"/>
-        </w:rPr>
-        <w:t xml:space="preserve">created_by</w:t>
-      </w:r>
-      <w:r>
-        <w:t xml:space="preserve"> </w:t>
-      </w:r>
-      <w:r>
-        <w:t xml:space="preserve">y</w:t>
-      </w:r>
-      <w:r>
-        <w:t xml:space="preserve"> </w:t>
-      </w:r>
-      <w:r>
-        <w:rPr>
-          <w:rStyle w:val="VerbatimChar"/>
-        </w:rPr>
-        <w:t xml:space="preserve">updated_by</w:t>
-      </w:r>
-      <w:r>
-        <w:t xml:space="preserve"> </w:t>
-      </w:r>
-      <w:r>
-        <w:t xml:space="preserve">son</w:t>
-      </w:r>
-      <w:r>
-        <w:t xml:space="preserve"> </w:t>
-      </w:r>
-      <w:r>
-        <w:rPr>
-          <w:b/>
-          <w:bCs/>
-        </w:rPr>
-        <w:t xml:space="preserve">nullable</w:t>
-      </w:r>
-      <w:r>
-        <w:t xml:space="preserve">: vacío significa «lo hizo el proceso automático».</w:t>
-      </w:r>
-      <w:r>
-        <w:t xml:space="preserve"> </w:t>
-      </w:r>
-      <w:r>
-        <w:rPr>
-          <w:rStyle w:val="VerbatimChar"/>
-        </w:rPr>
-        <w:t xml:space="preserve">viaje_hotel</w:t>
-      </w:r>
-      <w:r>
-        <w:t xml:space="preserve"> </w:t>
-      </w:r>
-      <w:r>
-        <w:t xml:space="preserve">no las lleva porque hereda la auditoría del viaje. Las completa</w:t>
-      </w:r>
-      <w:r>
-        <w:t xml:space="preserve"> </w:t>
-      </w:r>
-      <w:r>
-        <w:rPr>
-          <w:rStyle w:val="VerbatimChar"/>
-        </w:rPr>
-        <w:t xml:space="preserve">core.db</w:t>
-      </w:r>
-      <w:r>
-        <w:t xml:space="preserve"> </w:t>
-      </w:r>
-      <w:r>
-        <w:t xml:space="preserve">en la API (ARQ — Vista general).</w:t>
-      </w:r>
-    </w:p>
-    <w:p>
-      <w:pPr>
-        <w:pStyle w:val="Compact"/>
-        <w:numPr>
-          <w:ilvl w:val="0"/>
-          <w:numId w:val="1019"/>
-        </w:numPr>
-      </w:pPr>
-      <w:r>
-        <w:rPr>
-          <w:b/>
-          <w:bCs/>
-        </w:rPr>
-        <w:t xml:space="preserve">Restricciones del modelo:</w:t>
-      </w:r>
-    </w:p>
-    <w:p>
-      <w:pPr>
-        <w:pStyle w:val="Compact"/>
-        <w:numPr>
-          <w:ilvl w:val="0"/>
-          <w:numId w:val="1019"/>
-        </w:numPr>
-      </w:pPr>
-      <w:r>
-        <w:rPr>
-          <w:rStyle w:val="VerbatimChar"/>
-        </w:rPr>
-        <w:t xml:space="preserve">alerta</w:t>
-      </w:r>
-      <w:r>
-        <w:t xml:space="preserve">: a lo sumo uno de sus cinco orígenes (</w:t>
-      </w:r>
-      <w:r>
-        <w:rPr>
-          <w:rStyle w:val="VerbatimChar"/>
-        </w:rPr>
-        <w:t xml:space="preserve">viaje_id</w:t>
-      </w:r>
-      <w:r>
-        <w:t xml:space="preserve">,</w:t>
-      </w:r>
-      <w:r>
-        <w:t xml:space="preserve"> </w:t>
-      </w:r>
-      <w:r>
-        <w:rPr>
-          <w:rStyle w:val="VerbatimChar"/>
-        </w:rPr>
-        <w:t xml:space="preserve">pago_id</w:t>
-      </w:r>
-      <w:r>
-        <w:t xml:space="preserve">,</w:t>
-      </w:r>
-      <w:r>
-        <w:t xml:space="preserve"> </w:t>
-      </w:r>
-      <w:r>
-        <w:rPr>
-          <w:rStyle w:val="VerbatimChar"/>
-        </w:rPr>
-        <w:t xml:space="preserve">oportunidad_id</w:t>
-      </w:r>
-      <w:r>
-        <w:t xml:space="preserve">,</w:t>
-      </w:r>
-      <w:r>
-        <w:t xml:space="preserve"> </w:t>
-      </w:r>
-      <w:r>
-        <w:rPr>
-          <w:rStyle w:val="VerbatimChar"/>
-        </w:rPr>
-        <w:t xml:space="preserve">cliente_id</w:t>
-      </w:r>
-      <w:r>
-        <w:t xml:space="preserve"> </w:t>
-      </w:r>
-      <w:r>
-        <w:t xml:space="preserve">o</w:t>
-      </w:r>
-      <w:r>
-        <w:t xml:space="preserve"> </w:t>
-      </w:r>
-      <w:r>
-        <w:rPr>
-          <w:rStyle w:val="VerbatimChar"/>
-        </w:rPr>
-        <w:t xml:space="preserve">viaje_hotel_id</w:t>
-      </w:r>
-      <w:r>
-        <w:t xml:space="preserve">); ninguno en una alerta manual suelta.</w:t>
-      </w:r>
-    </w:p>
-    <w:p>
-      <w:pPr>
-        <w:pStyle w:val="Compact"/>
-        <w:numPr>
-          <w:ilvl w:val="0"/>
-          <w:numId w:val="1019"/>
-        </w:numPr>
-      </w:pPr>
-      <w:r>
-        <w:rPr>
-          <w:rStyle w:val="VerbatimChar"/>
-        </w:rPr>
-        <w:t xml:space="preserve">viaje_hotel</w:t>
-      </w:r>
-      <w:r>
-        <w:t xml:space="preserve">:</w:t>
-      </w:r>
-      <w:r>
-        <w:t xml:space="preserve"> </w:t>
-      </w:r>
-      <w:r>
-        <w:rPr>
-          <w:rStyle w:val="VerbatimChar"/>
-        </w:rPr>
-        <w:t xml:space="preserve">id</w:t>
-      </w:r>
-      <w:r>
-        <w:t xml:space="preserve"> </w:t>
-      </w:r>
-      <w:r>
-        <w:t xml:space="preserve">propio, índice</w:t>
-      </w:r>
-      <w:r>
-        <w:t xml:space="preserve"> </w:t>
-      </w:r>
-      <w:r>
-        <w:rPr>
-          <w:b/>
-          <w:bCs/>
-        </w:rPr>
-        <w:t xml:space="preserve">no único</w:t>
-      </w:r>
-      <w:r>
-        <w:t xml:space="preserve"> </w:t>
-      </w:r>
-      <w:r>
-        <w:t xml:space="preserve">en</w:t>
-      </w:r>
-      <w:r>
-        <w:t xml:space="preserve"> </w:t>
-      </w:r>
-      <w:r>
-        <w:rPr>
-          <w:rStyle w:val="VerbatimChar"/>
-        </w:rPr>
-        <w:t xml:space="preserve">(viaje_id, hotel_id)</w:t>
-      </w:r>
-      <w:r>
-        <w:t xml:space="preserve"> </w:t>
-      </w:r>
-      <w:r>
-        <w:t xml:space="preserve">y</w:t>
-      </w:r>
-      <w:r>
-        <w:t xml:space="preserve"> </w:t>
-      </w:r>
-      <w:r>
-        <w:rPr>
-          <w:b/>
-          <w:bCs/>
-        </w:rPr>
-        <w:t xml:space="preserve">único</w:t>
-      </w:r>
-      <w:r>
-        <w:t xml:space="preserve"> </w:t>
-      </w:r>
-      <w:r>
-        <w:t xml:space="preserve">en</w:t>
-      </w:r>
-      <w:r>
-        <w:t xml:space="preserve"> </w:t>
-      </w:r>
-      <w:r>
-        <w:rPr>
-          <w:rStyle w:val="VerbatimChar"/>
-        </w:rPr>
-        <w:t xml:space="preserve">(viaje_id, orden)</w:t>
-      </w:r>
-      <w:r>
-        <w:t xml:space="preserve">, porque el mismo hotel puede aparecer en dos tramos del mismo viaje.</w:t>
-      </w:r>
-    </w:p>
-    <w:p>
-      <w:pPr>
-        <w:pStyle w:val="Compact"/>
-        <w:numPr>
-          <w:ilvl w:val="0"/>
-          <w:numId w:val="1019"/>
-        </w:numPr>
-      </w:pPr>
-      <w:r>
-        <w:rPr>
-          <w:rStyle w:val="VerbatimChar"/>
-        </w:rPr>
-        <w:t xml:space="preserve">viaje.oportunidad_id</w:t>
-      </w:r>
-      <w:r>
-        <w:t xml:space="preserve"> </w:t>
-      </w:r>
-      <w:r>
-        <w:t xml:space="preserve">es único: una oportunidad deriva en a lo sumo un viaje.</w:t>
-      </w:r>
-    </w:p>
-    <w:p>
-      <w:pPr>
-        <w:pStyle w:val="Compact"/>
-        <w:numPr>
-          <w:ilvl w:val="0"/>
-          <w:numId w:val="1019"/>
-        </w:numPr>
-      </w:pPr>
-      <w:r>
-        <w:rPr>
-          <w:rStyle w:val="VerbatimChar"/>
-        </w:rPr>
-        <w:t xml:space="preserve">viaje.ganancia</w:t>
-      </w:r>
-      <w:r>
-        <w:t xml:space="preserve"> </w:t>
-      </w:r>
-      <w:r>
-        <w:t xml:space="preserve">y</w:t>
-      </w:r>
-      <w:r>
-        <w:t xml:space="preserve"> </w:t>
-      </w:r>
-      <w:r>
-        <w:rPr>
-          <w:rStyle w:val="VerbatimChar"/>
-        </w:rPr>
-        <w:t xml:space="preserve">viaje.margen</w:t>
-      </w:r>
-      <w:r>
-        <w:t xml:space="preserve"> </w:t>
-      </w:r>
-      <w:r>
-        <w:t xml:space="preserve">son</w:t>
-      </w:r>
-      <w:r>
-        <w:t xml:space="preserve"> </w:t>
-      </w:r>
-      <w:r>
-        <w:rPr>
-          <w:b/>
-          <w:bCs/>
-        </w:rPr>
-        <w:t xml:space="preserve">columnas calculadas</w:t>
-      </w:r>
-      <w:r>
-        <w:t xml:space="preserve"> </w:t>
-      </w:r>
-      <w:r>
-        <w:t xml:space="preserve">(</w:t>
-      </w:r>
-      <w:r>
-        <w:rPr>
-          <w:rStyle w:val="VerbatimChar"/>
-        </w:rPr>
-        <w:t xml:space="preserve">precio_venta − costo</w:t>
-      </w:r>
-      <w:r>
-        <w:t xml:space="preserve"> </w:t>
-      </w:r>
-      <w:r>
-        <w:t xml:space="preserve">y</w:t>
-      </w:r>
-      <w:r>
-        <w:t xml:space="preserve"> </w:t>
-      </w:r>
-      <w:r>
-        <w:rPr>
-          <w:rStyle w:val="VerbatimChar"/>
-        </w:rPr>
-        <w:t xml:space="preserve">ganancia / precio_venta</w:t>
-      </w:r>
-      <w:r>
-        <w:t xml:space="preserve">).</w:t>
-      </w:r>
-    </w:p>
-    <w:p>
-      <w:pPr>
-        <w:pStyle w:val="Compact"/>
-        <w:numPr>
-          <w:ilvl w:val="0"/>
-          <w:numId w:val="1019"/>
-        </w:numPr>
-      </w:pPr>
-      <w:r>
-        <w:t xml:space="preserve">Comisión: si es</w:t>
-      </w:r>
-      <w:r>
-        <w:t xml:space="preserve"> </w:t>
-      </w:r>
-      <w:r>
-        <w:rPr>
-          <w:rStyle w:val="VerbatimChar"/>
-        </w:rPr>
-        <w:t xml:space="preserve">porcentaje</w:t>
-      </w:r>
-      <w:r>
-        <w:t xml:space="preserve">, no pasa de 100; en</w:t>
-      </w:r>
-      <w:r>
-        <w:t xml:space="preserve"> </w:t>
-      </w:r>
-      <w:r>
-        <w:rPr>
-          <w:rStyle w:val="VerbatimChar"/>
-        </w:rPr>
-        <w:t xml:space="preserve">usuario</w:t>
-      </w:r>
-      <w:r>
-        <w:t xml:space="preserve">, el tipo y el valor por defecto van juntos o no van.</w:t>
-      </w:r>
-    </w:p>
-    <w:p>
-      <w:pPr>
-        <w:pStyle w:val="Compact"/>
-        <w:numPr>
-          <w:ilvl w:val="0"/>
-          <w:numId w:val="1019"/>
-        </w:numPr>
-      </w:pPr>
-      <w:r>
-        <w:t xml:space="preserve">Estados con datos propios: una</w:t>
-      </w:r>
-      <w:r>
-        <w:t xml:space="preserve"> </w:t>
-      </w:r>
-      <w:r>
-        <w:rPr>
-          <w:rStyle w:val="VerbatimChar"/>
-        </w:rPr>
-        <w:t xml:space="preserve">oportunidad</w:t>
-      </w:r>
-      <w:r>
-        <w:t xml:space="preserve"> </w:t>
-      </w:r>
-      <w:r>
-        <w:rPr>
-          <w:rStyle w:val="VerbatimChar"/>
-        </w:rPr>
-        <w:t xml:space="preserve">perdida</w:t>
-      </w:r>
-      <w:r>
-        <w:t xml:space="preserve"> </w:t>
-      </w:r>
-      <w:r>
-        <w:t xml:space="preserve">exige su motivo; un</w:t>
-      </w:r>
-      <w:r>
-        <w:t xml:space="preserve"> </w:t>
-      </w:r>
-      <w:r>
-        <w:rPr>
-          <w:rStyle w:val="VerbatimChar"/>
-        </w:rPr>
-        <w:t xml:space="preserve">viaje</w:t>
-      </w:r>
-      <w:r>
-        <w:t xml:space="preserve"> </w:t>
-      </w:r>
-      <w:r>
-        <w:rPr>
-          <w:rStyle w:val="VerbatimChar"/>
-        </w:rPr>
-        <w:t xml:space="preserve">cancelado</w:t>
-      </w:r>
-      <w:r>
-        <w:t xml:space="preserve"> </w:t>
-      </w:r>
-      <w:r>
-        <w:t xml:space="preserve">exige estado previo, motivo y fecha de cancelación (y fuera de ese estado los tres quedan vacíos); una</w:t>
-      </w:r>
-      <w:r>
-        <w:t xml:space="preserve"> </w:t>
-      </w:r>
-      <w:r>
-        <w:rPr>
-          <w:rStyle w:val="VerbatimChar"/>
-        </w:rPr>
-        <w:t xml:space="preserve">resena</w:t>
-      </w:r>
-      <w:r>
-        <w:t xml:space="preserve"> </w:t>
-      </w:r>
-      <w:r>
-        <w:rPr>
-          <w:rStyle w:val="VerbatimChar"/>
-        </w:rPr>
-        <w:t xml:space="preserve">oculta</w:t>
-      </w:r>
-      <w:r>
-        <w:t xml:space="preserve"> </w:t>
-      </w:r>
-      <w:r>
-        <w:t xml:space="preserve">exige el motivo de la baja; una</w:t>
-      </w:r>
-      <w:r>
-        <w:t xml:space="preserve"> </w:t>
-      </w:r>
-      <w:r>
-        <w:rPr>
-          <w:rStyle w:val="VerbatimChar"/>
-        </w:rPr>
-        <w:t xml:space="preserve">alerta</w:t>
-      </w:r>
-      <w:r>
-        <w:t xml:space="preserve"> </w:t>
-      </w:r>
-      <w:r>
-        <w:rPr>
-          <w:rStyle w:val="VerbatimChar"/>
-        </w:rPr>
-        <w:t xml:space="preserve">resuelta</w:t>
-      </w:r>
-      <w:r>
-        <w:t xml:space="preserve"> </w:t>
-      </w:r>
-      <w:r>
-        <w:t xml:space="preserve">exige</w:t>
-      </w:r>
-      <w:r>
-        <w:t xml:space="preserve"> </w:t>
-      </w:r>
-      <w:r>
-        <w:rPr>
-          <w:rStyle w:val="VerbatimChar"/>
-        </w:rPr>
-        <w:t xml:space="preserve">resuelta_en</w:t>
-      </w:r>
-      <w:r>
-        <w:t xml:space="preserve">, y fuera de ese estado queda vacío.</w:t>
-      </w:r>
-    </w:p>
-    <w:p>
-      <w:pPr>
-        <w:pStyle w:val="Compact"/>
-        <w:numPr>
-          <w:ilvl w:val="0"/>
-          <w:numId w:val="1019"/>
-        </w:numPr>
-      </w:pPr>
-      <w:r>
-        <w:rPr>
-          <w:rStyle w:val="VerbatimChar"/>
-        </w:rPr>
-        <w:t xml:space="preserve">configuracion</w:t>
-      </w:r>
-      <w:r>
-        <w:t xml:space="preserve"> </w:t>
-      </w:r>
-      <w:r>
-        <w:t xml:space="preserve">admite una sola fila (</w:t>
-      </w:r>
-      <w:r>
-        <w:rPr>
-          <w:rStyle w:val="VerbatimChar"/>
-        </w:rPr>
-        <w:t xml:space="preserve">id = 1</w:t>
-      </w:r>
-      <w:r>
-        <w:t xml:space="preserve">).</w:t>
-      </w:r>
-    </w:p>
-    <w:p>
-      <w:pPr>
-        <w:pStyle w:val="Compact"/>
-        <w:numPr>
-          <w:ilvl w:val="0"/>
-          <w:numId w:val="1019"/>
-        </w:numPr>
-      </w:pPr>
-      <w:r>
-        <w:t xml:space="preserve">Chequeos de sentido común: fechas de regreso y de check-out que no quedan antes de las de inicio, puntaje de reseña de 1 a 5, montos no negativos y al menos un pasajero.</w:t>
-      </w:r>
-    </w:p>
-    <w:p>
-      <w:pPr>
-        <w:pStyle w:val="Compact"/>
-        <w:numPr>
-          <w:ilvl w:val="0"/>
-          <w:numId w:val="1019"/>
-        </w:numPr>
-      </w:pPr>
-      <w:r>
-        <w:rPr>
-          <w:b/>
-          <w:bCs/>
-        </w:rPr>
-        <w:t xml:space="preserve">Bajas lógicas:</w:t>
-      </w:r>
-      <w:r>
-        <w:t xml:space="preserve"> </w:t>
-      </w:r>
-      <w:r>
-        <w:t xml:space="preserve">ninguna FK borra en cascada, porque en Rumbo nada se elimina físicamente (RF-153). La única eliminación física prevista es</w:t>
-      </w:r>
-      <w:r>
-        <w:t xml:space="preserve"> </w:t>
-      </w:r>
-      <w:r>
-        <w:rPr>
-          <w:b/>
-          <w:bCs/>
-        </w:rPr>
-        <w:t xml:space="preserve">quitar un tramo</w:t>
-      </w:r>
-      <w:r>
-        <w:t xml:space="preserve"> </w:t>
-      </w:r>
-      <w:r>
-        <w:t xml:space="preserve">del itinerario (CU-09 A3), que es una fila de asociación: por eso</w:t>
-      </w:r>
-      <w:r>
-        <w:t xml:space="preserve"> </w:t>
-      </w:r>
-      <w:r>
-        <w:rPr>
-          <w:rStyle w:val="VerbatimChar"/>
-        </w:rPr>
-        <w:t xml:space="preserve">alerta.viaje_hotel_id</w:t>
-      </w:r>
-      <w:r>
-        <w:t xml:space="preserve"> </w:t>
-      </w:r>
-      <w:r>
-        <w:t xml:space="preserve">usa</w:t>
-      </w:r>
-      <w:r>
-        <w:t xml:space="preserve"> </w:t>
-      </w:r>
-      <w:r>
-        <w:rPr>
-          <w:rStyle w:val="VerbatimChar"/>
-        </w:rPr>
-        <w:t xml:space="preserve">ON DELETE SET NULL</w:t>
-      </w:r>
-      <w:r>
-        <w:t xml:space="preserve"> </w:t>
-      </w:r>
-      <w:r>
-        <w:t xml:space="preserve">y la alerta ya cerrada del tramo se conserva sin origen.</w:t>
-      </w:r>
-    </w:p>
-    <w:bookmarkEnd w:id="173"/>
-    <w:bookmarkStart w:id="174" w:name="lo-que-queda-en-la-api-y-no-en-la-base"/>
-    <w:p>
-      <w:pPr>
-        <w:pStyle w:val="Heading2"/>
-      </w:pPr>
-      <w:r>
-        <w:t xml:space="preserve">Lo que queda en la API y no en la base</w:t>
       </w:r>
     </w:p>
     <w:p>
@@ -8871,22 +8019,43 @@
           <w:b/>
           <w:bCs/>
         </w:rPr>
-        <w:t xml:space="preserve">Todo viaje tiene al menos un pago</w:t>
-      </w:r>
-      <w:r>
-        <w:t xml:space="preserve"> </w:t>
-      </w:r>
-      <w:r>
-        <w:t xml:space="preserve">(</w:t>
+        <w:t xml:space="preserve">15 tablas:</w:t>
+      </w:r>
+      <w:r>
+        <w:t xml:space="preserve"> </w:t>
+      </w:r>
+      <w:r>
+        <w:t xml:space="preserve">las 13 entidades del dominio, la tabla asociativa</w:t>
+      </w:r>
+      <w:r>
+        <w:t xml:space="preserve"> </w:t>
       </w:r>
       <w:r>
         <w:rPr>
           <w:rStyle w:val="VerbatimChar"/>
         </w:rPr>
-        <w:t xml:space="preserve">VIAJE ||--|{ PAGO</w:t>
-      </w:r>
-      <w:r>
-        <w:t xml:space="preserve">): una FK no puede exigir filas hijas, así que lo garantiza el servicio de CU-07.</w:t>
+        <w:t xml:space="preserve">viaje_hotel</w:t>
+      </w:r>
+      <w:r>
+        <w:t xml:space="preserve"> </w:t>
+      </w:r>
+      <w:r>
+        <w:t xml:space="preserve">y la tabla de parámetros</w:t>
+      </w:r>
+      <w:r>
+        <w:t xml:space="preserve"> </w:t>
+      </w:r>
+      <w:r>
+        <w:rPr>
+          <w:rStyle w:val="VerbatimChar"/>
+        </w:rPr>
+        <w:t xml:space="preserve">configuracion</w:t>
+      </w:r>
+      <w:r>
+        <w:t xml:space="preserve"> </w:t>
+      </w:r>
+      <w:r>
+        <w:t xml:space="preserve">(una sola fila), con los mismos nombres del DGM-ER en minúscula.</w:t>
       </w:r>
     </w:p>
     <w:p>
@@ -8898,47 +8067,26 @@
         </w:numPr>
       </w:pPr>
       <w:r>
-        <w:t xml:space="preserve">Las</w:t>
-      </w:r>
-      <w:r>
-        <w:t xml:space="preserve"> </w:t>
-      </w:r>
-      <w:r>
         <w:rPr>
           <w:b/>
           <w:bCs/>
         </w:rPr>
-        <w:t xml:space="preserve">fechas que dependen de un parámetro</w:t>
-      </w:r>
-      <w:r>
-        <w:t xml:space="preserve"> </w:t>
-      </w:r>
-      <w:r>
-        <w:t xml:space="preserve">(vencimiento de la cotización, fecha de la alerta</w:t>
-      </w:r>
-      <w:r>
-        <w:t xml:space="preserve"> </w:t>
+        <w:t xml:space="preserve">20 enumeraciones nativas</w:t>
+      </w:r>
+      <w:r>
+        <w:t xml:space="preserve"> </w:t>
+      </w:r>
+      <w:r>
+        <w:t xml:space="preserve">(</w:t>
       </w:r>
       <w:r>
         <w:rPr>
           <w:rStyle w:val="VerbatimChar"/>
         </w:rPr>
-        <w:t xml:space="preserve">salida</w:t>
-      </w:r>
-      <w:r>
-        <w:t xml:space="preserve">) las calcula la API al crear el registro, leyendo</w:t>
-      </w:r>
-      <w:r>
-        <w:t xml:space="preserve"> </w:t>
-      </w:r>
-      <w:r>
-        <w:rPr>
-          <w:rStyle w:val="VerbatimChar"/>
-        </w:rPr>
-        <w:t xml:space="preserve">configuracion</w:t>
-      </w:r>
-      <w:r>
-        <w:t xml:space="preserve">.</w:t>
+        <w:t xml:space="preserve">CREATE TYPE … AS ENUM</w:t>
+      </w:r>
+      <w:r>
+        <w:t xml:space="preserve">), con los valores del ER.</w:t>
       </w:r>
     </w:p>
     <w:p>
@@ -8950,23 +8098,17 @@
         </w:numPr>
       </w:pPr>
       <w:r>
-        <w:t xml:space="preserve">Las</w:t>
-      </w:r>
-      <w:r>
-        <w:t xml:space="preserve"> </w:t>
-      </w:r>
-      <w:r>
         <w:rPr>
           <w:b/>
           <w:bCs/>
         </w:rPr>
-        <w:t xml:space="preserve">transiciones de estado</w:t>
-      </w:r>
-      <w:r>
-        <w:t xml:space="preserve"> </w:t>
-      </w:r>
-      <w:r>
-        <w:t xml:space="preserve">de los</w:t>
+        <w:t xml:space="preserve">Claves:</w:t>
+      </w:r>
+      <w:r>
+        <w:t xml:space="preserve"> </w:t>
+      </w:r>
+      <w:r>
+        <w:t xml:space="preserve">toda clave primaria es</w:t>
       </w:r>
       <w:r>
         <w:t xml:space="preserve"> </w:t>
@@ -8975,13 +8117,13 @@
         <w:rPr>
           <w:rStyle w:val="VerbatimChar"/>
         </w:rPr>
-        <w:t xml:space="preserve">EST-*</w:t>
-      </w:r>
-      <w:r>
-        <w:t xml:space="preserve"> </w:t>
-      </w:r>
-      <w:r>
-        <w:t xml:space="preserve">viven en</w:t>
+        <w:t xml:space="preserve">uuid</w:t>
+      </w:r>
+      <w:r>
+        <w:t xml:space="preserve"> </w:t>
+      </w:r>
+      <w:r>
+        <w:t xml:space="preserve">con</w:t>
       </w:r>
       <w:r>
         <w:t xml:space="preserve"> </w:t>
@@ -8990,20 +8132,10 @@
         <w:rPr>
           <w:rStyle w:val="VerbatimChar"/>
         </w:rPr>
-        <w:t xml:space="preserve">negocio/estados/</w:t>
-      </w:r>
-      <w:r>
-        <w:t xml:space="preserve">.</w:t>
-      </w:r>
-    </w:p>
-    <w:bookmarkEnd w:id="174"/>
-    <w:bookmarkStart w:id="175" w:name="criterios-de-escritura"/>
-    <w:p>
-      <w:pPr>
-        <w:pStyle w:val="Heading2"/>
-      </w:pPr>
-      <w:r>
-        <w:t xml:space="preserve">Criterios de escritura</w:t>
+        <w:t xml:space="preserve">gen_random_uuid</w:t>
+      </w:r>
+      <w:r>
+        <w:t xml:space="preserve">, que viene incluida en PostgreSQL 13 o superior sin extensiones.</w:t>
       </w:r>
     </w:p>
     <w:p>
@@ -9011,27 +8143,117 @@
         <w:pStyle w:val="Compact"/>
         <w:numPr>
           <w:ilvl w:val="0"/>
-          <w:numId w:val="1021"/>
+          <w:numId w:val="1020"/>
         </w:numPr>
       </w:pPr>
-      <w:r>
-        <w:t xml:space="preserve">Los</w:t>
-      </w:r>
-      <w:r>
-        <w:t xml:space="preserve"> </w:t>
-      </w:r>
       <w:r>
         <w:rPr>
           <w:b/>
           <w:bCs/>
         </w:rPr>
-        <w:t xml:space="preserve">valores de los enum</w:t>
-      </w:r>
-      <w:r>
-        <w:t xml:space="preserve"> </w:t>
-      </w:r>
-      <w:r>
-        <w:t xml:space="preserve">se copian del DGM-ER y van en</w:t>
+        <w:t xml:space="preserve">Auditoría</w:t>
+      </w:r>
+      <w:r>
+        <w:t xml:space="preserve"> </w:t>
+      </w:r>
+      <w:r>
+        <w:t xml:space="preserve">: las 13 tablas de entidad y</w:t>
+      </w:r>
+      <w:r>
+        <w:t xml:space="preserve"> </w:t>
+      </w:r>
+      <w:r>
+        <w:rPr>
+          <w:rStyle w:val="VerbatimChar"/>
+        </w:rPr>
+        <w:t xml:space="preserve">configuracion</w:t>
+      </w:r>
+      <w:r>
+        <w:t xml:space="preserve"> </w:t>
+      </w:r>
+      <w:r>
+        <w:t xml:space="preserve">llevan</w:t>
+      </w:r>
+      <w:r>
+        <w:t xml:space="preserve"> </w:t>
+      </w:r>
+      <w:r>
+        <w:rPr>
+          <w:rStyle w:val="VerbatimChar"/>
+        </w:rPr>
+        <w:t xml:space="preserve">created_by</w:t>
+      </w:r>
+      <w:r>
+        <w:t xml:space="preserve">,</w:t>
+      </w:r>
+      <w:r>
+        <w:t xml:space="preserve"> </w:t>
+      </w:r>
+      <w:r>
+        <w:rPr>
+          <w:rStyle w:val="VerbatimChar"/>
+        </w:rPr>
+        <w:t xml:space="preserve">updated_by</w:t>
+      </w:r>
+      <w:r>
+        <w:t xml:space="preserve">,</w:t>
+      </w:r>
+      <w:r>
+        <w:t xml:space="preserve"> </w:t>
+      </w:r>
+      <w:r>
+        <w:rPr>
+          <w:rStyle w:val="VerbatimChar"/>
+        </w:rPr>
+        <w:t xml:space="preserve">created_at</w:t>
+      </w:r>
+      <w:r>
+        <w:t xml:space="preserve"> </w:t>
+      </w:r>
+      <w:r>
+        <w:t xml:space="preserve">y</w:t>
+      </w:r>
+      <w:r>
+        <w:t xml:space="preserve"> </w:t>
+      </w:r>
+      <w:r>
+        <w:rPr>
+          <w:rStyle w:val="VerbatimChar"/>
+        </w:rPr>
+        <w:t xml:space="preserve">updated_at</w:t>
+      </w:r>
+      <w:r>
+        <w:t xml:space="preserve">.</w:t>
+      </w:r>
+      <w:r>
+        <w:t xml:space="preserve"> </w:t>
+      </w:r>
+      <w:r>
+        <w:rPr>
+          <w:rStyle w:val="VerbatimChar"/>
+        </w:rPr>
+        <w:t xml:space="preserve">created_by</w:t>
+      </w:r>
+      <w:r>
+        <w:t xml:space="preserve"> </w:t>
+      </w:r>
+      <w:r>
+        <w:t xml:space="preserve">y</w:t>
+      </w:r>
+      <w:r>
+        <w:t xml:space="preserve"> </w:t>
+      </w:r>
+      <w:r>
+        <w:rPr>
+          <w:rStyle w:val="VerbatimChar"/>
+        </w:rPr>
+        <w:t xml:space="preserve">updated_by</w:t>
+      </w:r>
+      <w:r>
+        <w:t xml:space="preserve"> </w:t>
+      </w:r>
+      <w:r>
+        <w:t xml:space="preserve">son</w:t>
       </w:r>
       <w:r>
         <w:t xml:space="preserve"> </w:t>
@@ -9041,22 +8263,25 @@
           <w:b/>
           <w:bCs/>
         </w:rPr>
-        <w:t xml:space="preserve">ASCII, sin tildes ni ñ</w:t>
-      </w:r>
-      <w:r>
-        <w:t xml:space="preserve"> </w:t>
-      </w:r>
-      <w:r>
-        <w:t xml:space="preserve">(</w:t>
+        <w:t xml:space="preserve">nullable</w:t>
+      </w:r>
+      <w:r>
+        <w:t xml:space="preserve">: vacío significa «lo hizo el proceso automático».</w:t>
+      </w:r>
+      <w:r>
+        <w:t xml:space="preserve"> </w:t>
       </w:r>
       <w:r>
         <w:rPr>
           <w:rStyle w:val="VerbatimChar"/>
         </w:rPr>
-        <w:t xml:space="preserve">en_gestion</w:t>
-      </w:r>
-      <w:r>
-        <w:t xml:space="preserve">,</w:t>
+        <w:t xml:space="preserve">viaje_hotel</w:t>
+      </w:r>
+      <w:r>
+        <w:t xml:space="preserve"> </w:t>
+      </w:r>
+      <w:r>
+        <w:t xml:space="preserve">no las lleva porque hereda la auditoría del viaje. Las completa</w:t>
       </w:r>
       <w:r>
         <w:t xml:space="preserve"> </w:t>
@@ -9065,142 +8290,13 @@
         <w:rPr>
           <w:rStyle w:val="VerbatimChar"/>
         </w:rPr>
-        <w:t xml:space="preserve">vacunacion</w:t>
-      </w:r>
-      <w:r>
-        <w:t xml:space="preserve">,</w:t>
-      </w:r>
-      <w:r>
-        <w:t xml:space="preserve"> </w:t>
-      </w:r>
-      <w:r>
-        <w:rPr>
-          <w:rStyle w:val="VerbatimChar"/>
-        </w:rPr>
-        <w:t xml:space="preserve">en_produccion</w:t>
-      </w:r>
-      <w:r>
-        <w:t xml:space="preserve">,</w:t>
-      </w:r>
-      <w:r>
-        <w:t xml:space="preserve"> </w:t>
-      </w:r>
-      <w:r>
-        <w:rPr>
-          <w:rStyle w:val="VerbatimChar"/>
-        </w:rPr>
-        <w:t xml:space="preserve">dueno</w:t>
-      </w:r>
-      <w:r>
-        <w:t xml:space="preserve">,</w:t>
-      </w:r>
-      <w:r>
-        <w:t xml:space="preserve"> </w:t>
-      </w:r>
-      <w:r>
-        <w:rPr>
-          <w:rStyle w:val="VerbatimChar"/>
-        </w:rPr>
-        <w:t xml:space="preserve">sena</w:t>
-      </w:r>
-      <w:r>
-        <w:t xml:space="preserve">,</w:t>
-      </w:r>
-      <w:r>
-        <w:t xml:space="preserve"> </w:t>
-      </w:r>
-      <w:r>
-        <w:rPr>
-          <w:rStyle w:val="VerbatimChar"/>
-        </w:rPr>
-        <w:t xml:space="preserve">resena</w:t>
-      </w:r>
-      <w:r>
-        <w:t xml:space="preserve">), igual que en el contrato OpenAPI. El DGM — Diagrama de clases y los CU los escriben en castellano (</w:t>
-      </w:r>
-      <w:r>
-        <w:rPr>
-          <w:rStyle w:val="VerbatimChar"/>
-        </w:rPr>
-        <w:t xml:space="preserve">en_gestión</w:t>
-      </w:r>
-      <w:r>
-        <w:t xml:space="preserve">,</w:t>
-      </w:r>
-      <w:r>
-        <w:t xml:space="preserve"> </w:t>
-      </w:r>
-      <w:r>
-        <w:rPr>
-          <w:rStyle w:val="VerbatimChar"/>
-        </w:rPr>
-        <w:t xml:space="preserve">dueño</w:t>
-      </w:r>
-      <w:r>
-        <w:t xml:space="preserve">,</w:t>
-      </w:r>
-      <w:r>
-        <w:t xml:space="preserve"> </w:t>
-      </w:r>
-      <w:r>
-        <w:rPr>
-          <w:rStyle w:val="VerbatimChar"/>
-        </w:rPr>
-        <w:t xml:space="preserve">seña</w:t>
-      </w:r>
-      <w:r>
-        <w:t xml:space="preserve">,</w:t>
-      </w:r>
-      <w:r>
-        <w:t xml:space="preserve"> </w:t>
-      </w:r>
-      <w:r>
-        <w:rPr>
-          <w:rStyle w:val="VerbatimChar"/>
-        </w:rPr>
-        <w:t xml:space="preserve">reseña</w:t>
-      </w:r>
-      <w:r>
-        <w:t xml:space="preserve">). Criterio acordado el 30/09/26 (Francisco y Nahuel): hasta ese día el ER y el script conservaban la ñ en</w:t>
-      </w:r>
-      <w:r>
-        <w:t xml:space="preserve"> </w:t>
-      </w:r>
-      <w:r>
-        <w:rPr>
-          <w:rStyle w:val="VerbatimChar"/>
-        </w:rPr>
-        <w:t xml:space="preserve">dueño</w:t>
-      </w:r>
-      <w:r>
-        <w:t xml:space="preserve">,</w:t>
-      </w:r>
-      <w:r>
-        <w:t xml:space="preserve"> </w:t>
-      </w:r>
-      <w:r>
-        <w:rPr>
-          <w:rStyle w:val="VerbatimChar"/>
-        </w:rPr>
-        <w:t xml:space="preserve">seña</w:t>
-      </w:r>
-      <w:r>
-        <w:t xml:space="preserve"> </w:t>
-      </w:r>
-      <w:r>
-        <w:t xml:space="preserve">y</w:t>
-      </w:r>
-      <w:r>
-        <w:t xml:space="preserve"> </w:t>
-      </w:r>
-      <w:r>
-        <w:rPr>
-          <w:rStyle w:val="VerbatimChar"/>
-        </w:rPr>
-        <w:t xml:space="preserve">reseña</w:t>
-      </w:r>
-      <w:r>
-        <w:t xml:space="preserve">.</w:t>
+        <w:t xml:space="preserve">core.db</w:t>
+      </w:r>
+      <w:r>
+        <w:t xml:space="preserve"> </w:t>
+      </w:r>
+      <w:r>
+        <w:t xml:space="preserve">en la API (ARQ — Vista general).</w:t>
       </w:r>
     </w:p>
     <w:p>
@@ -9208,53 +8304,54 @@
         <w:pStyle w:val="Compact"/>
         <w:numPr>
           <w:ilvl w:val="0"/>
+          <w:numId w:val="1020"/>
+        </w:numPr>
+      </w:pPr>
+      <w:r>
+        <w:rPr>
+          <w:b/>
+          <w:bCs/>
+        </w:rPr>
+        <w:t xml:space="preserve">Restricciones del modelo:</w:t>
+      </w:r>
+    </w:p>
+    <w:p>
+      <w:pPr>
+        <w:pStyle w:val="Compact"/>
+        <w:numPr>
+          <w:ilvl w:val="1"/>
           <w:numId w:val="1021"/>
         </w:numPr>
       </w:pPr>
       <w:r>
-        <w:t xml:space="preserve">Largos de</w:t>
-      </w:r>
-      <w:r>
-        <w:t xml:space="preserve"> </w:t>
-      </w:r>
-      <w:r>
         <w:rPr>
           <w:rStyle w:val="VerbatimChar"/>
         </w:rPr>
-        <w:t xml:space="preserve">varchar</w:t>
-      </w:r>
-      <w:r>
-        <w:t xml:space="preserve"> </w:t>
-      </w:r>
-      <w:r>
-        <w:t xml:space="preserve">y precisión de</w:t>
-      </w:r>
-      <w:r>
-        <w:t xml:space="preserve"> </w:t>
+        <w:t xml:space="preserve">alerta</w:t>
+      </w:r>
+      <w:r>
+        <w:t xml:space="preserve">: a lo sumo uno de sus cinco orígenes (</w:t>
       </w:r>
       <w:r>
         <w:rPr>
           <w:rStyle w:val="VerbatimChar"/>
         </w:rPr>
-        <w:t xml:space="preserve">numeric</w:t>
-      </w:r>
-      <w:r>
-        <w:t xml:space="preserve"> </w:t>
-      </w:r>
-      <w:r>
-        <w:t xml:space="preserve">(</w:t>
+        <w:t xml:space="preserve">viaje_id</w:t>
+      </w:r>
+      <w:r>
+        <w:t xml:space="preserve">,</w:t>
+      </w:r>
+      <w:r>
+        <w:t xml:space="preserve"> </w:t>
       </w:r>
       <w:r>
         <w:rPr>
           <w:rStyle w:val="VerbatimChar"/>
         </w:rPr>
-        <w:t xml:space="preserve">numeric(14,2)</w:t>
-      </w:r>
-      <w:r>
-        <w:t xml:space="preserve"> </w:t>
-      </w:r>
-      <w:r>
-        <w:t xml:space="preserve">para importes y</w:t>
+        <w:t xml:space="preserve">pago_id</w:t>
+      </w:r>
+      <w:r>
+        <w:t xml:space="preserve">,</w:t>
       </w:r>
       <w:r>
         <w:t xml:space="preserve"> </w:t>
@@ -9263,31 +8360,70 @@
         <w:rPr>
           <w:rStyle w:val="VerbatimChar"/>
         </w:rPr>
-        <w:t xml:space="preserve">numeric(14,4)</w:t>
-      </w:r>
-      <w:r>
-        <w:t xml:space="preserve"> </w:t>
-      </w:r>
-      <w:r>
-        <w:t xml:space="preserve">para el tipo de cambio) son decisiones de implementación, no datos del negocio.</w:t>
-      </w:r>
-    </w:p>
-    <w:bookmarkEnd w:id="175"/>
-    <w:bookmarkStart w:id="176" w:name="validación"/>
-    <w:p>
-      <w:pPr>
-        <w:pStyle w:val="Heading2"/>
-      </w:pPr>
-      <w:r>
-        <w:t xml:space="preserve">Validación</w:t>
-      </w:r>
-    </w:p>
-    <w:p>
-      <w:pPr>
-        <w:pStyle w:val="FirstParagraph"/>
-      </w:pPr>
-      <w:r>
-        <w:t xml:space="preserve">Se validó el 29/09/26 en un</w:t>
+        <w:t xml:space="preserve">oportunidad_id</w:t>
+      </w:r>
+      <w:r>
+        <w:t xml:space="preserve">,</w:t>
+      </w:r>
+      <w:r>
+        <w:t xml:space="preserve"> </w:t>
+      </w:r>
+      <w:r>
+        <w:rPr>
+          <w:rStyle w:val="VerbatimChar"/>
+        </w:rPr>
+        <w:t xml:space="preserve">cliente_id</w:t>
+      </w:r>
+      <w:r>
+        <w:t xml:space="preserve"> </w:t>
+      </w:r>
+      <w:r>
+        <w:t xml:space="preserve">o</w:t>
+      </w:r>
+      <w:r>
+        <w:t xml:space="preserve"> </w:t>
+      </w:r>
+      <w:r>
+        <w:rPr>
+          <w:rStyle w:val="VerbatimChar"/>
+        </w:rPr>
+        <w:t xml:space="preserve">viaje_hotel_id</w:t>
+      </w:r>
+      <w:r>
+        <w:t xml:space="preserve">); ninguno en una alerta manual suelta.</w:t>
+      </w:r>
+    </w:p>
+    <w:p>
+      <w:pPr>
+        <w:pStyle w:val="Compact"/>
+        <w:numPr>
+          <w:ilvl w:val="1"/>
+          <w:numId w:val="1021"/>
+        </w:numPr>
+      </w:pPr>
+      <w:r>
+        <w:rPr>
+          <w:rStyle w:val="VerbatimChar"/>
+        </w:rPr>
+        <w:t xml:space="preserve">viaje_hotel</w:t>
+      </w:r>
+      <w:r>
+        <w:t xml:space="preserve">:</w:t>
+      </w:r>
+      <w:r>
+        <w:t xml:space="preserve"> </w:t>
+      </w:r>
+      <w:r>
+        <w:rPr>
+          <w:rStyle w:val="VerbatimChar"/>
+        </w:rPr>
+        <w:t xml:space="preserve">id</w:t>
+      </w:r>
+      <w:r>
+        <w:t xml:space="preserve"> </w:t>
+      </w:r>
+      <w:r>
+        <w:t xml:space="preserve">propio, índice</w:t>
       </w:r>
       <w:r>
         <w:t xml:space="preserve"> </w:t>
@@ -9297,13 +8433,13 @@
           <w:b/>
           <w:bCs/>
         </w:rPr>
-        <w:t xml:space="preserve">PostgreSQL 18.3</w:t>
-      </w:r>
-      <w:r>
-        <w:t xml:space="preserve"> </w:t>
-      </w:r>
-      <w:r>
-        <w:t xml:space="preserve">local, en un clúster temporal creado solo para la prueba y borrado al terminar. El script corre completo sin errores y deja 15 tablas y 20 enumeraciones, con la fila de</w:t>
+        <w:t xml:space="preserve">no único</w:t>
+      </w:r>
+      <w:r>
+        <w:t xml:space="preserve"> </w:t>
+      </w:r>
+      <w:r>
+        <w:t xml:space="preserve">en</w:t>
       </w:r>
       <w:r>
         <w:t xml:space="preserve"> </w:t>
@@ -9312,19 +8448,13 @@
         <w:rPr>
           <w:rStyle w:val="VerbatimChar"/>
         </w:rPr>
-        <w:t xml:space="preserve">configuracion</w:t>
-      </w:r>
-      <w:r>
-        <w:t xml:space="preserve"> </w:t>
-      </w:r>
-      <w:r>
-        <w:t xml:space="preserve">cargada con los valores validados con la agencia (1 mes, 7 días y 6 meses). Además se probaron 23 casos dentro de una transacción que se deshizo al final:</w:t>
-      </w:r>
-      <w:r>
-        <w:t xml:space="preserve"> </w:t>
-      </w:r>
-      <w:r>
-        <w:t xml:space="preserve">-</w:t>
+        <w:t xml:space="preserve">(viaje_id, hotel_id)</w:t>
+      </w:r>
+      <w:r>
+        <w:t xml:space="preserve"> </w:t>
+      </w:r>
+      <w:r>
+        <w:t xml:space="preserve">y</w:t>
       </w:r>
       <w:r>
         <w:t xml:space="preserve"> </w:t>
@@ -9334,13 +8464,13 @@
           <w:b/>
           <w:bCs/>
         </w:rPr>
-        <w:t xml:space="preserve">8 permitidos:</w:t>
-      </w:r>
-      <w:r>
-        <w:t xml:space="preserve"> </w:t>
-      </w:r>
-      <w:r>
-        <w:t xml:space="preserve">un usuario con</w:t>
+        <w:t xml:space="preserve">único</w:t>
+      </w:r>
+      <w:r>
+        <w:t xml:space="preserve"> </w:t>
+      </w:r>
+      <w:r>
+        <w:t xml:space="preserve">en</w:t>
       </w:r>
       <w:r>
         <w:t xml:space="preserve"> </w:t>
@@ -9349,43 +8479,52 @@
         <w:rPr>
           <w:rStyle w:val="VerbatimChar"/>
         </w:rPr>
-        <w:t xml:space="preserve">created_by</w:t>
-      </w:r>
-      <w:r>
-        <w:t xml:space="preserve"> </w:t>
-      </w:r>
-      <w:r>
-        <w:t xml:space="preserve">vacío; el mismo hotel en dos tramos del mismo viaje; una alerta manual sin origen; una alerta de pago al proveedor colgada del tramo; el cálculo de</w:t>
-      </w:r>
-      <w:r>
-        <w:t xml:space="preserve"> </w:t>
-      </w:r>
+        <w:t xml:space="preserve">(viaje_id, orden)</w:t>
+      </w:r>
+      <w:r>
+        <w:t xml:space="preserve">, porque el mismo hotel puede aparecer en dos tramos del mismo viaje.</w:t>
+      </w:r>
+    </w:p>
+    <w:p>
+      <w:pPr>
+        <w:pStyle w:val="Compact"/>
+        <w:numPr>
+          <w:ilvl w:val="1"/>
+          <w:numId w:val="1021"/>
+        </w:numPr>
+      </w:pPr>
       <w:r>
         <w:rPr>
           <w:rStyle w:val="VerbatimChar"/>
         </w:rPr>
-        <w:t xml:space="preserve">ganancia</w:t>
-      </w:r>
-      <w:r>
-        <w:t xml:space="preserve"> </w:t>
-      </w:r>
-      <w:r>
-        <w:t xml:space="preserve">(250.000) y</w:t>
-      </w:r>
-      <w:r>
-        <w:t xml:space="preserve"> </w:t>
-      </w:r>
+        <w:t xml:space="preserve">viaje.oportunidad_id</w:t>
+      </w:r>
+      <w:r>
+        <w:t xml:space="preserve"> </w:t>
+      </w:r>
+      <w:r>
+        <w:t xml:space="preserve">es único: una oportunidad deriva en a lo sumo un viaje.</w:t>
+      </w:r>
+    </w:p>
+    <w:p>
+      <w:pPr>
+        <w:pStyle w:val="Compact"/>
+        <w:numPr>
+          <w:ilvl w:val="1"/>
+          <w:numId w:val="1021"/>
+        </w:numPr>
+      </w:pPr>
       <w:r>
         <w:rPr>
           <w:rStyle w:val="VerbatimChar"/>
         </w:rPr>
-        <w:t xml:space="preserve">margen</w:t>
-      </w:r>
-      <w:r>
-        <w:t xml:space="preserve"> </w:t>
-      </w:r>
-      <w:r>
-        <w:t xml:space="preserve">(0,25) para una venta de $ 1.000.000 con costo de $ 750.000; la cancelación de un viaje con estado previo, motivo y fecha; quitar un tramo que tenía alerta, que deja la alerta sin origen en lugar de fallar; y resolver una alerta con su</w:t>
+        <w:t xml:space="preserve">viaje.ganancia</w:t>
+      </w:r>
+      <w:r>
+        <w:t xml:space="preserve"> </w:t>
+      </w:r>
+      <w:r>
+        <w:t xml:space="preserve">y</w:t>
       </w:r>
       <w:r>
         <w:t xml:space="preserve"> </w:t>
@@ -9394,16 +8533,13 @@
         <w:rPr>
           <w:rStyle w:val="VerbatimChar"/>
         </w:rPr>
-        <w:t xml:space="preserve">resuelta_en</w:t>
-      </w:r>
-      <w:r>
-        <w:t xml:space="preserve">, que cuenta entre las resueltas hoy.</w:t>
-      </w:r>
-      <w:r>
-        <w:t xml:space="preserve"> </w:t>
-      </w:r>
-      <w:r>
-        <w:t xml:space="preserve">-</w:t>
+        <w:t xml:space="preserve">viaje.margen</w:t>
+      </w:r>
+      <w:r>
+        <w:t xml:space="preserve"> </w:t>
+      </w:r>
+      <w:r>
+        <w:t xml:space="preserve">son</w:t>
       </w:r>
       <w:r>
         <w:t xml:space="preserve"> </w:t>
@@ -9413,6 +8549,870 @@
           <w:b/>
           <w:bCs/>
         </w:rPr>
+        <w:t xml:space="preserve">columnas calculadas</w:t>
+      </w:r>
+      <w:r>
+        <w:t xml:space="preserve"> </w:t>
+      </w:r>
+      <w:r>
+        <w:t xml:space="preserve">(</w:t>
+      </w:r>
+      <w:r>
+        <w:rPr>
+          <w:rStyle w:val="VerbatimChar"/>
+        </w:rPr>
+        <w:t xml:space="preserve">precio_venta − costo</w:t>
+      </w:r>
+      <w:r>
+        <w:t xml:space="preserve"> </w:t>
+      </w:r>
+      <w:r>
+        <w:t xml:space="preserve">y</w:t>
+      </w:r>
+      <w:r>
+        <w:t xml:space="preserve"> </w:t>
+      </w:r>
+      <w:r>
+        <w:rPr>
+          <w:rStyle w:val="VerbatimChar"/>
+        </w:rPr>
+        <w:t xml:space="preserve">ganancia / precio_venta</w:t>
+      </w:r>
+      <w:r>
+        <w:t xml:space="preserve">).</w:t>
+      </w:r>
+    </w:p>
+    <w:p>
+      <w:pPr>
+        <w:pStyle w:val="Compact"/>
+        <w:numPr>
+          <w:ilvl w:val="1"/>
+          <w:numId w:val="1021"/>
+        </w:numPr>
+      </w:pPr>
+      <w:r>
+        <w:t xml:space="preserve">Comisión: si es</w:t>
+      </w:r>
+      <w:r>
+        <w:t xml:space="preserve"> </w:t>
+      </w:r>
+      <w:r>
+        <w:rPr>
+          <w:rStyle w:val="VerbatimChar"/>
+        </w:rPr>
+        <w:t xml:space="preserve">porcentaje</w:t>
+      </w:r>
+      <w:r>
+        <w:t xml:space="preserve">, no pasa de 100; en</w:t>
+      </w:r>
+      <w:r>
+        <w:t xml:space="preserve"> </w:t>
+      </w:r>
+      <w:r>
+        <w:rPr>
+          <w:rStyle w:val="VerbatimChar"/>
+        </w:rPr>
+        <w:t xml:space="preserve">usuario</w:t>
+      </w:r>
+      <w:r>
+        <w:t xml:space="preserve">, el tipo y el valor por defecto van juntos o no van.</w:t>
+      </w:r>
+    </w:p>
+    <w:p>
+      <w:pPr>
+        <w:pStyle w:val="Compact"/>
+        <w:numPr>
+          <w:ilvl w:val="1"/>
+          <w:numId w:val="1021"/>
+        </w:numPr>
+      </w:pPr>
+      <w:r>
+        <w:t xml:space="preserve">Estados con datos propios: una</w:t>
+      </w:r>
+      <w:r>
+        <w:t xml:space="preserve"> </w:t>
+      </w:r>
+      <w:r>
+        <w:rPr>
+          <w:rStyle w:val="VerbatimChar"/>
+        </w:rPr>
+        <w:t xml:space="preserve">oportunidad</w:t>
+      </w:r>
+      <w:r>
+        <w:t xml:space="preserve"> </w:t>
+      </w:r>
+      <w:r>
+        <w:rPr>
+          <w:rStyle w:val="VerbatimChar"/>
+        </w:rPr>
+        <w:t xml:space="preserve">perdida</w:t>
+      </w:r>
+      <w:r>
+        <w:t xml:space="preserve"> </w:t>
+      </w:r>
+      <w:r>
+        <w:t xml:space="preserve">exige su motivo; un</w:t>
+      </w:r>
+      <w:r>
+        <w:t xml:space="preserve"> </w:t>
+      </w:r>
+      <w:r>
+        <w:rPr>
+          <w:rStyle w:val="VerbatimChar"/>
+        </w:rPr>
+        <w:t xml:space="preserve">viaje</w:t>
+      </w:r>
+      <w:r>
+        <w:t xml:space="preserve"> </w:t>
+      </w:r>
+      <w:r>
+        <w:rPr>
+          <w:rStyle w:val="VerbatimChar"/>
+        </w:rPr>
+        <w:t xml:space="preserve">cancelado</w:t>
+      </w:r>
+      <w:r>
+        <w:t xml:space="preserve"> </w:t>
+      </w:r>
+      <w:r>
+        <w:t xml:space="preserve">exige estado previo, motivo y fecha de cancelación (y fuera de ese estado los tres quedan vacíos); una</w:t>
+      </w:r>
+      <w:r>
+        <w:t xml:space="preserve"> </w:t>
+      </w:r>
+      <w:r>
+        <w:rPr>
+          <w:rStyle w:val="VerbatimChar"/>
+        </w:rPr>
+        <w:t xml:space="preserve">resena</w:t>
+      </w:r>
+      <w:r>
+        <w:t xml:space="preserve"> </w:t>
+      </w:r>
+      <w:r>
+        <w:rPr>
+          <w:rStyle w:val="VerbatimChar"/>
+        </w:rPr>
+        <w:t xml:space="preserve">oculta</w:t>
+      </w:r>
+      <w:r>
+        <w:t xml:space="preserve"> </w:t>
+      </w:r>
+      <w:r>
+        <w:t xml:space="preserve">exige el motivo de la baja; una</w:t>
+      </w:r>
+      <w:r>
+        <w:t xml:space="preserve"> </w:t>
+      </w:r>
+      <w:r>
+        <w:rPr>
+          <w:rStyle w:val="VerbatimChar"/>
+        </w:rPr>
+        <w:t xml:space="preserve">alerta</w:t>
+      </w:r>
+      <w:r>
+        <w:t xml:space="preserve"> </w:t>
+      </w:r>
+      <w:r>
+        <w:rPr>
+          <w:rStyle w:val="VerbatimChar"/>
+        </w:rPr>
+        <w:t xml:space="preserve">resuelta</w:t>
+      </w:r>
+      <w:r>
+        <w:t xml:space="preserve"> </w:t>
+      </w:r>
+      <w:r>
+        <w:t xml:space="preserve">exige</w:t>
+      </w:r>
+      <w:r>
+        <w:t xml:space="preserve"> </w:t>
+      </w:r>
+      <w:r>
+        <w:rPr>
+          <w:rStyle w:val="VerbatimChar"/>
+        </w:rPr>
+        <w:t xml:space="preserve">resuelta_en</w:t>
+      </w:r>
+      <w:r>
+        <w:t xml:space="preserve">, y fuera de ese estado queda vacío.</w:t>
+      </w:r>
+    </w:p>
+    <w:p>
+      <w:pPr>
+        <w:pStyle w:val="Compact"/>
+        <w:numPr>
+          <w:ilvl w:val="1"/>
+          <w:numId w:val="1021"/>
+        </w:numPr>
+      </w:pPr>
+      <w:r>
+        <w:rPr>
+          <w:rStyle w:val="VerbatimChar"/>
+        </w:rPr>
+        <w:t xml:space="preserve">configuracion</w:t>
+      </w:r>
+      <w:r>
+        <w:t xml:space="preserve"> </w:t>
+      </w:r>
+      <w:r>
+        <w:t xml:space="preserve">admite una sola fila (</w:t>
+      </w:r>
+      <w:r>
+        <w:rPr>
+          <w:rStyle w:val="VerbatimChar"/>
+        </w:rPr>
+        <w:t xml:space="preserve">id = 1</w:t>
+      </w:r>
+      <w:r>
+        <w:t xml:space="preserve">).</w:t>
+      </w:r>
+    </w:p>
+    <w:p>
+      <w:pPr>
+        <w:pStyle w:val="Compact"/>
+        <w:numPr>
+          <w:ilvl w:val="1"/>
+          <w:numId w:val="1021"/>
+        </w:numPr>
+      </w:pPr>
+      <w:r>
+        <w:t xml:space="preserve">Chequeos de sentido común: fechas de regreso y de check-out que no quedan antes de las de inicio, puntaje de reseña de 1 a 5, montos no negativos y al menos un pasajero.</w:t>
+      </w:r>
+    </w:p>
+    <w:p>
+      <w:pPr>
+        <w:pStyle w:val="Compact"/>
+        <w:numPr>
+          <w:ilvl w:val="0"/>
+          <w:numId w:val="1020"/>
+        </w:numPr>
+      </w:pPr>
+      <w:r>
+        <w:rPr>
+          <w:b/>
+          <w:bCs/>
+        </w:rPr>
+        <w:t xml:space="preserve">Bajas lógicas:</w:t>
+      </w:r>
+      <w:r>
+        <w:t xml:space="preserve"> </w:t>
+      </w:r>
+      <w:r>
+        <w:t xml:space="preserve">ninguna FK borra en cascada, porque en Rumbo nada se elimina físicamente (RF-153). La única eliminación física prevista es</w:t>
+      </w:r>
+      <w:r>
+        <w:t xml:space="preserve"> </w:t>
+      </w:r>
+      <w:r>
+        <w:rPr>
+          <w:b/>
+          <w:bCs/>
+        </w:rPr>
+        <w:t xml:space="preserve">quitar un tramo</w:t>
+      </w:r>
+      <w:r>
+        <w:t xml:space="preserve"> </w:t>
+      </w:r>
+      <w:r>
+        <w:t xml:space="preserve">del itinerario (CU-09 A3), que es una fila de asociación: por eso</w:t>
+      </w:r>
+      <w:r>
+        <w:t xml:space="preserve"> </w:t>
+      </w:r>
+      <w:r>
+        <w:rPr>
+          <w:rStyle w:val="VerbatimChar"/>
+        </w:rPr>
+        <w:t xml:space="preserve">alerta.viaje_hotel_id</w:t>
+      </w:r>
+      <w:r>
+        <w:t xml:space="preserve"> </w:t>
+      </w:r>
+      <w:r>
+        <w:t xml:space="preserve">usa</w:t>
+      </w:r>
+      <w:r>
+        <w:t xml:space="preserve"> </w:t>
+      </w:r>
+      <w:r>
+        <w:rPr>
+          <w:rStyle w:val="VerbatimChar"/>
+        </w:rPr>
+        <w:t xml:space="preserve">ON DELETE SET NULL</w:t>
+      </w:r>
+      <w:r>
+        <w:t xml:space="preserve"> </w:t>
+      </w:r>
+      <w:r>
+        <w:t xml:space="preserve">y la alerta ya cerrada del tramo se conserva sin origen.</w:t>
+      </w:r>
+    </w:p>
+    <w:bookmarkEnd w:id="173"/>
+    <w:bookmarkStart w:id="174" w:name="_a162f5f8c62e0e5400dd2a610f583e45512839c"/>
+    <w:p>
+      <w:pPr>
+        <w:pStyle w:val="Heading2"/>
+      </w:pPr>
+      <w:r>
+        <w:t xml:space="preserve">Lo que queda en la API y no en la base</w:t>
+      </w:r>
+    </w:p>
+    <w:p>
+      <w:pPr>
+        <w:pStyle w:val="Compact"/>
+        <w:numPr>
+          <w:ilvl w:val="0"/>
+          <w:numId w:val="1022"/>
+        </w:numPr>
+      </w:pPr>
+      <w:r>
+        <w:rPr>
+          <w:b/>
+          <w:bCs/>
+        </w:rPr>
+        <w:t xml:space="preserve">Todo viaje tiene al menos un pago</w:t>
+      </w:r>
+      <w:r>
+        <w:t xml:space="preserve"> </w:t>
+      </w:r>
+      <w:r>
+        <w:t xml:space="preserve">(</w:t>
+      </w:r>
+      <w:r>
+        <w:rPr>
+          <w:rStyle w:val="VerbatimChar"/>
+        </w:rPr>
+        <w:t xml:space="preserve">VIAJE ||--|{ PAGO</w:t>
+      </w:r>
+      <w:r>
+        <w:t xml:space="preserve">): una FK no puede exigir filas hijas, así que lo garantiza el servicio de CU-07.</w:t>
+      </w:r>
+    </w:p>
+    <w:p>
+      <w:pPr>
+        <w:pStyle w:val="Compact"/>
+        <w:numPr>
+          <w:ilvl w:val="0"/>
+          <w:numId w:val="1022"/>
+        </w:numPr>
+      </w:pPr>
+      <w:r>
+        <w:t xml:space="preserve">Las</w:t>
+      </w:r>
+      <w:r>
+        <w:t xml:space="preserve"> </w:t>
+      </w:r>
+      <w:r>
+        <w:rPr>
+          <w:b/>
+          <w:bCs/>
+        </w:rPr>
+        <w:t xml:space="preserve">fechas que dependen de un parámetro</w:t>
+      </w:r>
+      <w:r>
+        <w:t xml:space="preserve"> </w:t>
+      </w:r>
+      <w:r>
+        <w:t xml:space="preserve">(vencimiento de la cotización, fecha de la alerta</w:t>
+      </w:r>
+      <w:r>
+        <w:t xml:space="preserve"> </w:t>
+      </w:r>
+      <w:r>
+        <w:rPr>
+          <w:rStyle w:val="VerbatimChar"/>
+        </w:rPr>
+        <w:t xml:space="preserve">salida</w:t>
+      </w:r>
+      <w:r>
+        <w:t xml:space="preserve">) las calcula la API al crear el registro, leyendo</w:t>
+      </w:r>
+      <w:r>
+        <w:t xml:space="preserve"> </w:t>
+      </w:r>
+      <w:r>
+        <w:rPr>
+          <w:rStyle w:val="VerbatimChar"/>
+        </w:rPr>
+        <w:t xml:space="preserve">configuracion</w:t>
+      </w:r>
+      <w:r>
+        <w:t xml:space="preserve">.</w:t>
+      </w:r>
+    </w:p>
+    <w:p>
+      <w:pPr>
+        <w:pStyle w:val="Compact"/>
+        <w:numPr>
+          <w:ilvl w:val="0"/>
+          <w:numId w:val="1022"/>
+        </w:numPr>
+      </w:pPr>
+      <w:r>
+        <w:t xml:space="preserve">Las</w:t>
+      </w:r>
+      <w:r>
+        <w:t xml:space="preserve"> </w:t>
+      </w:r>
+      <w:r>
+        <w:rPr>
+          <w:b/>
+          <w:bCs/>
+        </w:rPr>
+        <w:t xml:space="preserve">transiciones de estado</w:t>
+      </w:r>
+      <w:r>
+        <w:t xml:space="preserve"> </w:t>
+      </w:r>
+      <w:r>
+        <w:t xml:space="preserve">de los</w:t>
+      </w:r>
+      <w:r>
+        <w:t xml:space="preserve"> </w:t>
+      </w:r>
+      <w:r>
+        <w:rPr>
+          <w:rStyle w:val="VerbatimChar"/>
+        </w:rPr>
+        <w:t xml:space="preserve">EST-*</w:t>
+      </w:r>
+      <w:r>
+        <w:t xml:space="preserve"> </w:t>
+      </w:r>
+      <w:r>
+        <w:t xml:space="preserve">viven en</w:t>
+      </w:r>
+      <w:r>
+        <w:t xml:space="preserve"> </w:t>
+      </w:r>
+      <w:r>
+        <w:rPr>
+          <w:rStyle w:val="VerbatimChar"/>
+        </w:rPr>
+        <w:t xml:space="preserve">negocio/estados/</w:t>
+      </w:r>
+      <w:r>
+        <w:t xml:space="preserve">.</w:t>
+      </w:r>
+    </w:p>
+    <w:bookmarkEnd w:id="174"/>
+    <w:bookmarkStart w:id="175" w:name="_ac767e62470e2e13271a59b881b1f092295fbb0"/>
+    <w:p>
+      <w:pPr>
+        <w:pStyle w:val="Heading2"/>
+      </w:pPr>
+      <w:r>
+        <w:t xml:space="preserve">Criterios de escritura</w:t>
+      </w:r>
+    </w:p>
+    <w:p>
+      <w:pPr>
+        <w:pStyle w:val="Compact"/>
+        <w:numPr>
+          <w:ilvl w:val="0"/>
+          <w:numId w:val="1023"/>
+        </w:numPr>
+      </w:pPr>
+      <w:r>
+        <w:t xml:space="preserve">Los</w:t>
+      </w:r>
+      <w:r>
+        <w:t xml:space="preserve"> </w:t>
+      </w:r>
+      <w:r>
+        <w:rPr>
+          <w:b/>
+          <w:bCs/>
+        </w:rPr>
+        <w:t xml:space="preserve">valores de los enum</w:t>
+      </w:r>
+      <w:r>
+        <w:t xml:space="preserve"> </w:t>
+      </w:r>
+      <w:r>
+        <w:t xml:space="preserve">se copian del DGM-ER y van en</w:t>
+      </w:r>
+      <w:r>
+        <w:t xml:space="preserve"> </w:t>
+      </w:r>
+      <w:r>
+        <w:rPr>
+          <w:b/>
+          <w:bCs/>
+        </w:rPr>
+        <w:t xml:space="preserve">ASCII, sin tildes ni ñ</w:t>
+      </w:r>
+      <w:r>
+        <w:t xml:space="preserve"> </w:t>
+      </w:r>
+      <w:r>
+        <w:t xml:space="preserve">(</w:t>
+      </w:r>
+      <w:r>
+        <w:rPr>
+          <w:rStyle w:val="VerbatimChar"/>
+        </w:rPr>
+        <w:t xml:space="preserve">en_gestion</w:t>
+      </w:r>
+      <w:r>
+        <w:t xml:space="preserve">,</w:t>
+      </w:r>
+      <w:r>
+        <w:t xml:space="preserve"> </w:t>
+      </w:r>
+      <w:r>
+        <w:rPr>
+          <w:rStyle w:val="VerbatimChar"/>
+        </w:rPr>
+        <w:t xml:space="preserve">vacunacion</w:t>
+      </w:r>
+      <w:r>
+        <w:t xml:space="preserve">,</w:t>
+      </w:r>
+      <w:r>
+        <w:t xml:space="preserve"> </w:t>
+      </w:r>
+      <w:r>
+        <w:rPr>
+          <w:rStyle w:val="VerbatimChar"/>
+        </w:rPr>
+        <w:t xml:space="preserve">en_produccion</w:t>
+      </w:r>
+      <w:r>
+        <w:t xml:space="preserve">,</w:t>
+      </w:r>
+      <w:r>
+        <w:t xml:space="preserve"> </w:t>
+      </w:r>
+      <w:r>
+        <w:rPr>
+          <w:rStyle w:val="VerbatimChar"/>
+        </w:rPr>
+        <w:t xml:space="preserve">dueno</w:t>
+      </w:r>
+      <w:r>
+        <w:t xml:space="preserve">,</w:t>
+      </w:r>
+      <w:r>
+        <w:t xml:space="preserve"> </w:t>
+      </w:r>
+      <w:r>
+        <w:rPr>
+          <w:rStyle w:val="VerbatimChar"/>
+        </w:rPr>
+        <w:t xml:space="preserve">sena</w:t>
+      </w:r>
+      <w:r>
+        <w:t xml:space="preserve">,</w:t>
+      </w:r>
+      <w:r>
+        <w:t xml:space="preserve"> </w:t>
+      </w:r>
+      <w:r>
+        <w:rPr>
+          <w:rStyle w:val="VerbatimChar"/>
+        </w:rPr>
+        <w:t xml:space="preserve">resena</w:t>
+      </w:r>
+      <w:r>
+        <w:t xml:space="preserve">), igual que en el contrato OpenAPI. El DGM — Diagrama de clases y los CU los escriben en castellano (</w:t>
+      </w:r>
+      <w:r>
+        <w:rPr>
+          <w:rStyle w:val="VerbatimChar"/>
+        </w:rPr>
+        <w:t xml:space="preserve">en_gestión</w:t>
+      </w:r>
+      <w:r>
+        <w:t xml:space="preserve">,</w:t>
+      </w:r>
+      <w:r>
+        <w:t xml:space="preserve"> </w:t>
+      </w:r>
+      <w:r>
+        <w:rPr>
+          <w:rStyle w:val="VerbatimChar"/>
+        </w:rPr>
+        <w:t xml:space="preserve">dueño</w:t>
+      </w:r>
+      <w:r>
+        <w:t xml:space="preserve">,</w:t>
+      </w:r>
+      <w:r>
+        <w:t xml:space="preserve"> </w:t>
+      </w:r>
+      <w:r>
+        <w:rPr>
+          <w:rStyle w:val="VerbatimChar"/>
+        </w:rPr>
+        <w:t xml:space="preserve">seña</w:t>
+      </w:r>
+      <w:r>
+        <w:t xml:space="preserve">,</w:t>
+      </w:r>
+      <w:r>
+        <w:t xml:space="preserve"> </w:t>
+      </w:r>
+      <w:r>
+        <w:rPr>
+          <w:rStyle w:val="VerbatimChar"/>
+        </w:rPr>
+        <w:t xml:space="preserve">reseña</w:t>
+      </w:r>
+      <w:r>
+        <w:t xml:space="preserve">). Criterio acordado el 30/09/26 (Francisco y Nahuel): hasta ese día el ER y el script conservaban la ñ en</w:t>
+      </w:r>
+      <w:r>
+        <w:t xml:space="preserve"> </w:t>
+      </w:r>
+      <w:r>
+        <w:rPr>
+          <w:rStyle w:val="VerbatimChar"/>
+        </w:rPr>
+        <w:t xml:space="preserve">dueño</w:t>
+      </w:r>
+      <w:r>
+        <w:t xml:space="preserve">,</w:t>
+      </w:r>
+      <w:r>
+        <w:t xml:space="preserve"> </w:t>
+      </w:r>
+      <w:r>
+        <w:rPr>
+          <w:rStyle w:val="VerbatimChar"/>
+        </w:rPr>
+        <w:t xml:space="preserve">seña</w:t>
+      </w:r>
+      <w:r>
+        <w:t xml:space="preserve"> </w:t>
+      </w:r>
+      <w:r>
+        <w:t xml:space="preserve">y</w:t>
+      </w:r>
+      <w:r>
+        <w:t xml:space="preserve"> </w:t>
+      </w:r>
+      <w:r>
+        <w:rPr>
+          <w:rStyle w:val="VerbatimChar"/>
+        </w:rPr>
+        <w:t xml:space="preserve">reseña</w:t>
+      </w:r>
+      <w:r>
+        <w:t xml:space="preserve">.</w:t>
+      </w:r>
+    </w:p>
+    <w:p>
+      <w:pPr>
+        <w:pStyle w:val="Compact"/>
+        <w:numPr>
+          <w:ilvl w:val="0"/>
+          <w:numId w:val="1023"/>
+        </w:numPr>
+      </w:pPr>
+      <w:r>
+        <w:t xml:space="preserve">Largos de</w:t>
+      </w:r>
+      <w:r>
+        <w:t xml:space="preserve"> </w:t>
+      </w:r>
+      <w:r>
+        <w:rPr>
+          <w:rStyle w:val="VerbatimChar"/>
+        </w:rPr>
+        <w:t xml:space="preserve">varchar</w:t>
+      </w:r>
+      <w:r>
+        <w:t xml:space="preserve"> </w:t>
+      </w:r>
+      <w:r>
+        <w:t xml:space="preserve">y precisión de</w:t>
+      </w:r>
+      <w:r>
+        <w:t xml:space="preserve"> </w:t>
+      </w:r>
+      <w:r>
+        <w:rPr>
+          <w:rStyle w:val="VerbatimChar"/>
+        </w:rPr>
+        <w:t xml:space="preserve">numeric</w:t>
+      </w:r>
+      <w:r>
+        <w:t xml:space="preserve"> </w:t>
+      </w:r>
+      <w:r>
+        <w:t xml:space="preserve">(</w:t>
+      </w:r>
+      <w:r>
+        <w:rPr>
+          <w:rStyle w:val="VerbatimChar"/>
+        </w:rPr>
+        <w:t xml:space="preserve">numeric(14,2)</w:t>
+      </w:r>
+      <w:r>
+        <w:t xml:space="preserve"> </w:t>
+      </w:r>
+      <w:r>
+        <w:t xml:space="preserve">para importes y</w:t>
+      </w:r>
+      <w:r>
+        <w:t xml:space="preserve"> </w:t>
+      </w:r>
+      <w:r>
+        <w:rPr>
+          <w:rStyle w:val="VerbatimChar"/>
+        </w:rPr>
+        <w:t xml:space="preserve">numeric(14,4)</w:t>
+      </w:r>
+      <w:r>
+        <w:t xml:space="preserve"> </w:t>
+      </w:r>
+      <w:r>
+        <w:t xml:space="preserve">para el tipo de cambio) son decisiones de implementación, no datos del negocio.</w:t>
+      </w:r>
+    </w:p>
+    <w:bookmarkEnd w:id="175"/>
+    <w:bookmarkStart w:id="176" w:name="_validación"/>
+    <w:p>
+      <w:pPr>
+        <w:pStyle w:val="Heading2"/>
+      </w:pPr>
+      <w:r>
+        <w:t xml:space="preserve">Validación</w:t>
+      </w:r>
+    </w:p>
+    <w:p>
+      <w:pPr>
+        <w:pStyle w:val="FirstParagraph"/>
+      </w:pPr>
+      <w:r>
+        <w:t xml:space="preserve">Se validó el 29/09/26 en un</w:t>
+      </w:r>
+      <w:r>
+        <w:t xml:space="preserve"> </w:t>
+      </w:r>
+      <w:r>
+        <w:rPr>
+          <w:b/>
+          <w:bCs/>
+        </w:rPr>
+        <w:t xml:space="preserve">PostgreSQL 18.3</w:t>
+      </w:r>
+      <w:r>
+        <w:t xml:space="preserve"> </w:t>
+      </w:r>
+      <w:r>
+        <w:t xml:space="preserve">local, en un clúster temporal creado solo para la prueba y borrado al terminar. El script corre completo sin errores y deja 15 tablas y 20 enumeraciones, con la fila de</w:t>
+      </w:r>
+      <w:r>
+        <w:t xml:space="preserve"> </w:t>
+      </w:r>
+      <w:r>
+        <w:rPr>
+          <w:rStyle w:val="VerbatimChar"/>
+        </w:rPr>
+        <w:t xml:space="preserve">configuracion</w:t>
+      </w:r>
+      <w:r>
+        <w:t xml:space="preserve"> </w:t>
+      </w:r>
+      <w:r>
+        <w:t xml:space="preserve">cargada con los valores validados con la agencia (1 mes, 7 días y 6 meses). Además se probaron 23 casos dentro de una transacción que se deshizo al final:</w:t>
+      </w:r>
+      <w:r>
+        <w:t xml:space="preserve"> </w:t>
+      </w:r>
+      <w:r>
+        <w:t xml:space="preserve">-</w:t>
+      </w:r>
+      <w:r>
+        <w:t xml:space="preserve"> </w:t>
+      </w:r>
+      <w:r>
+        <w:rPr>
+          <w:b/>
+          <w:bCs/>
+        </w:rPr>
+        <w:t xml:space="preserve">8 permitidos:</w:t>
+      </w:r>
+      <w:r>
+        <w:t xml:space="preserve"> </w:t>
+      </w:r>
+      <w:r>
+        <w:t xml:space="preserve">un usuario con</w:t>
+      </w:r>
+      <w:r>
+        <w:t xml:space="preserve"> </w:t>
+      </w:r>
+      <w:r>
+        <w:rPr>
+          <w:rStyle w:val="VerbatimChar"/>
+        </w:rPr>
+        <w:t xml:space="preserve">created_by</w:t>
+      </w:r>
+      <w:r>
+        <w:t xml:space="preserve"> </w:t>
+      </w:r>
+      <w:r>
+        <w:t xml:space="preserve">vacío; el mismo hotel en dos tramos del mismo viaje; una alerta manual sin origen; una alerta de pago al proveedor colgada del tramo; el cálculo de</w:t>
+      </w:r>
+      <w:r>
+        <w:t xml:space="preserve"> </w:t>
+      </w:r>
+      <w:r>
+        <w:rPr>
+          <w:rStyle w:val="VerbatimChar"/>
+        </w:rPr>
+        <w:t xml:space="preserve">ganancia</w:t>
+      </w:r>
+      <w:r>
+        <w:t xml:space="preserve"> </w:t>
+      </w:r>
+      <w:r>
+        <w:t xml:space="preserve">(250.000) y</w:t>
+      </w:r>
+      <w:r>
+        <w:t xml:space="preserve"> </w:t>
+      </w:r>
+      <w:r>
+        <w:rPr>
+          <w:rStyle w:val="VerbatimChar"/>
+        </w:rPr>
+        <w:t xml:space="preserve">margen</w:t>
+      </w:r>
+      <w:r>
+        <w:t xml:space="preserve"> </w:t>
+      </w:r>
+      <w:r>
+        <w:t xml:space="preserve">(0,25) para una venta de $ 1.000.000 con costo de $ 750.000; la cancelación de un viaje con estado previo, motivo y fecha; quitar un tramo que tenía alerta, que deja la alerta sin origen en lugar de fallar; y resolver una alerta con su</w:t>
+      </w:r>
+      <w:r>
+        <w:t xml:space="preserve"> </w:t>
+      </w:r>
+      <w:r>
+        <w:rPr>
+          <w:rStyle w:val="VerbatimChar"/>
+        </w:rPr>
+        <w:t xml:space="preserve">resuelta_en</w:t>
+      </w:r>
+      <w:r>
+        <w:t xml:space="preserve">, que cuenta entre las resueltas hoy.</w:t>
+      </w:r>
+      <w:r>
+        <w:t xml:space="preserve"> </w:t>
+      </w:r>
+      <w:r>
+        <w:t xml:space="preserve">-</w:t>
+      </w:r>
+      <w:r>
+        <w:t xml:space="preserve"> </w:t>
+      </w:r>
+      <w:r>
+        <w:rPr>
+          <w:b/>
+          <w:bCs/>
+        </w:rPr>
         <w:t xml:space="preserve">15 rechazados, como se esperaba:</w:t>
       </w:r>
       <w:r>
@@ -9574,7 +9574,7 @@
       </w:r>
     </w:p>
     <w:bookmarkEnd w:id="176"/>
-    <w:bookmarkStart w:id="177" w:name="script-sql"/>
+    <w:bookmarkStart w:id="177" w:name="_37825542143676662807d9e98fefc726e6e71c9"/>
     <w:p>
       <w:pPr>
         <w:pStyle w:val="Heading2"/>
@@ -22972,7 +22972,7 @@
     </w:p>
     <w:bookmarkEnd w:id="177"/>
     <w:bookmarkEnd w:id="178"/>
-    <w:bookmarkStart w:id="194" w:name="Xcbda01be181e637c1fd916f45491ee1a55735f6"/>
+    <w:bookmarkStart w:id="194" w:name="_cbda01be181e637c1fd916f45491ee1a55735f6"/>
     <w:p>
       <w:pPr>
         <w:pStyle w:val="Heading1"/>
@@ -22981,7 +22981,7 @@
         <w:t xml:space="preserve">6. Comunicación Vista–Controlador: OpenAPI en JSON</w:t>
       </w:r>
     </w:p>
-    <w:bookmarkStart w:id="182" w:name="mvc-en-rumbo"/>
+    <w:bookmarkStart w:id="182" w:name="_01cf11c5a48d47cf4729729e28d5ed13d1f2c23"/>
     <w:p>
       <w:pPr>
         <w:pStyle w:val="Heading2"/>
@@ -23435,7 +23435,7 @@
     </w:tbl>
     <w:p>
       <w:pPr>
-        <w:pStyle w:val="BodyText"/>
+        <w:pStyle w:val="FirstParagraph"/>
       </w:pPr>
       <w:r>
         <w:rPr>
@@ -23473,7 +23473,7 @@
       </w:r>
     </w:p>
     <w:bookmarkEnd w:id="182"/>
-    <w:bookmarkStart w:id="187" w:name="Xdbe080e1c3cee90af8a9eb0e6f7b47ca6916c35"/>
+    <w:bookmarkStart w:id="187" w:name="_dbe080e1c3cee90af8a9eb0e6f7b47ca6916c35"/>
     <w:p>
       <w:pPr>
         <w:pStyle w:val="Heading2"/>
@@ -23511,7 +23511,7 @@
         <w:pStyle w:val="Compact"/>
         <w:numPr>
           <w:ilvl w:val="0"/>
-          <w:numId w:val="1022"/>
+          <w:numId w:val="1024"/>
         </w:numPr>
       </w:pPr>
       <w:r>
@@ -23557,7 +23557,7 @@
         <w:pStyle w:val="Compact"/>
         <w:numPr>
           <w:ilvl w:val="0"/>
-          <w:numId w:val="1022"/>
+          <w:numId w:val="1024"/>
         </w:numPr>
       </w:pPr>
       <w:r>
@@ -23591,7 +23591,7 @@
         <w:pStyle w:val="Compact"/>
         <w:numPr>
           <w:ilvl w:val="0"/>
-          <w:numId w:val="1022"/>
+          <w:numId w:val="1024"/>
         </w:numPr>
       </w:pPr>
       <w:r>
@@ -23625,7 +23625,7 @@
         <w:pStyle w:val="Compact"/>
         <w:numPr>
           <w:ilvl w:val="0"/>
-          <w:numId w:val="1022"/>
+          <w:numId w:val="1024"/>
         </w:numPr>
       </w:pPr>
       <w:r>
@@ -23689,7 +23689,7 @@
         <w:pStyle w:val="Compact"/>
         <w:numPr>
           <w:ilvl w:val="0"/>
-          <w:numId w:val="1022"/>
+          <w:numId w:val="1024"/>
         </w:numPr>
       </w:pPr>
       <w:r>
@@ -23795,7 +23795,7 @@
         <w:pStyle w:val="Compact"/>
         <w:numPr>
           <w:ilvl w:val="0"/>
-          <w:numId w:val="1022"/>
+          <w:numId w:val="1024"/>
         </w:numPr>
       </w:pPr>
       <w:r>
@@ -23833,7 +23833,7 @@
         <w:t xml:space="preserve">. Si el contrato cambia, la Vista deja de compilar en lugar de fallar en uso.</w:t>
       </w:r>
     </w:p>
-    <w:bookmarkStart w:id="186" w:name="Xd2124b45c04aa917bf79e68da08e05b324fbd2c"/>
+    <w:bookmarkStart w:id="186" w:name="_d2124b45c04aa917bf79e68da08e05b324fbd2c"/>
     <w:p>
       <w:pPr>
         <w:pStyle w:val="Heading3"/>
@@ -24829,7 +24829,7 @@
     </w:p>
     <w:p>
       <w:pPr>
-        <w:pStyle w:val="BodyText"/>
+        <w:pStyle w:val="FirstParagraph"/>
       </w:pPr>
       <w:r>
         <w:t xml:space="preserve">Si algo falla, el Controlador responde con el error del contrato y la Vista lo muestra:</w:t>
@@ -24909,7 +24909,7 @@
     </w:p>
     <w:bookmarkEnd w:id="186"/>
     <w:bookmarkEnd w:id="187"/>
-    <w:bookmarkStart w:id="193" w:name="contrato-openapi"/>
+    <w:bookmarkStart w:id="193" w:name="_0d238b6613061c4438fa27aa88e6a3b1a80b1c1"/>
     <w:p>
       <w:pPr>
         <w:pStyle w:val="Heading2"/>
@@ -24918,849 +24918,13 @@
         <w:t xml:space="preserve">Contrato OpenAPI</w:t>
       </w:r>
     </w:p>
-    <w:bookmarkStart w:id="188" w:name="qué-es-y-qué-no-es"/>
+    <w:bookmarkStart w:id="188" w:name="_bb7d8f2c6ac90ac1676160f6a194f88ce710f8d"/>
     <w:p>
       <w:pPr>
         <w:pStyle w:val="Heading3"/>
       </w:pPr>
       <w:r>
         <w:t xml:space="preserve">Qué es y qué no es</w:t>
-      </w:r>
-    </w:p>
-    <w:p>
-      <w:pPr>
-        <w:pStyle w:val="Compact"/>
-        <w:numPr>
-          <w:ilvl w:val="0"/>
-          <w:numId w:val="1023"/>
-        </w:numPr>
-      </w:pPr>
-      <w:r>
-        <w:t xml:space="preserve">Es un contrato</w:t>
-      </w:r>
-      <w:r>
-        <w:t xml:space="preserve"> </w:t>
-      </w:r>
-      <w:r>
-        <w:rPr>
-          <w:b/>
-          <w:bCs/>
-        </w:rPr>
-        <w:t xml:space="preserve">preliminar</w:t>
-      </w:r>
-      <w:r>
-        <w:t xml:space="preserve">, en</w:t>
-      </w:r>
-      <w:r>
-        <w:t xml:space="preserve"> </w:t>
-      </w:r>
-      <w:r>
-        <w:rPr>
-          <w:b/>
-          <w:bCs/>
-        </w:rPr>
-        <w:t xml:space="preserve">OpenAPI 3.1</w:t>
-      </w:r>
-      <w:r>
-        <w:t xml:space="preserve">, escrito para el PC1 a partir de los casos de uso (MOC — Casos de uso), el DGM-ER y los roles de y.</w:t>
-      </w:r>
-    </w:p>
-    <w:p>
-      <w:pPr>
-        <w:pStyle w:val="Compact"/>
-        <w:numPr>
-          <w:ilvl w:val="0"/>
-          <w:numId w:val="1023"/>
-        </w:numPr>
-      </w:pPr>
-      <w:r>
-        <w:t xml:space="preserve">Lista</w:t>
-      </w:r>
-      <w:r>
-        <w:t xml:space="preserve"> </w:t>
-      </w:r>
-      <w:r>
-        <w:rPr>
-          <w:b/>
-          <w:bCs/>
-        </w:rPr>
-        <w:t xml:space="preserve">todos los endpoints de los once módulos</w:t>
-      </w:r>
-      <w:r>
-        <w:t xml:space="preserve"> </w:t>
-      </w:r>
-      <w:r>
-        <w:t xml:space="preserve">(96 operaciones en 73 rutas), cada uno con su ruta, su método, el rol que exige, los casos de uso que realiza y sus códigos de error.</w:t>
-      </w:r>
-    </w:p>
-    <w:p>
-      <w:pPr>
-        <w:pStyle w:val="Compact"/>
-        <w:numPr>
-          <w:ilvl w:val="0"/>
-          <w:numId w:val="1023"/>
-        </w:numPr>
-      </w:pPr>
-      <w:r>
-        <w:t xml:space="preserve">Los</w:t>
-      </w:r>
-      <w:r>
-        <w:t xml:space="preserve"> </w:t>
-      </w:r>
-      <w:r>
-        <w:rPr>
-          <w:b/>
-          <w:bCs/>
-        </w:rPr>
-        <w:t xml:space="preserve">esquemas están completos solo para el circuito de CU-01</w:t>
-      </w:r>
-      <w:r>
-        <w:t xml:space="preserve">:</w:t>
-      </w:r>
-      <w:r>
-        <w:t xml:space="preserve"> </w:t>
-      </w:r>
-      <w:r>
-        <w:rPr>
-          <w:rStyle w:val="VerbatimChar"/>
-        </w:rPr>
-        <w:t xml:space="preserve">Cliente</w:t>
-      </w:r>
-      <w:r>
-        <w:t xml:space="preserve">,</w:t>
-      </w:r>
-      <w:r>
-        <w:t xml:space="preserve"> </w:t>
-      </w:r>
-      <w:r>
-        <w:rPr>
-          <w:rStyle w:val="VerbatimChar"/>
-        </w:rPr>
-        <w:t xml:space="preserve">Oportunidad</w:t>
-      </w:r>
-      <w:r>
-        <w:t xml:space="preserve">,</w:t>
-      </w:r>
-      <w:r>
-        <w:t xml:space="preserve"> </w:t>
-      </w:r>
-      <w:r>
-        <w:rPr>
-          <w:rStyle w:val="VerbatimChar"/>
-        </w:rPr>
-        <w:t xml:space="preserve">Cotización</w:t>
-      </w:r>
-      <w:r>
-        <w:t xml:space="preserve">,</w:t>
-      </w:r>
-      <w:r>
-        <w:t xml:space="preserve"> </w:t>
-      </w:r>
-      <w:r>
-        <w:rPr>
-          <w:rStyle w:val="VerbatimChar"/>
-        </w:rPr>
-        <w:t xml:space="preserve">Viaje</w:t>
-      </w:r>
-      <w:r>
-        <w:t xml:space="preserve">,</w:t>
-      </w:r>
-      <w:r>
-        <w:t xml:space="preserve"> </w:t>
-      </w:r>
-      <w:r>
-        <w:rPr>
-          <w:rStyle w:val="VerbatimChar"/>
-        </w:rPr>
-        <w:t xml:space="preserve">Pago</w:t>
-      </w:r>
-      <w:r>
-        <w:t xml:space="preserve"> </w:t>
-      </w:r>
-      <w:r>
-        <w:t xml:space="preserve">y</w:t>
-      </w:r>
-      <w:r>
-        <w:t xml:space="preserve"> </w:t>
-      </w:r>
-      <w:r>
-        <w:rPr>
-          <w:rStyle w:val="VerbatimChar"/>
-        </w:rPr>
-        <w:t xml:space="preserve">Alerta</w:t>
-      </w:r>
-      <w:r>
-        <w:t xml:space="preserve">, más el inicio de sesión. El resto de los cuerpos usa el esquema</w:t>
-      </w:r>
-      <w:r>
-        <w:t xml:space="preserve"> </w:t>
-      </w:r>
-      <w:r>
-        <w:rPr>
-          <w:rStyle w:val="VerbatimChar"/>
-        </w:rPr>
-        <w:t xml:space="preserve">SinDetallar</w:t>
-      </w:r>
-      <w:r>
-        <w:t xml:space="preserve">.</w:t>
-      </w:r>
-    </w:p>
-    <w:p>
-      <w:pPr>
-        <w:pStyle w:val="Compact"/>
-        <w:numPr>
-          <w:ilvl w:val="0"/>
-          <w:numId w:val="1023"/>
-        </w:numPr>
-      </w:pPr>
-      <w:r>
-        <w:rPr>
-          <w:b/>
-          <w:bCs/>
-        </w:rPr>
-        <w:t xml:space="preserve">En PC2 el contrato de referencia lo genera FastAPI</w:t>
-      </w:r>
-      <w:r>
-        <w:t xml:space="preserve"> </w:t>
-      </w:r>
-      <w:r>
-        <w:t xml:space="preserve">a partir de los esquemas Pydantic de</w:t>
-      </w:r>
-      <w:r>
-        <w:t xml:space="preserve"> </w:t>
-      </w:r>
-      <w:r>
-        <w:rPr>
-          <w:rStyle w:val="VerbatimChar"/>
-        </w:rPr>
-        <w:t xml:space="preserve">presentacion/esquemas/</w:t>
-      </w:r>
-      <w:r>
-        <w:t xml:space="preserve">, a medida que se escriben los endpoints. Este archivo queda como la foto del diseño del PC1, y el frontend toma sus tipos del contrato generado con</w:t>
-      </w:r>
-      <w:r>
-        <w:t xml:space="preserve"> </w:t>
-      </w:r>
-      <w:r>
-        <w:rPr>
-          <w:rStyle w:val="VerbatimChar"/>
-        </w:rPr>
-        <w:t xml:space="preserve">openapi-typescript</w:t>
-      </w:r>
-      <w:r>
-        <w:t xml:space="preserve">.</w:t>
-      </w:r>
-    </w:p>
-    <w:p>
-      <w:pPr>
-        <w:pStyle w:val="Compact"/>
-        <w:numPr>
-          <w:ilvl w:val="0"/>
-          <w:numId w:val="1023"/>
-        </w:numPr>
-      </w:pPr>
-      <w:r>
-        <w:t xml:space="preserve">Se validó con</w:t>
-      </w:r>
-      <w:r>
-        <w:t xml:space="preserve"> </w:t>
-      </w:r>
-      <w:r>
-        <w:rPr>
-          <w:b/>
-          <w:bCs/>
-        </w:rPr>
-        <w:t xml:space="preserve">Redocly CLI</w:t>
-      </w:r>
-      <w:r>
-        <w:t xml:space="preserve"> </w:t>
-      </w:r>
-      <w:r>
-        <w:t xml:space="preserve">(reglas recomendadas): el documento es válido, con una sola advertencia porque no declara licencia (el repositorio es privado).</w:t>
-      </w:r>
-    </w:p>
-    <w:bookmarkEnd w:id="188"/>
-    <w:bookmarkStart w:id="189" w:name="convenciones"/>
-    <w:p>
-      <w:pPr>
-        <w:pStyle w:val="Heading3"/>
-      </w:pPr>
-      <w:r>
-        <w:t xml:space="preserve">Convenciones</w:t>
-      </w:r>
-    </w:p>
-    <w:p>
-      <w:pPr>
-        <w:pStyle w:val="Compact"/>
-        <w:numPr>
-          <w:ilvl w:val="0"/>
-          <w:numId w:val="1024"/>
-        </w:numPr>
-      </w:pPr>
-      <w:r>
-        <w:rPr>
-          <w:b/>
-          <w:bCs/>
-        </w:rPr>
-        <w:t xml:space="preserve">Base:</w:t>
-      </w:r>
-      <w:r>
-        <w:t xml:space="preserve"> </w:t>
-      </w:r>
-      <w:r>
-        <w:t xml:space="preserve">todas las rutas cuelgan de</w:t>
-      </w:r>
-      <w:r>
-        <w:t xml:space="preserve"> </w:t>
-      </w:r>
-      <w:r>
-        <w:rPr>
-          <w:rStyle w:val="VerbatimChar"/>
-        </w:rPr>
-        <w:t xml:space="preserve">/api</w:t>
-      </w:r>
-      <w:r>
-        <w:t xml:space="preserve">, que</w:t>
-      </w:r>
-      <w:r>
-        <w:t xml:space="preserve"> </w:t>
-      </w:r>
-      <w:r>
-        <w:rPr>
-          <w:rStyle w:val="VerbatimChar"/>
-        </w:rPr>
-        <w:t xml:space="preserve">nginx</w:t>
-      </w:r>
-      <w:r>
-        <w:t xml:space="preserve"> </w:t>
-      </w:r>
-      <w:r>
-        <w:t xml:space="preserve">deriva al contenedor de la API.</w:t>
-      </w:r>
-    </w:p>
-    <w:p>
-      <w:pPr>
-        <w:pStyle w:val="Compact"/>
-        <w:numPr>
-          <w:ilvl w:val="0"/>
-          <w:numId w:val="1024"/>
-        </w:numPr>
-      </w:pPr>
-      <w:r>
-        <w:rPr>
-          <w:b/>
-          <w:bCs/>
-        </w:rPr>
-        <w:t xml:space="preserve">Recursos en español y en plural</w:t>
-      </w:r>
-      <w:r>
-        <w:t xml:space="preserve"> </w:t>
-      </w:r>
-      <w:r>
-        <w:t xml:space="preserve">(</w:t>
-      </w:r>
-      <w:r>
-        <w:rPr>
-          <w:rStyle w:val="VerbatimChar"/>
-        </w:rPr>
-        <w:t xml:space="preserve">/clientes</w:t>
-      </w:r>
-      <w:r>
-        <w:t xml:space="preserve">,</w:t>
-      </w:r>
-      <w:r>
-        <w:t xml:space="preserve"> </w:t>
-      </w:r>
-      <w:r>
-        <w:rPr>
-          <w:rStyle w:val="VerbatimChar"/>
-        </w:rPr>
-        <w:t xml:space="preserve">/viajes</w:t>
-      </w:r>
-      <w:r>
-        <w:t xml:space="preserve">), con los nombres del lenguaje ubicuo. Los campos van en</w:t>
-      </w:r>
-      <w:r>
-        <w:t xml:space="preserve"> </w:t>
-      </w:r>
-      <w:r>
-        <w:rPr>
-          <w:rStyle w:val="VerbatimChar"/>
-        </w:rPr>
-        <w:t xml:space="preserve">snake_case</w:t>
-      </w:r>
-      <w:r>
-        <w:t xml:space="preserve">, igual que en el DGM-ER.</w:t>
-      </w:r>
-    </w:p>
-    <w:p>
-      <w:pPr>
-        <w:pStyle w:val="Compact"/>
-        <w:numPr>
-          <w:ilvl w:val="0"/>
-          <w:numId w:val="1024"/>
-        </w:numPr>
-      </w:pPr>
-      <w:r>
-        <w:rPr>
-          <w:b/>
-          <w:bCs/>
-        </w:rPr>
-        <w:t xml:space="preserve">Cambios de estado como acciones.</w:t>
-      </w:r>
-      <w:r>
-        <w:t xml:space="preserve"> </w:t>
-      </w:r>
-      <w:r>
-        <w:t xml:space="preserve">Cada transición de los</w:t>
-      </w:r>
-      <w:r>
-        <w:t xml:space="preserve"> </w:t>
-      </w:r>
-      <w:r>
-        <w:rPr>
-          <w:rStyle w:val="VerbatimChar"/>
-        </w:rPr>
-        <w:t xml:space="preserve">EST-*</w:t>
-      </w:r>
-      <w:r>
-        <w:t xml:space="preserve"> </w:t>
-      </w:r>
-      <w:r>
-        <w:t xml:space="preserve">es un</w:t>
-      </w:r>
-      <w:r>
-        <w:t xml:space="preserve"> </w:t>
-      </w:r>
-      <w:r>
-        <w:rPr>
-          <w:rStyle w:val="VerbatimChar"/>
-        </w:rPr>
-        <w:t xml:space="preserve">POST</w:t>
-      </w:r>
-      <w:r>
-        <w:t xml:space="preserve"> </w:t>
-      </w:r>
-      <w:r>
-        <w:t xml:space="preserve">sobre el recurso con un verbo (</w:t>
-      </w:r>
-      <w:r>
-        <w:rPr>
-          <w:rStyle w:val="VerbatimChar"/>
-        </w:rPr>
-        <w:t xml:space="preserve">/oportunidades/{id}/perder</w:t>
-      </w:r>
-      <w:r>
-        <w:t xml:space="preserve">,</w:t>
-      </w:r>
-      <w:r>
-        <w:t xml:space="preserve"> </w:t>
-      </w:r>
-      <w:r>
-        <w:rPr>
-          <w:rStyle w:val="VerbatimChar"/>
-        </w:rPr>
-        <w:t xml:space="preserve">/viajes/{id}/cancelar</w:t>
-      </w:r>
-      <w:r>
-        <w:t xml:space="preserve">,</w:t>
-      </w:r>
-      <w:r>
-        <w:t xml:space="preserve"> </w:t>
-      </w:r>
-      <w:r>
-        <w:rPr>
-          <w:rStyle w:val="VerbatimChar"/>
-        </w:rPr>
-        <w:t xml:space="preserve">/pagos/{id}/cobrar</w:t>
-      </w:r>
-      <w:r>
-        <w:t xml:space="preserve">). Así cada operación corresponde a un paso de un caso de uso y la API puede rechazar las transiciones inválidas con un</w:t>
-      </w:r>
-      <w:r>
-        <w:t xml:space="preserve"> </w:t>
-      </w:r>
-      <w:r>
-        <w:rPr>
-          <w:rStyle w:val="VerbatimChar"/>
-        </w:rPr>
-        <w:t xml:space="preserve">409</w:t>
-      </w:r>
-      <w:r>
-        <w:t xml:space="preserve">.</w:t>
-      </w:r>
-    </w:p>
-    <w:p>
-      <w:pPr>
-        <w:pStyle w:val="Compact"/>
-        <w:numPr>
-          <w:ilvl w:val="0"/>
-          <w:numId w:val="1024"/>
-        </w:numPr>
-      </w:pPr>
-      <w:r>
-        <w:rPr>
-          <w:b/>
-          <w:bCs/>
-        </w:rPr>
-        <w:t xml:space="preserve">Bajas lógicas</w:t>
-      </w:r>
-      <w:r>
-        <w:t xml:space="preserve"> </w:t>
-      </w:r>
-      <w:r>
-        <w:t xml:space="preserve">como acciones (</w:t>
-      </w:r>
-      <w:r>
-        <w:rPr>
-          <w:rStyle w:val="VerbatimChar"/>
-        </w:rPr>
-        <w:t xml:space="preserve">/baja</w:t>
-      </w:r>
-      <w:r>
-        <w:t xml:space="preserve">,</w:t>
-      </w:r>
-      <w:r>
-        <w:t xml:space="preserve"> </w:t>
-      </w:r>
-      <w:r>
-        <w:rPr>
-          <w:rStyle w:val="VerbatimChar"/>
-        </w:rPr>
-        <w:t xml:space="preserve">/anular</w:t>
-      </w:r>
-      <w:r>
-        <w:t xml:space="preserve">,</w:t>
-      </w:r>
-      <w:r>
-        <w:t xml:space="preserve"> </w:t>
-      </w:r>
-      <w:r>
-        <w:rPr>
-          <w:rStyle w:val="VerbatimChar"/>
-        </w:rPr>
-        <w:t xml:space="preserve">/ocultar</w:t>
-      </w:r>
-      <w:r>
-        <w:t xml:space="preserve">,</w:t>
-      </w:r>
-      <w:r>
-        <w:t xml:space="preserve"> </w:t>
-      </w:r>
-      <w:r>
-        <w:rPr>
-          <w:rStyle w:val="VerbatimChar"/>
-        </w:rPr>
-        <w:t xml:space="preserve">/descartar</w:t>
-      </w:r>
-      <w:r>
-        <w:t xml:space="preserve">). Hay solo dos</w:t>
-      </w:r>
-      <w:r>
-        <w:t xml:space="preserve"> </w:t>
-      </w:r>
-      <w:r>
-        <w:rPr>
-          <w:rStyle w:val="VerbatimChar"/>
-        </w:rPr>
-        <w:t xml:space="preserve">DELETE</w:t>
-      </w:r>
-      <w:r>
-        <w:t xml:space="preserve">: quitar un tramo del itinerario (CU-09 A3) y la eliminación física excepcional de una reseña (CU-29 A2).</w:t>
-      </w:r>
-    </w:p>
-    <w:p>
-      <w:pPr>
-        <w:pStyle w:val="Compact"/>
-        <w:numPr>
-          <w:ilvl w:val="0"/>
-          <w:numId w:val="1024"/>
-        </w:numPr>
-      </w:pPr>
-      <w:r>
-        <w:rPr>
-          <w:b/>
-          <w:bCs/>
-        </w:rPr>
-        <w:t xml:space="preserve">Fechas</w:t>
-      </w:r>
-      <w:r>
-        <w:t xml:space="preserve"> </w:t>
-      </w:r>
-      <w:r>
-        <w:t xml:space="preserve">en ISO 8601 (</w:t>
-      </w:r>
-      <w:r>
-        <w:rPr>
-          <w:rStyle w:val="VerbatimChar"/>
-        </w:rPr>
-        <w:t xml:space="preserve">2026-10-02</w:t>
-      </w:r>
-      <w:r>
-        <w:t xml:space="preserve">); la interfaz las muestra como</w:t>
-      </w:r>
-      <w:r>
-        <w:t xml:space="preserve"> </w:t>
-      </w:r>
-      <w:r>
-        <w:rPr>
-          <w:rStyle w:val="VerbatimChar"/>
-        </w:rPr>
-        <w:t xml:space="preserve">dd/mm/aa</w:t>
-      </w:r>
-      <w:r>
-        <w:t xml:space="preserve">.</w:t>
-      </w:r>
-      <w:r>
-        <w:t xml:space="preserve"> </w:t>
-      </w:r>
-      <w:r>
-        <w:rPr>
-          <w:b/>
-          <w:bCs/>
-        </w:rPr>
-        <w:t xml:space="preserve">Importes</w:t>
-      </w:r>
-      <w:r>
-        <w:t xml:space="preserve"> </w:t>
-      </w:r>
-      <w:r>
-        <w:t xml:space="preserve">como texto decimal (</w:t>
-      </w:r>
-      <w:r>
-        <w:rPr>
-          <w:rStyle w:val="VerbatimChar"/>
-        </w:rPr>
-        <w:t xml:space="preserve">"1000000.00"</w:t>
-      </w:r>
-      <w:r>
-        <w:t xml:space="preserve">), que es como Pydantic serializa los</w:t>
-      </w:r>
-      <w:r>
-        <w:t xml:space="preserve"> </w:t>
-      </w:r>
-      <w:r>
-        <w:rPr>
-          <w:rStyle w:val="VerbatimChar"/>
-        </w:rPr>
-        <w:t xml:space="preserve">Decimal</w:t>
-      </w:r>
-      <w:r>
-        <w:t xml:space="preserve"> </w:t>
-      </w:r>
-      <w:r>
-        <w:t xml:space="preserve">y evita errores de redondeo.</w:t>
-      </w:r>
-    </w:p>
-    <w:p>
-      <w:pPr>
-        <w:pStyle w:val="Compact"/>
-        <w:numPr>
-          <w:ilvl w:val="0"/>
-          <w:numId w:val="1024"/>
-        </w:numPr>
-      </w:pPr>
-      <w:r>
-        <w:rPr>
-          <w:b/>
-          <w:bCs/>
-        </w:rPr>
-        <w:t xml:space="preserve">Listados paginados</w:t>
-      </w:r>
-      <w:r>
-        <w:t xml:space="preserve"> </w:t>
-      </w:r>
-      <w:r>
-        <w:t xml:space="preserve">con</w:t>
-      </w:r>
-      <w:r>
-        <w:t xml:space="preserve"> </w:t>
-      </w:r>
-      <w:r>
-        <w:rPr>
-          <w:rStyle w:val="VerbatimChar"/>
-        </w:rPr>
-        <w:t xml:space="preserve">pagina</w:t>
-      </w:r>
-      <w:r>
-        <w:t xml:space="preserve"> </w:t>
-      </w:r>
-      <w:r>
-        <w:t xml:space="preserve">y</w:t>
-      </w:r>
-      <w:r>
-        <w:t xml:space="preserve"> </w:t>
-      </w:r>
-      <w:r>
-        <w:rPr>
-          <w:rStyle w:val="VerbatimChar"/>
-        </w:rPr>
-        <w:t xml:space="preserve">por_pagina</w:t>
-      </w:r>
-      <w:r>
-        <w:t xml:space="preserve"> </w:t>
-      </w:r>
-      <w:r>
-        <w:t xml:space="preserve">(máximo 100); devuelven</w:t>
-      </w:r>
-      <w:r>
-        <w:t xml:space="preserve"> </w:t>
-      </w:r>
-      <w:r>
-        <w:rPr>
-          <w:rStyle w:val="VerbatimChar"/>
-        </w:rPr>
-        <w:t xml:space="preserve">items</w:t>
-      </w:r>
-      <w:r>
-        <w:t xml:space="preserve">,</w:t>
-      </w:r>
-      <w:r>
-        <w:t xml:space="preserve"> </w:t>
-      </w:r>
-      <w:r>
-        <w:rPr>
-          <w:rStyle w:val="VerbatimChar"/>
-        </w:rPr>
-        <w:t xml:space="preserve">total</w:t>
-      </w:r>
-      <w:r>
-        <w:t xml:space="preserve">,</w:t>
-      </w:r>
-      <w:r>
-        <w:t xml:space="preserve"> </w:t>
-      </w:r>
-      <w:r>
-        <w:rPr>
-          <w:rStyle w:val="VerbatimChar"/>
-        </w:rPr>
-        <w:t xml:space="preserve">pagina</w:t>
-      </w:r>
-      <w:r>
-        <w:t xml:space="preserve"> </w:t>
-      </w:r>
-      <w:r>
-        <w:t xml:space="preserve">y</w:t>
-      </w:r>
-      <w:r>
-        <w:t xml:space="preserve"> </w:t>
-      </w:r>
-      <w:r>
-        <w:rPr>
-          <w:rStyle w:val="VerbatimChar"/>
-        </w:rPr>
-        <w:t xml:space="preserve">por_pagina</w:t>
-      </w:r>
-      <w:r>
-        <w:t xml:space="preserve">. El parámetro</w:t>
-      </w:r>
-      <w:r>
-        <w:t xml:space="preserve"> </w:t>
-      </w:r>
-      <w:r>
-        <w:rPr>
-          <w:rStyle w:val="VerbatimChar"/>
-        </w:rPr>
-        <w:t xml:space="preserve">mios</w:t>
-      </w:r>
-      <w:r>
-        <w:t xml:space="preserve"> </w:t>
-      </w:r>
-      <w:r>
-        <w:t xml:space="preserve">activa la vista personal de.</w:t>
-      </w:r>
-    </w:p>
-    <w:p>
-      <w:pPr>
-        <w:pStyle w:val="Compact"/>
-        <w:numPr>
-          <w:ilvl w:val="0"/>
-          <w:numId w:val="1024"/>
-        </w:numPr>
-      </w:pPr>
-      <w:r>
-        <w:rPr>
-          <w:b/>
-          <w:bCs/>
-        </w:rPr>
-        <w:t xml:space="preserve">Campos que calcula el servidor</w:t>
-      </w:r>
-      <w:r>
-        <w:t xml:space="preserve"> </w:t>
-      </w:r>
-      <w:r>
-        <w:t xml:space="preserve">(total de la cotización, ganancia, margen, saldo pendiente, porcentaje pagado, auditoría) van como</w:t>
-      </w:r>
-      <w:r>
-        <w:t xml:space="preserve"> </w:t>
-      </w:r>
-      <w:r>
-        <w:rPr>
-          <w:rStyle w:val="VerbatimChar"/>
-        </w:rPr>
-        <w:t xml:space="preserve">readOnly</w:t>
-      </w:r>
-      <w:r>
-        <w:t xml:space="preserve">.</w:t>
-      </w:r>
-    </w:p>
-    <w:p>
-      <w:pPr>
-        <w:pStyle w:val="Compact"/>
-        <w:numPr>
-          <w:ilvl w:val="0"/>
-          <w:numId w:val="1024"/>
-        </w:numPr>
-      </w:pPr>
-      <w:r>
-        <w:rPr>
-          <w:b/>
-          <w:bCs/>
-        </w:rPr>
-        <w:t xml:space="preserve">Extensiones propias:</w:t>
-      </w:r>
-      <w:r>
-        <w:t xml:space="preserve"> </w:t>
-      </w:r>
-      <w:r>
-        <w:t xml:space="preserve">cada operación declara</w:t>
-      </w:r>
-      <w:r>
-        <w:t xml:space="preserve"> </w:t>
-      </w:r>
-      <w:r>
-        <w:rPr>
-          <w:rStyle w:val="VerbatimChar"/>
-        </w:rPr>
-        <w:t xml:space="preserve">x-roles</w:t>
-      </w:r>
-      <w:r>
-        <w:t xml:space="preserve"> </w:t>
-      </w:r>
-      <w:r>
-        <w:t xml:space="preserve">y</w:t>
-      </w:r>
-      <w:r>
-        <w:t xml:space="preserve"> </w:t>
-      </w:r>
-      <w:r>
-        <w:rPr>
-          <w:rStyle w:val="VerbatimChar"/>
-        </w:rPr>
-        <w:t xml:space="preserve">x-casos-de-uso</w:t>
-      </w:r>
-      <w:r>
-        <w:t xml:space="preserve">, además de describirlos en texto.</w:t>
-      </w:r>
-    </w:p>
-    <w:bookmarkEnd w:id="189"/>
-    <w:bookmarkStart w:id="190" w:name="autenticación-y-roles"/>
-    <w:p>
-      <w:pPr>
-        <w:pStyle w:val="Heading3"/>
-      </w:pPr>
-      <w:r>
-        <w:t xml:space="preserve">Autenticación y roles</w:t>
       </w:r>
     </w:p>
     <w:p>
@@ -25772,16 +24936,7 @@
         </w:numPr>
       </w:pPr>
       <w:r>
-        <w:rPr>
-          <w:rStyle w:val="VerbatimChar"/>
-        </w:rPr>
-        <w:t xml:space="preserve">POST /auth/login</w:t>
-      </w:r>
-      <w:r>
-        <w:t xml:space="preserve"> </w:t>
-      </w:r>
-      <w:r>
-        <w:t xml:space="preserve">es la única operación pública: recibe email y contraseña y devuelve un</w:t>
+        <w:t xml:space="preserve">Es un contrato</w:t>
       </w:r>
       <w:r>
         <w:t xml:space="preserve"> </w:t>
@@ -25791,25 +24946,23 @@
           <w:b/>
           <w:bCs/>
         </w:rPr>
-        <w:t xml:space="preserve">token Bearer</w:t>
-      </w:r>
-      <w:r>
-        <w:t xml:space="preserve"> </w:t>
-      </w:r>
-      <w:r>
-        <w:t xml:space="preserve">que firma</w:t>
-      </w:r>
-      <w:r>
-        <w:t xml:space="preserve"> </w:t>
-      </w:r>
-      <w:r>
-        <w:rPr>
-          <w:rStyle w:val="VerbatimChar"/>
-        </w:rPr>
-        <w:t xml:space="preserve">core.seguridad</w:t>
-      </w:r>
-      <w:r>
-        <w:t xml:space="preserve">. El resto exige el token.</w:t>
+        <w:t xml:space="preserve">preliminar</w:t>
+      </w:r>
+      <w:r>
+        <w:t xml:space="preserve">, en</w:t>
+      </w:r>
+      <w:r>
+        <w:t xml:space="preserve"> </w:t>
+      </w:r>
+      <w:r>
+        <w:rPr>
+          <w:b/>
+          <w:bCs/>
+        </w:rPr>
+        <w:t xml:space="preserve">OpenAPI 3.1</w:t>
+      </w:r>
+      <w:r>
+        <w:t xml:space="preserve">, escrito para el PC1 a partir de los casos de uso (MOC — Casos de uso), el DGM-ER y los roles de y.</w:t>
       </w:r>
     </w:p>
     <w:p>
@@ -25821,14 +24974,23 @@
         </w:numPr>
       </w:pPr>
       <w:r>
+        <w:t xml:space="preserve">Lista</w:t>
+      </w:r>
+      <w:r>
+        <w:t xml:space="preserve"> </w:t>
+      </w:r>
+      <w:r>
         <w:rPr>
           <w:b/>
           <w:bCs/>
         </w:rPr>
-        <w:t xml:space="preserve">Roles por operación</w:t>
-      </w:r>
-      <w:r>
-        <w:t xml:space="preserve">, derivados de los actores de cada CU:</w:t>
+        <w:t xml:space="preserve">todos los endpoints de los once módulos</w:t>
+      </w:r>
+      <w:r>
+        <w:t xml:space="preserve"> </w:t>
+      </w:r>
+      <w:r>
+        <w:t xml:space="preserve">(96 operaciones en 73 rutas), cada uno con su ruta, su método, el rol que exige, los casos de uso que realiza y sus códigos de error.</w:t>
       </w:r>
     </w:p>
     <w:p>
@@ -25840,23 +25002,29 @@
         </w:numPr>
       </w:pPr>
       <w:r>
+        <w:t xml:space="preserve">Los</w:t>
+      </w:r>
+      <w:r>
+        <w:t xml:space="preserve"> </w:t>
+      </w:r>
+      <w:r>
         <w:rPr>
           <w:b/>
           <w:bCs/>
         </w:rPr>
-        <w:t xml:space="preserve">todos</w:t>
-      </w:r>
-      <w:r>
-        <w:t xml:space="preserve"> </w:t>
-      </w:r>
-      <w:r>
-        <w:t xml:space="preserve">(</w:t>
+        <w:t xml:space="preserve">esquemas están completos solo para el circuito de CU-01</w:t>
+      </w:r>
+      <w:r>
+        <w:t xml:space="preserve">:</w:t>
+      </w:r>
+      <w:r>
+        <w:t xml:space="preserve"> </w:t>
       </w:r>
       <w:r>
         <w:rPr>
           <w:rStyle w:val="VerbatimChar"/>
         </w:rPr>
-        <w:t xml:space="preserve">admin</w:t>
+        <w:t xml:space="preserve">Cliente</w:t>
       </w:r>
       <w:r>
         <w:t xml:space="preserve">,</w:t>
@@ -25868,7 +25036,7 @@
         <w:rPr>
           <w:rStyle w:val="VerbatimChar"/>
         </w:rPr>
-        <w:t xml:space="preserve">dueno</w:t>
+        <w:t xml:space="preserve">Oportunidad</w:t>
       </w:r>
       <w:r>
         <w:t xml:space="preserve">,</w:t>
@@ -25880,7 +25048,7 @@
         <w:rPr>
           <w:rStyle w:val="VerbatimChar"/>
         </w:rPr>
-        <w:t xml:space="preserve">empleado</w:t>
+        <w:t xml:space="preserve">Cotización</w:t>
       </w:r>
       <w:r>
         <w:t xml:space="preserve">,</w:t>
@@ -25892,26 +25060,49 @@
         <w:rPr>
           <w:rStyle w:val="VerbatimChar"/>
         </w:rPr>
-        <w:t xml:space="preserve">freelance</w:t>
-      </w:r>
-      <w:r>
-        <w:t xml:space="preserve">; los valores de los enum van en ASCII, como en el DGM-ER): la operación diaria (clientes, oportunidades, cotizaciones, viajes, pagos, alertas, calendario y dashboard propio) y la</w:t>
-      </w:r>
-      <w:r>
-        <w:t xml:space="preserve"> </w:t>
-      </w:r>
-      <w:r>
-        <w:rPr>
-          <w:b/>
-          <w:bCs/>
-        </w:rPr>
-        <w:t xml:space="preserve">lectura</w:t>
-      </w:r>
-      <w:r>
-        <w:t xml:space="preserve"> </w:t>
-      </w:r>
-      <w:r>
-        <w:t xml:space="preserve">de los catálogos.</w:t>
+        <w:t xml:space="preserve">Viaje</w:t>
+      </w:r>
+      <w:r>
+        <w:t xml:space="preserve">,</w:t>
+      </w:r>
+      <w:r>
+        <w:t xml:space="preserve"> </w:t>
+      </w:r>
+      <w:r>
+        <w:rPr>
+          <w:rStyle w:val="VerbatimChar"/>
+        </w:rPr>
+        <w:t xml:space="preserve">Pago</w:t>
+      </w:r>
+      <w:r>
+        <w:t xml:space="preserve"> </w:t>
+      </w:r>
+      <w:r>
+        <w:t xml:space="preserve">y</w:t>
+      </w:r>
+      <w:r>
+        <w:t xml:space="preserve"> </w:t>
+      </w:r>
+      <w:r>
+        <w:rPr>
+          <w:rStyle w:val="VerbatimChar"/>
+        </w:rPr>
+        <w:t xml:space="preserve">Alerta</w:t>
+      </w:r>
+      <w:r>
+        <w:t xml:space="preserve">, más el inicio de sesión. El resto de los cuerpos usa el esquema</w:t>
+      </w:r>
+      <w:r>
+        <w:t xml:space="preserve"> </w:t>
+      </w:r>
+      <w:r>
+        <w:rPr>
+          <w:rStyle w:val="VerbatimChar"/>
+        </w:rPr>
+        <w:t xml:space="preserve">SinDetallar</w:t>
+      </w:r>
+      <w:r>
+        <w:t xml:space="preserve">.</w:t>
       </w:r>
     </w:p>
     <w:p>
@@ -25927,23 +25118,13 @@
           <w:b/>
           <w:bCs/>
         </w:rPr>
-        <w:t xml:space="preserve">todos menos freelance:</w:t>
-      </w:r>
-      <w:r>
-        <w:t xml:space="preserve"> </w:t>
-      </w:r>
-      <w:r>
-        <w:t xml:space="preserve">el alta y la edición de hoteles, las reseñas y el módulo de redes. Redes exige además la</w:t>
-      </w:r>
-      <w:r>
-        <w:t xml:space="preserve"> </w:t>
-      </w:r>
-      <w:r>
-        <w:rPr>
-          <w:b/>
-          <w:bCs/>
-        </w:rPr>
-        <w:t xml:space="preserve">capacidad</w:t>
+        <w:t xml:space="preserve">En PC2 el contrato de referencia lo genera FastAPI</w:t>
+      </w:r>
+      <w:r>
+        <w:t xml:space="preserve"> </w:t>
+      </w:r>
+      <w:r>
+        <w:t xml:space="preserve">a partir de los esquemas Pydantic de</w:t>
       </w:r>
       <w:r>
         <w:t xml:space="preserve"> </w:t>
@@ -25952,10 +25133,10 @@
         <w:rPr>
           <w:rStyle w:val="VerbatimChar"/>
         </w:rPr>
-        <w:t xml:space="preserve">acceso_redes</w:t>
-      </w:r>
-      <w:r>
-        <w:t xml:space="preserve">, salvo para</w:t>
+        <w:t xml:space="preserve">presentacion/esquemas/</w:t>
+      </w:r>
+      <w:r>
+        <w:t xml:space="preserve">, a medida que se escriben los endpoints. Este archivo queda como la foto del diseño del PC1, y el frontend toma sus tipos del contrato generado con</w:t>
       </w:r>
       <w:r>
         <w:t xml:space="preserve"> </w:t>
@@ -25964,22 +25145,7 @@
         <w:rPr>
           <w:rStyle w:val="VerbatimChar"/>
         </w:rPr>
-        <w:t xml:space="preserve">admin</w:t>
-      </w:r>
-      <w:r>
-        <w:t xml:space="preserve"> </w:t>
-      </w:r>
-      <w:r>
-        <w:t xml:space="preserve">y</w:t>
-      </w:r>
-      <w:r>
-        <w:t xml:space="preserve"> </w:t>
-      </w:r>
-      <w:r>
-        <w:rPr>
-          <w:rStyle w:val="VerbatimChar"/>
-        </w:rPr>
-        <w:t xml:space="preserve">dueno</w:t>
+        <w:t xml:space="preserve">openapi-typescript</w:t>
       </w:r>
       <w:r>
         <w:t xml:space="preserve">.</w:t>
@@ -25994,17 +25160,33 @@
         </w:numPr>
       </w:pPr>
       <w:r>
+        <w:t xml:space="preserve">Se validó con</w:t>
+      </w:r>
+      <w:r>
+        <w:t xml:space="preserve"> </w:t>
+      </w:r>
+      <w:r>
         <w:rPr>
           <w:b/>
           <w:bCs/>
         </w:rPr>
-        <w:t xml:space="preserve">admin y dueño:</w:t>
-      </w:r>
-      <w:r>
-        <w:t xml:space="preserve"> </w:t>
-      </w:r>
-      <w:r>
-        <w:t xml:space="preserve">usuarios, parámetros, comisiones por defecto, ABM de destinos, requisitos y operadores, moderación de reseñas y reportes.</w:t>
+        <w:t xml:space="preserve">Redocly CLI</w:t>
+      </w:r>
+      <w:r>
+        <w:t xml:space="preserve"> </w:t>
+      </w:r>
+      <w:r>
+        <w:t xml:space="preserve">(reglas recomendadas): el documento es válido, con una sola advertencia porque no declara licencia (el repositorio es privado).</w:t>
+      </w:r>
+    </w:p>
+    <w:bookmarkEnd w:id="188"/>
+    <w:bookmarkStart w:id="189" w:name="_convenciones"/>
+    <w:p>
+      <w:pPr>
+        <w:pStyle w:val="Heading3"/>
+      </w:pPr>
+      <w:r>
+        <w:t xml:space="preserve">Convenciones</w:t>
       </w:r>
     </w:p>
     <w:p>
@@ -26012,7 +25194,825 @@
         <w:pStyle w:val="Compact"/>
         <w:numPr>
           <w:ilvl w:val="0"/>
-          <w:numId w:val="1025"/>
+          <w:numId w:val="1026"/>
+        </w:numPr>
+      </w:pPr>
+      <w:r>
+        <w:rPr>
+          <w:b/>
+          <w:bCs/>
+        </w:rPr>
+        <w:t xml:space="preserve">Base:</w:t>
+      </w:r>
+      <w:r>
+        <w:t xml:space="preserve"> </w:t>
+      </w:r>
+      <w:r>
+        <w:t xml:space="preserve">todas las rutas cuelgan de</w:t>
+      </w:r>
+      <w:r>
+        <w:t xml:space="preserve"> </w:t>
+      </w:r>
+      <w:r>
+        <w:rPr>
+          <w:rStyle w:val="VerbatimChar"/>
+        </w:rPr>
+        <w:t xml:space="preserve">/api</w:t>
+      </w:r>
+      <w:r>
+        <w:t xml:space="preserve">, que</w:t>
+      </w:r>
+      <w:r>
+        <w:t xml:space="preserve"> </w:t>
+      </w:r>
+      <w:r>
+        <w:rPr>
+          <w:rStyle w:val="VerbatimChar"/>
+        </w:rPr>
+        <w:t xml:space="preserve">nginx</w:t>
+      </w:r>
+      <w:r>
+        <w:t xml:space="preserve"> </w:t>
+      </w:r>
+      <w:r>
+        <w:t xml:space="preserve">deriva al contenedor de la API.</w:t>
+      </w:r>
+    </w:p>
+    <w:p>
+      <w:pPr>
+        <w:pStyle w:val="Compact"/>
+        <w:numPr>
+          <w:ilvl w:val="0"/>
+          <w:numId w:val="1026"/>
+        </w:numPr>
+      </w:pPr>
+      <w:r>
+        <w:rPr>
+          <w:b/>
+          <w:bCs/>
+        </w:rPr>
+        <w:t xml:space="preserve">Recursos en español y en plural</w:t>
+      </w:r>
+      <w:r>
+        <w:t xml:space="preserve"> </w:t>
+      </w:r>
+      <w:r>
+        <w:t xml:space="preserve">(</w:t>
+      </w:r>
+      <w:r>
+        <w:rPr>
+          <w:rStyle w:val="VerbatimChar"/>
+        </w:rPr>
+        <w:t xml:space="preserve">/clientes</w:t>
+      </w:r>
+      <w:r>
+        <w:t xml:space="preserve">,</w:t>
+      </w:r>
+      <w:r>
+        <w:t xml:space="preserve"> </w:t>
+      </w:r>
+      <w:r>
+        <w:rPr>
+          <w:rStyle w:val="VerbatimChar"/>
+        </w:rPr>
+        <w:t xml:space="preserve">/viajes</w:t>
+      </w:r>
+      <w:r>
+        <w:t xml:space="preserve">), con los nombres del lenguaje ubicuo. Los campos van en</w:t>
+      </w:r>
+      <w:r>
+        <w:t xml:space="preserve"> </w:t>
+      </w:r>
+      <w:r>
+        <w:rPr>
+          <w:rStyle w:val="VerbatimChar"/>
+        </w:rPr>
+        <w:t xml:space="preserve">snake_case</w:t>
+      </w:r>
+      <w:r>
+        <w:t xml:space="preserve">, igual que en el DGM-ER.</w:t>
+      </w:r>
+    </w:p>
+    <w:p>
+      <w:pPr>
+        <w:pStyle w:val="Compact"/>
+        <w:numPr>
+          <w:ilvl w:val="0"/>
+          <w:numId w:val="1026"/>
+        </w:numPr>
+      </w:pPr>
+      <w:r>
+        <w:rPr>
+          <w:b/>
+          <w:bCs/>
+        </w:rPr>
+        <w:t xml:space="preserve">Cambios de estado como acciones.</w:t>
+      </w:r>
+      <w:r>
+        <w:t xml:space="preserve"> </w:t>
+      </w:r>
+      <w:r>
+        <w:t xml:space="preserve">Cada transición de los</w:t>
+      </w:r>
+      <w:r>
+        <w:t xml:space="preserve"> </w:t>
+      </w:r>
+      <w:r>
+        <w:rPr>
+          <w:rStyle w:val="VerbatimChar"/>
+        </w:rPr>
+        <w:t xml:space="preserve">EST-*</w:t>
+      </w:r>
+      <w:r>
+        <w:t xml:space="preserve"> </w:t>
+      </w:r>
+      <w:r>
+        <w:t xml:space="preserve">es un</w:t>
+      </w:r>
+      <w:r>
+        <w:t xml:space="preserve"> </w:t>
+      </w:r>
+      <w:r>
+        <w:rPr>
+          <w:rStyle w:val="VerbatimChar"/>
+        </w:rPr>
+        <w:t xml:space="preserve">POST</w:t>
+      </w:r>
+      <w:r>
+        <w:t xml:space="preserve"> </w:t>
+      </w:r>
+      <w:r>
+        <w:t xml:space="preserve">sobre el recurso con un verbo (</w:t>
+      </w:r>
+      <w:r>
+        <w:rPr>
+          <w:rStyle w:val="VerbatimChar"/>
+        </w:rPr>
+        <w:t xml:space="preserve">/oportunidades/{id}/perder</w:t>
+      </w:r>
+      <w:r>
+        <w:t xml:space="preserve">,</w:t>
+      </w:r>
+      <w:r>
+        <w:t xml:space="preserve"> </w:t>
+      </w:r>
+      <w:r>
+        <w:rPr>
+          <w:rStyle w:val="VerbatimChar"/>
+        </w:rPr>
+        <w:t xml:space="preserve">/viajes/{id}/cancelar</w:t>
+      </w:r>
+      <w:r>
+        <w:t xml:space="preserve">,</w:t>
+      </w:r>
+      <w:r>
+        <w:t xml:space="preserve"> </w:t>
+      </w:r>
+      <w:r>
+        <w:rPr>
+          <w:rStyle w:val="VerbatimChar"/>
+        </w:rPr>
+        <w:t xml:space="preserve">/pagos/{id}/cobrar</w:t>
+      </w:r>
+      <w:r>
+        <w:t xml:space="preserve">). Así cada operación corresponde a un paso de un caso de uso y la API puede rechazar las transiciones inválidas con un</w:t>
+      </w:r>
+      <w:r>
+        <w:t xml:space="preserve"> </w:t>
+      </w:r>
+      <w:r>
+        <w:rPr>
+          <w:rStyle w:val="VerbatimChar"/>
+        </w:rPr>
+        <w:t xml:space="preserve">409</w:t>
+      </w:r>
+      <w:r>
+        <w:t xml:space="preserve">.</w:t>
+      </w:r>
+    </w:p>
+    <w:p>
+      <w:pPr>
+        <w:pStyle w:val="Compact"/>
+        <w:numPr>
+          <w:ilvl w:val="0"/>
+          <w:numId w:val="1026"/>
+        </w:numPr>
+      </w:pPr>
+      <w:r>
+        <w:rPr>
+          <w:b/>
+          <w:bCs/>
+        </w:rPr>
+        <w:t xml:space="preserve">Bajas lógicas</w:t>
+      </w:r>
+      <w:r>
+        <w:t xml:space="preserve"> </w:t>
+      </w:r>
+      <w:r>
+        <w:t xml:space="preserve">como acciones (</w:t>
+      </w:r>
+      <w:r>
+        <w:rPr>
+          <w:rStyle w:val="VerbatimChar"/>
+        </w:rPr>
+        <w:t xml:space="preserve">/baja</w:t>
+      </w:r>
+      <w:r>
+        <w:t xml:space="preserve">,</w:t>
+      </w:r>
+      <w:r>
+        <w:t xml:space="preserve"> </w:t>
+      </w:r>
+      <w:r>
+        <w:rPr>
+          <w:rStyle w:val="VerbatimChar"/>
+        </w:rPr>
+        <w:t xml:space="preserve">/anular</w:t>
+      </w:r>
+      <w:r>
+        <w:t xml:space="preserve">,</w:t>
+      </w:r>
+      <w:r>
+        <w:t xml:space="preserve"> </w:t>
+      </w:r>
+      <w:r>
+        <w:rPr>
+          <w:rStyle w:val="VerbatimChar"/>
+        </w:rPr>
+        <w:t xml:space="preserve">/ocultar</w:t>
+      </w:r>
+      <w:r>
+        <w:t xml:space="preserve">,</w:t>
+      </w:r>
+      <w:r>
+        <w:t xml:space="preserve"> </w:t>
+      </w:r>
+      <w:r>
+        <w:rPr>
+          <w:rStyle w:val="VerbatimChar"/>
+        </w:rPr>
+        <w:t xml:space="preserve">/descartar</w:t>
+      </w:r>
+      <w:r>
+        <w:t xml:space="preserve">). Hay solo dos</w:t>
+      </w:r>
+      <w:r>
+        <w:t xml:space="preserve"> </w:t>
+      </w:r>
+      <w:r>
+        <w:rPr>
+          <w:rStyle w:val="VerbatimChar"/>
+        </w:rPr>
+        <w:t xml:space="preserve">DELETE</w:t>
+      </w:r>
+      <w:r>
+        <w:t xml:space="preserve">: quitar un tramo del itinerario (CU-09 A3) y la eliminación física excepcional de una reseña (CU-29 A2).</w:t>
+      </w:r>
+    </w:p>
+    <w:p>
+      <w:pPr>
+        <w:pStyle w:val="Compact"/>
+        <w:numPr>
+          <w:ilvl w:val="0"/>
+          <w:numId w:val="1026"/>
+        </w:numPr>
+      </w:pPr>
+      <w:r>
+        <w:rPr>
+          <w:b/>
+          <w:bCs/>
+        </w:rPr>
+        <w:t xml:space="preserve">Fechas</w:t>
+      </w:r>
+      <w:r>
+        <w:t xml:space="preserve"> </w:t>
+      </w:r>
+      <w:r>
+        <w:t xml:space="preserve">en ISO 8601 (</w:t>
+      </w:r>
+      <w:r>
+        <w:rPr>
+          <w:rStyle w:val="VerbatimChar"/>
+        </w:rPr>
+        <w:t xml:space="preserve">2026-10-02</w:t>
+      </w:r>
+      <w:r>
+        <w:t xml:space="preserve">); la interfaz las muestra como</w:t>
+      </w:r>
+      <w:r>
+        <w:t xml:space="preserve"> </w:t>
+      </w:r>
+      <w:r>
+        <w:rPr>
+          <w:rStyle w:val="VerbatimChar"/>
+        </w:rPr>
+        <w:t xml:space="preserve">dd/mm/aa</w:t>
+      </w:r>
+      <w:r>
+        <w:t xml:space="preserve">.</w:t>
+      </w:r>
+      <w:r>
+        <w:t xml:space="preserve"> </w:t>
+      </w:r>
+      <w:r>
+        <w:rPr>
+          <w:b/>
+          <w:bCs/>
+        </w:rPr>
+        <w:t xml:space="preserve">Importes</w:t>
+      </w:r>
+      <w:r>
+        <w:t xml:space="preserve"> </w:t>
+      </w:r>
+      <w:r>
+        <w:t xml:space="preserve">como texto decimal (</w:t>
+      </w:r>
+      <w:r>
+        <w:rPr>
+          <w:rStyle w:val="VerbatimChar"/>
+        </w:rPr>
+        <w:t xml:space="preserve">"1000000.00"</w:t>
+      </w:r>
+      <w:r>
+        <w:t xml:space="preserve">), que es como Pydantic serializa los</w:t>
+      </w:r>
+      <w:r>
+        <w:t xml:space="preserve"> </w:t>
+      </w:r>
+      <w:r>
+        <w:rPr>
+          <w:rStyle w:val="VerbatimChar"/>
+        </w:rPr>
+        <w:t xml:space="preserve">Decimal</w:t>
+      </w:r>
+      <w:r>
+        <w:t xml:space="preserve"> </w:t>
+      </w:r>
+      <w:r>
+        <w:t xml:space="preserve">y evita errores de redondeo.</w:t>
+      </w:r>
+    </w:p>
+    <w:p>
+      <w:pPr>
+        <w:pStyle w:val="Compact"/>
+        <w:numPr>
+          <w:ilvl w:val="0"/>
+          <w:numId w:val="1026"/>
+        </w:numPr>
+      </w:pPr>
+      <w:r>
+        <w:rPr>
+          <w:b/>
+          <w:bCs/>
+        </w:rPr>
+        <w:t xml:space="preserve">Listados paginados</w:t>
+      </w:r>
+      <w:r>
+        <w:t xml:space="preserve"> </w:t>
+      </w:r>
+      <w:r>
+        <w:t xml:space="preserve">con</w:t>
+      </w:r>
+      <w:r>
+        <w:t xml:space="preserve"> </w:t>
+      </w:r>
+      <w:r>
+        <w:rPr>
+          <w:rStyle w:val="VerbatimChar"/>
+        </w:rPr>
+        <w:t xml:space="preserve">pagina</w:t>
+      </w:r>
+      <w:r>
+        <w:t xml:space="preserve"> </w:t>
+      </w:r>
+      <w:r>
+        <w:t xml:space="preserve">y</w:t>
+      </w:r>
+      <w:r>
+        <w:t xml:space="preserve"> </w:t>
+      </w:r>
+      <w:r>
+        <w:rPr>
+          <w:rStyle w:val="VerbatimChar"/>
+        </w:rPr>
+        <w:t xml:space="preserve">por_pagina</w:t>
+      </w:r>
+      <w:r>
+        <w:t xml:space="preserve"> </w:t>
+      </w:r>
+      <w:r>
+        <w:t xml:space="preserve">(máximo 100); devuelven</w:t>
+      </w:r>
+      <w:r>
+        <w:t xml:space="preserve"> </w:t>
+      </w:r>
+      <w:r>
+        <w:rPr>
+          <w:rStyle w:val="VerbatimChar"/>
+        </w:rPr>
+        <w:t xml:space="preserve">items</w:t>
+      </w:r>
+      <w:r>
+        <w:t xml:space="preserve">,</w:t>
+      </w:r>
+      <w:r>
+        <w:t xml:space="preserve"> </w:t>
+      </w:r>
+      <w:r>
+        <w:rPr>
+          <w:rStyle w:val="VerbatimChar"/>
+        </w:rPr>
+        <w:t xml:space="preserve">total</w:t>
+      </w:r>
+      <w:r>
+        <w:t xml:space="preserve">,</w:t>
+      </w:r>
+      <w:r>
+        <w:t xml:space="preserve"> </w:t>
+      </w:r>
+      <w:r>
+        <w:rPr>
+          <w:rStyle w:val="VerbatimChar"/>
+        </w:rPr>
+        <w:t xml:space="preserve">pagina</w:t>
+      </w:r>
+      <w:r>
+        <w:t xml:space="preserve"> </w:t>
+      </w:r>
+      <w:r>
+        <w:t xml:space="preserve">y</w:t>
+      </w:r>
+      <w:r>
+        <w:t xml:space="preserve"> </w:t>
+      </w:r>
+      <w:r>
+        <w:rPr>
+          <w:rStyle w:val="VerbatimChar"/>
+        </w:rPr>
+        <w:t xml:space="preserve">por_pagina</w:t>
+      </w:r>
+      <w:r>
+        <w:t xml:space="preserve">. El parámetro</w:t>
+      </w:r>
+      <w:r>
+        <w:t xml:space="preserve"> </w:t>
+      </w:r>
+      <w:r>
+        <w:rPr>
+          <w:rStyle w:val="VerbatimChar"/>
+        </w:rPr>
+        <w:t xml:space="preserve">mios</w:t>
+      </w:r>
+      <w:r>
+        <w:t xml:space="preserve"> </w:t>
+      </w:r>
+      <w:r>
+        <w:t xml:space="preserve">activa la vista personal de.</w:t>
+      </w:r>
+    </w:p>
+    <w:p>
+      <w:pPr>
+        <w:pStyle w:val="Compact"/>
+        <w:numPr>
+          <w:ilvl w:val="0"/>
+          <w:numId w:val="1026"/>
+        </w:numPr>
+      </w:pPr>
+      <w:r>
+        <w:rPr>
+          <w:b/>
+          <w:bCs/>
+        </w:rPr>
+        <w:t xml:space="preserve">Campos que calcula el servidor</w:t>
+      </w:r>
+      <w:r>
+        <w:t xml:space="preserve"> </w:t>
+      </w:r>
+      <w:r>
+        <w:t xml:space="preserve">(total de la cotización, ganancia, margen, saldo pendiente, porcentaje pagado, auditoría) van como</w:t>
+      </w:r>
+      <w:r>
+        <w:t xml:space="preserve"> </w:t>
+      </w:r>
+      <w:r>
+        <w:rPr>
+          <w:rStyle w:val="VerbatimChar"/>
+        </w:rPr>
+        <w:t xml:space="preserve">readOnly</w:t>
+      </w:r>
+      <w:r>
+        <w:t xml:space="preserve">.</w:t>
+      </w:r>
+    </w:p>
+    <w:p>
+      <w:pPr>
+        <w:pStyle w:val="Compact"/>
+        <w:numPr>
+          <w:ilvl w:val="0"/>
+          <w:numId w:val="1026"/>
+        </w:numPr>
+      </w:pPr>
+      <w:r>
+        <w:rPr>
+          <w:b/>
+          <w:bCs/>
+        </w:rPr>
+        <w:t xml:space="preserve">Extensiones propias:</w:t>
+      </w:r>
+      <w:r>
+        <w:t xml:space="preserve"> </w:t>
+      </w:r>
+      <w:r>
+        <w:t xml:space="preserve">cada operación declara</w:t>
+      </w:r>
+      <w:r>
+        <w:t xml:space="preserve"> </w:t>
+      </w:r>
+      <w:r>
+        <w:rPr>
+          <w:rStyle w:val="VerbatimChar"/>
+        </w:rPr>
+        <w:t xml:space="preserve">x-roles</w:t>
+      </w:r>
+      <w:r>
+        <w:t xml:space="preserve"> </w:t>
+      </w:r>
+      <w:r>
+        <w:t xml:space="preserve">y</w:t>
+      </w:r>
+      <w:r>
+        <w:t xml:space="preserve"> </w:t>
+      </w:r>
+      <w:r>
+        <w:rPr>
+          <w:rStyle w:val="VerbatimChar"/>
+        </w:rPr>
+        <w:t xml:space="preserve">x-casos-de-uso</w:t>
+      </w:r>
+      <w:r>
+        <w:t xml:space="preserve">, además de describirlos en texto.</w:t>
+      </w:r>
+    </w:p>
+    <w:bookmarkEnd w:id="189"/>
+    <w:bookmarkStart w:id="190" w:name="_7b8d06c2654dc56c09d0cb32b1f74b5aedb5bdb"/>
+    <w:p>
+      <w:pPr>
+        <w:pStyle w:val="Heading3"/>
+      </w:pPr>
+      <w:r>
+        <w:t xml:space="preserve">Autenticación y roles</w:t>
+      </w:r>
+    </w:p>
+    <w:p>
+      <w:pPr>
+        <w:pStyle w:val="Compact"/>
+        <w:numPr>
+          <w:ilvl w:val="0"/>
+          <w:numId w:val="1027"/>
+        </w:numPr>
+      </w:pPr>
+      <w:r>
+        <w:rPr>
+          <w:rStyle w:val="VerbatimChar"/>
+        </w:rPr>
+        <w:t xml:space="preserve">POST /auth/login</w:t>
+      </w:r>
+      <w:r>
+        <w:t xml:space="preserve"> </w:t>
+      </w:r>
+      <w:r>
+        <w:t xml:space="preserve">es la única operación pública: recibe email y contraseña y devuelve un</w:t>
+      </w:r>
+      <w:r>
+        <w:t xml:space="preserve"> </w:t>
+      </w:r>
+      <w:r>
+        <w:rPr>
+          <w:b/>
+          <w:bCs/>
+        </w:rPr>
+        <w:t xml:space="preserve">token Bearer</w:t>
+      </w:r>
+      <w:r>
+        <w:t xml:space="preserve"> </w:t>
+      </w:r>
+      <w:r>
+        <w:t xml:space="preserve">que firma</w:t>
+      </w:r>
+      <w:r>
+        <w:t xml:space="preserve"> </w:t>
+      </w:r>
+      <w:r>
+        <w:rPr>
+          <w:rStyle w:val="VerbatimChar"/>
+        </w:rPr>
+        <w:t xml:space="preserve">core.seguridad</w:t>
+      </w:r>
+      <w:r>
+        <w:t xml:space="preserve">. El resto exige el token.</w:t>
+      </w:r>
+    </w:p>
+    <w:p>
+      <w:pPr>
+        <w:pStyle w:val="Compact"/>
+        <w:numPr>
+          <w:ilvl w:val="0"/>
+          <w:numId w:val="1027"/>
+        </w:numPr>
+      </w:pPr>
+      <w:r>
+        <w:rPr>
+          <w:b/>
+          <w:bCs/>
+        </w:rPr>
+        <w:t xml:space="preserve">Roles por operación</w:t>
+      </w:r>
+      <w:r>
+        <w:t xml:space="preserve">, derivados de los actores de cada CU:</w:t>
+      </w:r>
+    </w:p>
+    <w:p>
+      <w:pPr>
+        <w:pStyle w:val="Compact"/>
+        <w:numPr>
+          <w:ilvl w:val="1"/>
+          <w:numId w:val="1028"/>
+        </w:numPr>
+      </w:pPr>
+      <w:r>
+        <w:rPr>
+          <w:b/>
+          <w:bCs/>
+        </w:rPr>
+        <w:t xml:space="preserve">todos</w:t>
+      </w:r>
+      <w:r>
+        <w:t xml:space="preserve"> </w:t>
+      </w:r>
+      <w:r>
+        <w:t xml:space="preserve">(</w:t>
+      </w:r>
+      <w:r>
+        <w:rPr>
+          <w:rStyle w:val="VerbatimChar"/>
+        </w:rPr>
+        <w:t xml:space="preserve">admin</w:t>
+      </w:r>
+      <w:r>
+        <w:t xml:space="preserve">,</w:t>
+      </w:r>
+      <w:r>
+        <w:t xml:space="preserve"> </w:t>
+      </w:r>
+      <w:r>
+        <w:rPr>
+          <w:rStyle w:val="VerbatimChar"/>
+        </w:rPr>
+        <w:t xml:space="preserve">dueno</w:t>
+      </w:r>
+      <w:r>
+        <w:t xml:space="preserve">,</w:t>
+      </w:r>
+      <w:r>
+        <w:t xml:space="preserve"> </w:t>
+      </w:r>
+      <w:r>
+        <w:rPr>
+          <w:rStyle w:val="VerbatimChar"/>
+        </w:rPr>
+        <w:t xml:space="preserve">empleado</w:t>
+      </w:r>
+      <w:r>
+        <w:t xml:space="preserve">,</w:t>
+      </w:r>
+      <w:r>
+        <w:t xml:space="preserve"> </w:t>
+      </w:r>
+      <w:r>
+        <w:rPr>
+          <w:rStyle w:val="VerbatimChar"/>
+        </w:rPr>
+        <w:t xml:space="preserve">freelance</w:t>
+      </w:r>
+      <w:r>
+        <w:t xml:space="preserve">; los valores de los enum van en ASCII, como en el DGM-ER): la operación diaria (clientes, oportunidades, cotizaciones, viajes, pagos, alertas, calendario y dashboard propio) y la</w:t>
+      </w:r>
+      <w:r>
+        <w:t xml:space="preserve"> </w:t>
+      </w:r>
+      <w:r>
+        <w:rPr>
+          <w:b/>
+          <w:bCs/>
+        </w:rPr>
+        <w:t xml:space="preserve">lectura</w:t>
+      </w:r>
+      <w:r>
+        <w:t xml:space="preserve"> </w:t>
+      </w:r>
+      <w:r>
+        <w:t xml:space="preserve">de los catálogos.</w:t>
+      </w:r>
+    </w:p>
+    <w:p>
+      <w:pPr>
+        <w:pStyle w:val="Compact"/>
+        <w:numPr>
+          <w:ilvl w:val="1"/>
+          <w:numId w:val="1028"/>
+        </w:numPr>
+      </w:pPr>
+      <w:r>
+        <w:rPr>
+          <w:b/>
+          <w:bCs/>
+        </w:rPr>
+        <w:t xml:space="preserve">todos menos freelance:</w:t>
+      </w:r>
+      <w:r>
+        <w:t xml:space="preserve"> </w:t>
+      </w:r>
+      <w:r>
+        <w:t xml:space="preserve">el alta y la edición de hoteles, las reseñas y el módulo de redes. Redes exige además la</w:t>
+      </w:r>
+      <w:r>
+        <w:t xml:space="preserve"> </w:t>
+      </w:r>
+      <w:r>
+        <w:rPr>
+          <w:b/>
+          <w:bCs/>
+        </w:rPr>
+        <w:t xml:space="preserve">capacidad</w:t>
+      </w:r>
+      <w:r>
+        <w:t xml:space="preserve"> </w:t>
+      </w:r>
+      <w:r>
+        <w:rPr>
+          <w:rStyle w:val="VerbatimChar"/>
+        </w:rPr>
+        <w:t xml:space="preserve">acceso_redes</w:t>
+      </w:r>
+      <w:r>
+        <w:t xml:space="preserve">, salvo para</w:t>
+      </w:r>
+      <w:r>
+        <w:t xml:space="preserve"> </w:t>
+      </w:r>
+      <w:r>
+        <w:rPr>
+          <w:rStyle w:val="VerbatimChar"/>
+        </w:rPr>
+        <w:t xml:space="preserve">admin</w:t>
+      </w:r>
+      <w:r>
+        <w:t xml:space="preserve"> </w:t>
+      </w:r>
+      <w:r>
+        <w:t xml:space="preserve">y</w:t>
+      </w:r>
+      <w:r>
+        <w:t xml:space="preserve"> </w:t>
+      </w:r>
+      <w:r>
+        <w:rPr>
+          <w:rStyle w:val="VerbatimChar"/>
+        </w:rPr>
+        <w:t xml:space="preserve">dueno</w:t>
+      </w:r>
+      <w:r>
+        <w:t xml:space="preserve">.</w:t>
+      </w:r>
+    </w:p>
+    <w:p>
+      <w:pPr>
+        <w:pStyle w:val="Compact"/>
+        <w:numPr>
+          <w:ilvl w:val="1"/>
+          <w:numId w:val="1028"/>
+        </w:numPr>
+      </w:pPr>
+      <w:r>
+        <w:rPr>
+          <w:b/>
+          <w:bCs/>
+        </w:rPr>
+        <w:t xml:space="preserve">admin y dueño:</w:t>
+      </w:r>
+      <w:r>
+        <w:t xml:space="preserve"> </w:t>
+      </w:r>
+      <w:r>
+        <w:t xml:space="preserve">usuarios, parámetros, comisiones por defecto, ABM de destinos, requisitos y operadores, moderación de reseñas y reportes.</w:t>
+      </w:r>
+    </w:p>
+    <w:p>
+      <w:pPr>
+        <w:pStyle w:val="Compact"/>
+        <w:numPr>
+          <w:ilvl w:val="0"/>
+          <w:numId w:val="1027"/>
         </w:numPr>
       </w:pPr>
       <w:r>
@@ -26078,7 +26078,7 @@
         <w:pStyle w:val="Compact"/>
         <w:numPr>
           <w:ilvl w:val="0"/>
-          <w:numId w:val="1025"/>
+          <w:numId w:val="1027"/>
         </w:numPr>
       </w:pPr>
       <w:r>
@@ -26140,7 +26140,7 @@
       </w:r>
     </w:p>
     <w:bookmarkEnd w:id="190"/>
-    <w:bookmarkStart w:id="191" w:name="errores"/>
+    <w:bookmarkStart w:id="191" w:name="_errores"/>
     <w:p>
       <w:pPr>
         <w:pStyle w:val="Heading3"/>
@@ -26455,7 +26455,7 @@
       </w:tr>
     </w:tbl>
     <w:bookmarkEnd w:id="191"/>
-    <w:bookmarkStart w:id="192" w:name="operaciones-por-módulo"/>
+    <w:bookmarkStart w:id="192" w:name="_fadeb2123ae1cb5712eb8db79a2a68c604538fc"/>
     <w:p>
       <w:pPr>
         <w:pStyle w:val="Heading3"/>
@@ -27109,7 +27109,7 @@
     <w:bookmarkEnd w:id="192"/>
     <w:bookmarkEnd w:id="193"/>
     <w:bookmarkEnd w:id="194"/>
-    <w:bookmarkStart w:id="213" w:name="Xcd9e708fb52b998eea603efb3578ff0bb0afc07"/>
+    <w:bookmarkStart w:id="213" w:name="_cd9e708fb52b998eea603efb3578ff0bb0afc07"/>
     <w:p>
       <w:pPr>
         <w:pStyle w:val="Heading1"/>
@@ -27118,7 +27118,7 @@
         <w:t xml:space="preserve">7. Selección de modelos y agentes de IA, con sus prompts</w:t>
       </w:r>
     </w:p>
-    <w:bookmarkStart w:id="199" w:name="modelo-de-ia-del-producto"/>
+    <w:bookmarkStart w:id="199" w:name="_ad21453a9cb8517835b9c30406213db7b4da246"/>
     <w:p>
       <w:pPr>
         <w:pStyle w:val="Heading2"/>
@@ -27127,7 +27127,7 @@
         <w:t xml:space="preserve">Modelo de IA del producto</w:t>
       </w:r>
     </w:p>
-    <w:bookmarkStart w:id="195" w:name="contexto"/>
+    <w:bookmarkStart w:id="195" w:name="_contexto"/>
     <w:p>
       <w:pPr>
         <w:pStyle w:val="Heading3"/>
@@ -27145,7 +27145,7 @@
       </w:r>
     </w:p>
     <w:bookmarkEnd w:id="195"/>
-    <w:bookmarkStart w:id="196" w:name="decisión"/>
+    <w:bookmarkStart w:id="196" w:name="_decisión"/>
     <w:p>
       <w:pPr>
         <w:pStyle w:val="Heading3"/>
@@ -27159,7 +27159,7 @@
         <w:pStyle w:val="Compact"/>
         <w:numPr>
           <w:ilvl w:val="0"/>
-          <w:numId w:val="1026"/>
+          <w:numId w:val="1029"/>
         </w:numPr>
       </w:pPr>
       <w:r>
@@ -27190,7 +27190,7 @@
         <w:pStyle w:val="Compact"/>
         <w:numPr>
           <w:ilvl w:val="0"/>
-          <w:numId w:val="1026"/>
+          <w:numId w:val="1029"/>
         </w:numPr>
       </w:pPr>
       <w:r>
@@ -27240,7 +27240,7 @@
       </w:r>
     </w:p>
     <w:bookmarkEnd w:id="196"/>
-    <w:bookmarkStart w:id="197" w:name="alternativas-consideradas"/>
+    <w:bookmarkStart w:id="197" w:name="_1f3f4284a98ed5deeb904a9dfba2e4cf8d2fc60"/>
     <w:p>
       <w:pPr>
         <w:pStyle w:val="Heading3"/>
@@ -27405,7 +27405,7 @@
       </w:tr>
     </w:tbl>
     <w:bookmarkEnd w:id="197"/>
-    <w:bookmarkStart w:id="198" w:name="justificación-1"/>
+    <w:bookmarkStart w:id="198" w:name="_54922647091531dfd424c7e530d50e930086826"/>
     <w:p>
       <w:pPr>
         <w:pStyle w:val="Heading3"/>
@@ -27424,7 +27424,7 @@
     </w:p>
     <w:bookmarkEnd w:id="198"/>
     <w:bookmarkEnd w:id="199"/>
-    <w:bookmarkStart w:id="208" w:name="agentes-de-ia-del-proyecto"/>
+    <w:bookmarkStart w:id="208" w:name="_5241afa51979dc50aec79fd41f92dbabf0e9329"/>
     <w:p>
       <w:pPr>
         <w:pStyle w:val="Heading2"/>
@@ -27433,7 +27433,7 @@
         <w:t xml:space="preserve">Agentes de IA del proyecto</w:t>
       </w:r>
     </w:p>
-    <w:bookmarkStart w:id="203" w:name="ciclo-de-trabajo-con-el-agente"/>
+    <w:bookmarkStart w:id="203" w:name="_85a7dd45267a94ed7ecc9c0021079e9a5aab1f6"/>
     <w:p>
       <w:pPr>
         <w:pStyle w:val="Heading3"/>
@@ -27519,7 +27519,7 @@
       </w:r>
     </w:p>
     <w:bookmarkEnd w:id="203"/>
-    <w:bookmarkStart w:id="207" w:name="agentes"/>
+    <w:bookmarkStart w:id="207" w:name="_agentes"/>
     <w:p>
       <w:pPr>
         <w:pStyle w:val="Heading3"/>
@@ -27846,7 +27846,7 @@
         </w:tc>
       </w:tr>
     </w:tbl>
-    <w:bookmarkStart w:id="204" w:name="claude-code-agente-principal"/>
+    <w:bookmarkStart w:id="204" w:name="_ed108da5b06349d16ca746ee689f3a9611a1049"/>
     <w:p>
       <w:pPr>
         <w:pStyle w:val="Heading4"/>
@@ -27860,7 +27860,7 @@
         <w:pStyle w:val="Compact"/>
         <w:numPr>
           <w:ilvl w:val="0"/>
-          <w:numId w:val="1027"/>
+          <w:numId w:val="1030"/>
         </w:numPr>
       </w:pPr>
       <w:r>
@@ -27882,7 +27882,7 @@
         <w:pStyle w:val="Compact"/>
         <w:numPr>
           <w:ilvl w:val="0"/>
-          <w:numId w:val="1027"/>
+          <w:numId w:val="1030"/>
         </w:numPr>
       </w:pPr>
       <w:r>
@@ -27904,7 +27904,7 @@
         <w:pStyle w:val="Compact"/>
         <w:numPr>
           <w:ilvl w:val="0"/>
-          <w:numId w:val="1027"/>
+          <w:numId w:val="1030"/>
         </w:numPr>
       </w:pPr>
       <w:r>
@@ -27996,7 +27996,7 @@
         <w:pStyle w:val="Compact"/>
         <w:numPr>
           <w:ilvl w:val="0"/>
-          <w:numId w:val="1027"/>
+          <w:numId w:val="1030"/>
         </w:numPr>
       </w:pPr>
       <w:r>
@@ -28018,7 +28018,7 @@
         <w:pStyle w:val="Compact"/>
         <w:numPr>
           <w:ilvl w:val="0"/>
-          <w:numId w:val="1027"/>
+          <w:numId w:val="1030"/>
         </w:numPr>
       </w:pPr>
       <w:r>
@@ -28040,7 +28040,7 @@
         <w:pStyle w:val="Compact"/>
         <w:numPr>
           <w:ilvl w:val="0"/>
-          <w:numId w:val="1027"/>
+          <w:numId w:val="1030"/>
         </w:numPr>
       </w:pPr>
       <w:r>
@@ -28062,7 +28062,7 @@
         <w:pStyle w:val="Compact"/>
         <w:numPr>
           <w:ilvl w:val="0"/>
-          <w:numId w:val="1027"/>
+          <w:numId w:val="1030"/>
         </w:numPr>
       </w:pPr>
       <w:r>
@@ -28080,7 +28080,7 @@
       </w:r>
     </w:p>
     <w:bookmarkEnd w:id="204"/>
-    <w:bookmarkStart w:id="205" w:name="subagentes-exploración-en-paralelo"/>
+    <w:bookmarkStart w:id="205" w:name="_ab8a87972d9ebddf8860069cddb0f89d6c43055"/>
     <w:p>
       <w:pPr>
         <w:pStyle w:val="Heading4"/>
@@ -28094,7 +28094,7 @@
         <w:pStyle w:val="Compact"/>
         <w:numPr>
           <w:ilvl w:val="0"/>
-          <w:numId w:val="1028"/>
+          <w:numId w:val="1031"/>
         </w:numPr>
       </w:pPr>
       <w:r>
@@ -28132,7 +28132,7 @@
         <w:pStyle w:val="Compact"/>
         <w:numPr>
           <w:ilvl w:val="0"/>
-          <w:numId w:val="1028"/>
+          <w:numId w:val="1031"/>
         </w:numPr>
       </w:pPr>
       <w:r>
@@ -28154,7 +28154,7 @@
         <w:pStyle w:val="Compact"/>
         <w:numPr>
           <w:ilvl w:val="0"/>
-          <w:numId w:val="1028"/>
+          <w:numId w:val="1031"/>
         </w:numPr>
       </w:pPr>
       <w:r>
@@ -28176,7 +28176,7 @@
         <w:pStyle w:val="Compact"/>
         <w:numPr>
           <w:ilvl w:val="0"/>
-          <w:numId w:val="1028"/>
+          <w:numId w:val="1031"/>
         </w:numPr>
       </w:pPr>
       <w:r>
@@ -28198,7 +28198,7 @@
         <w:pStyle w:val="Compact"/>
         <w:numPr>
           <w:ilvl w:val="0"/>
-          <w:numId w:val="1028"/>
+          <w:numId w:val="1031"/>
         </w:numPr>
       </w:pPr>
       <w:r>
@@ -28216,7 +28216,7 @@
       </w:r>
     </w:p>
     <w:bookmarkEnd w:id="205"/>
-    <w:bookmarkStart w:id="206" w:name="mcp-de-figma-prototipo-de-interfaces"/>
+    <w:bookmarkStart w:id="206" w:name="_4114302bd9181b4f3020216bbd359015b1582a9"/>
     <w:p>
       <w:pPr>
         <w:pStyle w:val="Heading4"/>
@@ -28230,7 +28230,7 @@
         <w:pStyle w:val="Compact"/>
         <w:numPr>
           <w:ilvl w:val="0"/>
-          <w:numId w:val="1029"/>
+          <w:numId w:val="1032"/>
         </w:numPr>
       </w:pPr>
       <w:r>
@@ -28263,7 +28263,7 @@
         <w:pStyle w:val="Compact"/>
         <w:numPr>
           <w:ilvl w:val="0"/>
-          <w:numId w:val="1029"/>
+          <w:numId w:val="1032"/>
         </w:numPr>
       </w:pPr>
       <w:r>
@@ -28278,645 +28278,6 @@
       </w:r>
       <w:r>
         <w:t xml:space="preserve">crear y editar nodos, componentes, estilos y variables, agregar interacciones de prototipo y exportar capturas de cada pantalla.</w:t>
-      </w:r>
-    </w:p>
-    <w:p>
-      <w:pPr>
-        <w:pStyle w:val="Compact"/>
-        <w:numPr>
-          <w:ilvl w:val="0"/>
-          <w:numId w:val="1029"/>
-        </w:numPr>
-      </w:pPr>
-      <w:r>
-        <w:rPr>
-          <w:b/>
-          <w:bCs/>
-        </w:rPr>
-        <w:t xml:space="preserve">Contexto:</w:t>
-      </w:r>
-      <w:r>
-        <w:t xml:space="preserve"> </w:t>
-      </w:r>
-      <w:r>
-        <w:t xml:space="preserve">los casos de uso, las entidades y los estados del vault. Las pantallas usan el lenguaje ubicuo y los estados reales del modelo.</w:t>
-      </w:r>
-    </w:p>
-    <w:p>
-      <w:pPr>
-        <w:pStyle w:val="Compact"/>
-        <w:numPr>
-          <w:ilvl w:val="0"/>
-          <w:numId w:val="1029"/>
-        </w:numPr>
-      </w:pPr>
-      <w:r>
-        <w:rPr>
-          <w:b/>
-          <w:bCs/>
-        </w:rPr>
-        <w:t xml:space="preserve">Límites:</w:t>
-      </w:r>
-      <w:r>
-        <w:t xml:space="preserve"> </w:t>
-      </w:r>
-      <w:r>
-        <w:t xml:space="preserve">trabaja con la cuenta de Figma de quien lo usa (la de estudiante de Paloma) y solo sobre los archivos a los que esa cuenta tiene acceso. El resultado lo revisa una persona antes de darlo por bueno.</w:t>
-      </w:r>
-    </w:p>
-    <w:p>
-      <w:pPr>
-        <w:pStyle w:val="Compact"/>
-        <w:numPr>
-          <w:ilvl w:val="0"/>
-          <w:numId w:val="1029"/>
-        </w:numPr>
-      </w:pPr>
-      <w:r>
-        <w:rPr>
-          <w:b/>
-          <w:bCs/>
-        </w:rPr>
-        <w:t xml:space="preserve">Ejemplo real:</w:t>
-      </w:r>
-      <w:r>
-        <w:t xml:space="preserve"> </w:t>
-      </w:r>
-      <w:r>
-        <w:t xml:space="preserve">el 29/09, Paloma armó con Claude Code y el MCP de Figma un sistema de diseño propio (tokens, estilos de texto, 28 íconos y componentes) y, con él, 31 pantallas navegables, con 435 interacciones y 5 puntos de inicio, uno por rol. Las 36 capturas de</w:t>
-      </w:r>
-      <w:r>
-        <w:t xml:space="preserve"> </w:t>
-      </w:r>
-      <w:r>
-        <w:rPr>
-          <w:rStyle w:val="VerbatimChar"/>
-        </w:rPr>
-        <w:t xml:space="preserve">07-Entregables/Prototipo/img/</w:t>
-      </w:r>
-      <w:r>
-        <w:t xml:space="preserve"> </w:t>
-      </w:r>
-      <w:r>
-        <w:t xml:space="preserve">también se exportaron con el MCP.</w:t>
-      </w:r>
-    </w:p>
-    <w:bookmarkEnd w:id="206"/>
-    <w:bookmarkEnd w:id="207"/>
-    <w:bookmarkEnd w:id="208"/>
-    <w:bookmarkStart w:id="212" w:name="X159548b9be34913bdc5197db50a8d5ffd5260b2"/>
-    <w:p>
-      <w:pPr>
-        <w:pStyle w:val="Heading2"/>
-      </w:pPr>
-      <w:r>
-        <w:t xml:space="preserve">Prompts usados para construir el producto</w:t>
-      </w:r>
-    </w:p>
-    <w:p>
-      <w:pPr>
-        <w:pStyle w:val="FirstParagraph"/>
-      </w:pPr>
-      <w:r>
-        <w:t xml:space="preserve">El análisis y el diseño de Rumbo se construyeron</w:t>
-      </w:r>
-      <w:r>
-        <w:t xml:space="preserve"> </w:t>
-      </w:r>
-      <w:r>
-        <w:rPr>
-          <w:b/>
-          <w:bCs/>
-        </w:rPr>
-        <w:t xml:space="preserve">guiados con IA</w:t>
-      </w:r>
-      <w:r>
-        <w:t xml:space="preserve">: cada integrante trabaja en sesiones con el agente de desarrollo, Claude Code, sobre el repositorio del proyecto. Lo que orienta al agente son tres tipos de prompt, todos escritos por el equipo y versionados en el repositorio.</w:t>
-      </w:r>
-    </w:p>
-    <w:bookmarkStart w:id="209" w:name="X5f513a9e1eb2749ffb99b4abf985a61a10a742a"/>
-    <w:p>
-      <w:pPr>
-        <w:pStyle w:val="Heading3"/>
-      </w:pPr>
-      <w:r>
-        <w:t xml:space="preserve">1. El prompt de sistema del agente:</w:t>
-      </w:r>
-      <w:r>
-        <w:t xml:space="preserve"> </w:t>
-      </w:r>
-      <w:r>
-        <w:rPr>
-          <w:rStyle w:val="VerbatimChar"/>
-        </w:rPr>
-        <w:t xml:space="preserve">CLAUDE.md</w:t>
-      </w:r>
-    </w:p>
-    <w:p>
-      <w:pPr>
-        <w:pStyle w:val="FirstParagraph"/>
-      </w:pPr>
-      <w:r>
-        <w:t xml:space="preserve">Claude Code no recuerda las sesiones anteriores. Lo que le da contexto y reglas en cada sesión es el archivo</w:t>
-      </w:r>
-      <w:r>
-        <w:t xml:space="preserve"> </w:t>
-      </w:r>
-      <w:r>
-        <w:rPr>
-          <w:rStyle w:val="VerbatimChar"/>
-        </w:rPr>
-        <w:t xml:space="preserve">CLAUDE.md</w:t>
-      </w:r>
-      <w:r>
-        <w:t xml:space="preserve">, en la raíz del repositorio: el agente lo lee al empezar y funciona como su</w:t>
-      </w:r>
-      <w:r>
-        <w:t xml:space="preserve"> </w:t>
-      </w:r>
-      <w:r>
-        <w:rPr>
-          <w:b/>
-          <w:bCs/>
-        </w:rPr>
-        <w:t xml:space="preserve">prompt de sistema</w:t>
-      </w:r>
-      <w:r>
-        <w:t xml:space="preserve"> </w:t>
-      </w:r>
-      <w:r>
-        <w:t xml:space="preserve">para este proyecto. El archivo completo va en la carpeta de entrega; estas son sus partes centrales.</w:t>
-      </w:r>
-    </w:p>
-    <w:p>
-      <w:pPr>
-        <w:pStyle w:val="BodyText"/>
-      </w:pPr>
-      <w:r>
-        <w:rPr>
-          <w:b/>
-          <w:bCs/>
-        </w:rPr>
-        <w:t xml:space="preserve">Cómo entra en contexto al iniciar cada sesión:</w:t>
-      </w:r>
-    </w:p>
-    <w:p>
-      <w:pPr>
-        <w:pStyle w:val="Compact"/>
-        <w:numPr>
-          <w:ilvl w:val="0"/>
-          <w:numId w:val="1030"/>
-        </w:numPr>
-      </w:pPr>
-      <w:r>
-        <w:t xml:space="preserve">Identifica a la persona por su usuario de Git y le avisa si tiene tareas pendientes.</w:t>
-      </w:r>
-    </w:p>
-    <w:p>
-      <w:pPr>
-        <w:pStyle w:val="Compact"/>
-        <w:numPr>
-          <w:ilvl w:val="0"/>
-          <w:numId w:val="1030"/>
-        </w:numPr>
-      </w:pPr>
-      <w:r>
-        <w:t xml:space="preserve">Revisa el estado del repositorio y trae la última versión del trabajo del equipo.</w:t>
-      </w:r>
-    </w:p>
-    <w:p>
-      <w:pPr>
-        <w:pStyle w:val="Compact"/>
-        <w:numPr>
-          <w:ilvl w:val="0"/>
-          <w:numId w:val="1030"/>
-        </w:numPr>
-      </w:pPr>
-      <w:r>
-        <w:t xml:space="preserve">Lee el estado del proyecto, la bitácora de sesiones y la memoria del proyecto.</w:t>
-      </w:r>
-    </w:p>
-    <w:p>
-      <w:pPr>
-        <w:pStyle w:val="Compact"/>
-        <w:numPr>
-          <w:ilvl w:val="0"/>
-          <w:numId w:val="1030"/>
-        </w:numPr>
-      </w:pPr>
-      <w:r>
-        <w:t xml:space="preserve">Comprueba que estén disponibles las skills compartidas del equipo.</w:t>
-      </w:r>
-    </w:p>
-    <w:p>
-      <w:pPr>
-        <w:pStyle w:val="Compact"/>
-        <w:numPr>
-          <w:ilvl w:val="0"/>
-          <w:numId w:val="1030"/>
-        </w:numPr>
-      </w:pPr>
-      <w:r>
-        <w:t xml:space="preserve">Abre solo las notas relacionadas con la tarea, entrando por su índice, y consulta las decisiones relacionadas antes de proponer un cambio.</w:t>
-      </w:r>
-    </w:p>
-    <w:p>
-      <w:pPr>
-        <w:pStyle w:val="FirstParagraph"/>
-      </w:pPr>
-      <w:r>
-        <w:rPr>
-          <w:b/>
-          <w:bCs/>
-        </w:rPr>
-        <w:t xml:space="preserve">Reglas de trabajo durante la sesión:</w:t>
-      </w:r>
-    </w:p>
-    <w:p>
-      <w:pPr>
-        <w:pStyle w:val="Compact"/>
-        <w:numPr>
-          <w:ilvl w:val="0"/>
-          <w:numId w:val="1031"/>
-        </w:numPr>
-      </w:pPr>
-      <w:r>
-        <w:t xml:space="preserve">Escribir en español de Argentina, con importes en ARS y fechas</w:t>
-      </w:r>
-      <w:r>
-        <w:t xml:space="preserve"> </w:t>
-      </w:r>
-      <w:r>
-        <w:rPr>
-          <w:rStyle w:val="VerbatimChar"/>
-        </w:rPr>
-        <w:t xml:space="preserve">dd/mm/aa</w:t>
-      </w:r>
-      <w:r>
-        <w:t xml:space="preserve">, y respetar los nombres del lenguaje del negocio (</w:t>
-      </w:r>
-      <w:r>
-        <w:rPr>
-          <w:rStyle w:val="VerbatimChar"/>
-        </w:rPr>
-        <w:t xml:space="preserve">Cliente</w:t>
-      </w:r>
-      <w:r>
-        <w:t xml:space="preserve">,</w:t>
-      </w:r>
-      <w:r>
-        <w:t xml:space="preserve"> </w:t>
-      </w:r>
-      <w:r>
-        <w:rPr>
-          <w:rStyle w:val="VerbatimChar"/>
-        </w:rPr>
-        <w:t xml:space="preserve">Oportunidad</w:t>
-      </w:r>
-      <w:r>
-        <w:t xml:space="preserve">,</w:t>
-      </w:r>
-      <w:r>
-        <w:t xml:space="preserve"> </w:t>
-      </w:r>
-      <w:r>
-        <w:rPr>
-          <w:rStyle w:val="VerbatimChar"/>
-        </w:rPr>
-        <w:t xml:space="preserve">Cotización</w:t>
-      </w:r>
-      <w:r>
-        <w:t xml:space="preserve">,</w:t>
-      </w:r>
-      <w:r>
-        <w:t xml:space="preserve"> </w:t>
-      </w:r>
-      <w:r>
-        <w:rPr>
-          <w:rStyle w:val="VerbatimChar"/>
-        </w:rPr>
-        <w:t xml:space="preserve">Viaje</w:t>
-      </w:r>
-      <w:r>
-        <w:t xml:space="preserve">,</w:t>
-      </w:r>
-      <w:r>
-        <w:t xml:space="preserve"> </w:t>
-      </w:r>
-      <w:r>
-        <w:rPr>
-          <w:rStyle w:val="VerbatimChar"/>
-        </w:rPr>
-        <w:t xml:space="preserve">Pago</w:t>
-      </w:r>
-      <w:r>
-        <w:t xml:space="preserve">,</w:t>
-      </w:r>
-      <w:r>
-        <w:t xml:space="preserve"> </w:t>
-      </w:r>
-      <w:r>
-        <w:rPr>
-          <w:rStyle w:val="VerbatimChar"/>
-        </w:rPr>
-        <w:t xml:space="preserve">Alerta</w:t>
-      </w:r>
-      <w:r>
-        <w:t xml:space="preserve">…).</w:t>
-      </w:r>
-    </w:p>
-    <w:p>
-      <w:pPr>
-        <w:pStyle w:val="Compact"/>
-        <w:numPr>
-          <w:ilvl w:val="0"/>
-          <w:numId w:val="1031"/>
-        </w:numPr>
-      </w:pPr>
-      <w:r>
-        <w:t xml:space="preserve">Respetar el alcance: no implementar pagos online, publicación automática en redes, integración con mayoristas ni facturación.</w:t>
-      </w:r>
-    </w:p>
-    <w:p>
-      <w:pPr>
-        <w:pStyle w:val="Compact"/>
-        <w:numPr>
-          <w:ilvl w:val="0"/>
-          <w:numId w:val="1031"/>
-        </w:numPr>
-      </w:pPr>
-      <w:r>
-        <w:t xml:space="preserve">No aprobar ni formalizar nada sin la aprobación explícita del equipo, y no inventar datos del negocio: si falta información, avanzar con una propuesta marcada como borrador.</w:t>
-      </w:r>
-    </w:p>
-    <w:p>
-      <w:pPr>
-        <w:pStyle w:val="Compact"/>
-        <w:numPr>
-          <w:ilvl w:val="0"/>
-          <w:numId w:val="1031"/>
-        </w:numPr>
-      </w:pPr>
-      <w:r>
-        <w:t xml:space="preserve">Cuando dos documentos se contradicen, aplicar el orden de autoridad (el relevamiento, después las decisiones aprobadas y después el resto) y resolverlo con una decisión, no eligiendo una versión en silencio.</w:t>
-      </w:r>
-    </w:p>
-    <w:p>
-      <w:pPr>
-        <w:pStyle w:val="Compact"/>
-        <w:numPr>
-          <w:ilvl w:val="0"/>
-          <w:numId w:val="1031"/>
-        </w:numPr>
-      </w:pPr>
-      <w:r>
-        <w:t xml:space="preserve">Preservar los cambios de los demás, no guardar credenciales en Git y no cambiar la identidad de Git de nadie.</w:t>
-      </w:r>
-    </w:p>
-    <w:p>
-      <w:pPr>
-        <w:pStyle w:val="FirstParagraph"/>
-      </w:pPr>
-      <w:r>
-        <w:rPr>
-          <w:b/>
-          <w:bCs/>
-        </w:rPr>
-        <w:t xml:space="preserve">Cómo cierra cada sesión:</w:t>
-      </w:r>
-      <w:r>
-        <w:t xml:space="preserve"> </w:t>
-      </w:r>
-      <w:r>
-        <w:t xml:space="preserve">verifica el resultado, actualiza la memoria del proyecto, registra una entrada en la bitácora (quién, qué se hizo y qué quedó pendiente), revisa los cambios, hace un commit con la identidad de la persona, integra el trabajo remoto y lo sube.</w:t>
-      </w:r>
-    </w:p>
-    <w:bookmarkEnd w:id="209"/>
-    <w:bookmarkStart w:id="210" w:name="el-prompt-de-cada-sesión"/>
-    <w:p>
-      <w:pPr>
-        <w:pStyle w:val="Heading3"/>
-      </w:pPr>
-      <w:r>
-        <w:t xml:space="preserve">2. El prompt de cada sesión</w:t>
-      </w:r>
-    </w:p>
-    <w:p>
-      <w:pPr>
-        <w:pStyle w:val="FirstParagraph"/>
-      </w:pPr>
-      <w:r>
-        <w:t xml:space="preserve">Gracias a</w:t>
-      </w:r>
-      <w:r>
-        <w:t xml:space="preserve"> </w:t>
-      </w:r>
-      <w:r>
-        <w:rPr>
-          <w:rStyle w:val="VerbatimChar"/>
-        </w:rPr>
-        <w:t xml:space="preserve">CLAUDE.md</w:t>
-      </w:r>
-      <w:r>
-        <w:t xml:space="preserve">, el pedido con el que arranca una sesión puede ser corto. En Claude Code alcanza con:</w:t>
-      </w:r>
-    </w:p>
-    <w:p>
-      <w:pPr>
-        <w:pStyle w:val="BlockText"/>
-      </w:pPr>
-      <w:r>
-        <w:t xml:space="preserve">Hola, entrá en contexto.</w:t>
-      </w:r>
-    </w:p>
-    <w:p>
-      <w:pPr>
-        <w:pStyle w:val="FirstParagraph"/>
-      </w:pPr>
-      <w:r>
-        <w:t xml:space="preserve">Con eso el agente aplica todo el protocolo de arriba: saluda a la persona, le avisa qué tiene pendiente y resume el estado del proyecto. Después, cada pedido describe la tarea, por ejemplo «revisemos y decime qué falta» o «armá el entregable con el mismo formato Word que los demás».</w:t>
-      </w:r>
-    </w:p>
-    <w:p>
-      <w:pPr>
-        <w:pStyle w:val="BodyText"/>
-      </w:pPr>
-      <w:r>
-        <w:t xml:space="preserve">Cuando el agente se usa fuera de Claude Code, sin</w:t>
-      </w:r>
-      <w:r>
-        <w:t xml:space="preserve"> </w:t>
-      </w:r>
-      <w:r>
-        <w:rPr>
-          <w:rStyle w:val="VerbatimChar"/>
-        </w:rPr>
-        <w:t xml:space="preserve">CLAUDE.md</w:t>
-      </w:r>
-      <w:r>
-        <w:t xml:space="preserve">, el equipo arranca con este prompt:</w:t>
-      </w:r>
-    </w:p>
-    <w:p>
-      <w:pPr>
-        <w:pStyle w:val="BlockText"/>
-      </w:pPr>
-      <w:r>
-        <w:t xml:space="preserve">Leé</w:t>
-      </w:r>
-      <w:r>
-        <w:t xml:space="preserve"> </w:t>
-      </w:r>
-      <w:r>
-        <w:rPr>
-          <w:rStyle w:val="VerbatimChar"/>
-        </w:rPr>
-        <w:t xml:space="preserve">00-Inicio/Estado del proyecto.md</w:t>
-      </w:r>
-      <w:r>
-        <w:t xml:space="preserve">,</w:t>
-      </w:r>
-      <w:r>
-        <w:t xml:space="preserve"> </w:t>
-      </w:r>
-      <w:r>
-        <w:rPr>
-          <w:rStyle w:val="VerbatimChar"/>
-        </w:rPr>
-        <w:t xml:space="preserve">06-Desarrollo/Claude Code — memoria del proyecto.md</w:t>
-      </w:r>
-      <w:r>
-        <w:t xml:space="preserve"> </w:t>
-      </w:r>
-      <w:r>
-        <w:t xml:space="preserve">y las notas vinculadas a esta tarea. Respetá las decisiones en revisión y no formalices nada sin indicación del equipo. Al terminar, actualizá la memoria correspondiente y prepará un commit claro.</w:t>
-      </w:r>
-    </w:p>
-    <w:bookmarkEnd w:id="210"/>
-    <w:bookmarkStart w:id="211" w:name="Xbbc72242f95de202c66008c65626084fac6cdd5"/>
-    <w:p>
-      <w:pPr>
-        <w:pStyle w:val="Heading3"/>
-      </w:pPr>
-      <w:r>
-        <w:t xml:space="preserve">3. Prompts reutilizables: las skills del proyecto</w:t>
-      </w:r>
-    </w:p>
-    <w:p>
-      <w:pPr>
-        <w:pStyle w:val="FirstParagraph"/>
-      </w:pPr>
-      <w:r>
-        <w:t xml:space="preserve">Un procedimiento que se repite se escribe una vez como</w:t>
-      </w:r>
-      <w:r>
-        <w:t xml:space="preserve"> </w:t>
-      </w:r>
-      <w:r>
-        <w:rPr>
-          <w:b/>
-          <w:bCs/>
-        </w:rPr>
-        <w:t xml:space="preserve">skill</w:t>
-      </w:r>
-      <w:r>
-        <w:t xml:space="preserve">: un prompt con nombre, versionado en</w:t>
-      </w:r>
-      <w:r>
-        <w:t xml:space="preserve"> </w:t>
-      </w:r>
-      <w:r>
-        <w:rPr>
-          <w:rStyle w:val="VerbatimChar"/>
-        </w:rPr>
-        <w:t xml:space="preserve">.claude/skills/</w:t>
-      </w:r>
-      <w:r>
-        <w:t xml:space="preserve">, que el agente aplica cuando la tarea lo pide. Por ejemplo, la skill</w:t>
-      </w:r>
-      <w:r>
-        <w:t xml:space="preserve"> </w:t>
-      </w:r>
-      <w:r>
-        <w:rPr>
-          <w:rStyle w:val="VerbatimChar"/>
-        </w:rPr>
-        <w:t xml:space="preserve">gestionar-skills</w:t>
-      </w:r>
-      <w:r>
-        <w:t xml:space="preserve"> </w:t>
-      </w:r>
-      <w:r>
-        <w:t xml:space="preserve">indica cómo incorporar una skill nueva al proyecto:</w:t>
-      </w:r>
-    </w:p>
-    <w:p>
-      <w:pPr>
-        <w:pStyle w:val="BlockText"/>
-      </w:pPr>
-      <w:r>
-        <w:t xml:space="preserve">Gestiona, instala, crea, actualiza y comparte skills de Claude Code para Rumbo. Usar cuando alguien pida agregar, instalar, eliminar, revisar o distribuir una skill o un plugin con skills.</w:t>
-      </w:r>
-    </w:p>
-    <w:p>
-      <w:pPr>
-        <w:pStyle w:val="BlockText"/>
-      </w:pPr>
-      <w:r>
-        <w:t xml:space="preserve">Antes de actuar: leer el catálogo de skills compartidas, revisar las skills disponibles para evitar duplicados, identificar el origen, la versión, la licencia y los permisos, y decidir si corresponde una skill de proyecto o una dependencia externa.</w:t>
-      </w:r>
-    </w:p>
-    <w:p>
-      <w:pPr>
-        <w:pStyle w:val="FirstParagraph"/>
-      </w:pPr>
-      <w:r>
-        <w:t xml:space="preserve">Así, cualquier integrante obtiene el mismo resultado con el mismo pedido, porque el procedimiento vive en el repositorio y no en la memoria de una persona.</w:t>
-      </w:r>
-    </w:p>
-    <w:bookmarkEnd w:id="211"/>
-    <w:bookmarkEnd w:id="212"/>
-    <w:bookmarkEnd w:id="213"/>
-    <w:bookmarkStart w:id="220" w:name="modelado-con-mermaid.js"/>
-    <w:p>
-      <w:pPr>
-        <w:pStyle w:val="Heading1"/>
-      </w:pPr>
-      <w:r>
-        <w:t xml:space="preserve">8. Modelado con Mermaid.js</w:t>
-      </w:r>
-    </w:p>
-    <w:p>
-      <w:pPr>
-        <w:pStyle w:val="FirstParagraph"/>
-      </w:pPr>
-      <w:r>
-        <w:t xml:space="preserve">Todos los diagramas de Rumbo se escriben como</w:t>
-      </w:r>
-      <w:r>
-        <w:t xml:space="preserve"> </w:t>
-      </w:r>
-      <w:r>
-        <w:rPr>
-          <w:b/>
-          <w:bCs/>
-        </w:rPr>
-        <w:t xml:space="preserve">código Mermaid.js</w:t>
-      </w:r>
-      <w:r>
-        <w:t xml:space="preserve"> </w:t>
-      </w:r>
-      <w:r>
-        <w:t xml:space="preserve">dentro de la nota que los explica, y se exportan a imagen solo para los documentos y la presentación.</w:t>
-      </w:r>
-    </w:p>
-    <w:bookmarkStart w:id="214" w:name="por-qué-mermaid"/>
-    <w:p>
-      <w:pPr>
-        <w:pStyle w:val="Heading2"/>
-      </w:pPr>
-      <w:r>
-        <w:t xml:space="preserve">Por qué Mermaid</w:t>
       </w:r>
     </w:p>
     <w:p>
@@ -28932,13 +28293,13 @@
           <w:b/>
           <w:bCs/>
         </w:rPr>
-        <w:t xml:space="preserve">Diagramas como código:</w:t>
-      </w:r>
-      <w:r>
-        <w:t xml:space="preserve"> </w:t>
-      </w:r>
-      <w:r>
-        <w:t xml:space="preserve">el diagrama es texto, se versiona en Git junto con el resto del proyecto y cada cambio queda registrado con su autor. Dos personas no pisan el mismo diagrama sin que se note.</w:t>
+        <w:t xml:space="preserve">Contexto:</w:t>
+      </w:r>
+      <w:r>
+        <w:t xml:space="preserve"> </w:t>
+      </w:r>
+      <w:r>
+        <w:t xml:space="preserve">los casos de uso, las entidades y los estados del vault. Las pantallas usan el lenguaje ubicuo y los estados reales del modelo.</w:t>
       </w:r>
     </w:p>
     <w:p>
@@ -28954,13 +28315,13 @@
           <w:b/>
           <w:bCs/>
         </w:rPr>
-        <w:t xml:space="preserve">Una sola fuente:</w:t>
-      </w:r>
-      <w:r>
-        <w:t xml:space="preserve"> </w:t>
-      </w:r>
-      <w:r>
-        <w:t xml:space="preserve">la imagen se genera desde el código; nunca se edita a mano. Si cambia el modelo, se cambia el código y se vuelve a exportar.</w:t>
+        <w:t xml:space="preserve">Límites:</w:t>
+      </w:r>
+      <w:r>
+        <w:t xml:space="preserve"> </w:t>
+      </w:r>
+      <w:r>
+        <w:t xml:space="preserve">trabaja con la cuenta de Figma de quien lo usa (la de estudiante de Paloma) y solo sobre los archivos a los que esa cuenta tiene acceso. El resultado lo revisa una persona antes de darlo por bueno.</w:t>
       </w:r>
     </w:p>
     <w:p>
@@ -28976,45 +28337,127 @@
           <w:b/>
           <w:bCs/>
         </w:rPr>
-        <w:t xml:space="preserve">Cobertura UML:</w:t>
-      </w:r>
-      <w:r>
-        <w:t xml:space="preserve"> </w:t>
-      </w:r>
-      <w:r>
-        <w:t xml:space="preserve">Mermaid dibuja de forma nativa diagramas de clases, de secuencia, de estados y entidad-relación. Los de casos de uso, actividad y C4 se representan con diagramas de flujo, con la notación de cada uno.</w:t>
-      </w:r>
-    </w:p>
-    <w:p>
-      <w:pPr>
-        <w:pStyle w:val="Compact"/>
-        <w:numPr>
-          <w:ilvl w:val="0"/>
-          <w:numId w:val="1032"/>
-        </w:numPr>
-      </w:pPr>
+        <w:t xml:space="preserve">Ejemplo real:</w:t>
+      </w:r>
+      <w:r>
+        <w:t xml:space="preserve"> </w:t>
+      </w:r>
+      <w:r>
+        <w:t xml:space="preserve">el 29/09, Paloma armó con Claude Code y el MCP de Figma un sistema de diseño propio (tokens, estilos de texto, 28 íconos y componentes) y, con él, 31 pantallas navegables, con 435 interacciones y 5 puntos de inicio, uno por rol. Las 36 capturas de</w:t>
+      </w:r>
+      <w:r>
+        <w:t xml:space="preserve"> </w:t>
+      </w:r>
+      <w:r>
+        <w:rPr>
+          <w:rStyle w:val="VerbatimChar"/>
+        </w:rPr>
+        <w:t xml:space="preserve">07-Entregables/Prototipo/img/</w:t>
+      </w:r>
+      <w:r>
+        <w:t xml:space="preserve"> </w:t>
+      </w:r>
+      <w:r>
+        <w:t xml:space="preserve">también se exportaron con el MCP.</w:t>
+      </w:r>
+    </w:p>
+    <w:bookmarkEnd w:id="206"/>
+    <w:bookmarkEnd w:id="207"/>
+    <w:bookmarkEnd w:id="208"/>
+    <w:bookmarkStart w:id="212" w:name="_159548b9be34913bdc5197db50a8d5ffd5260b2"/>
+    <w:p>
+      <w:pPr>
+        <w:pStyle w:val="Heading2"/>
+      </w:pPr>
+      <w:r>
+        <w:t xml:space="preserve">Prompts usados para construir el producto</w:t>
+      </w:r>
+    </w:p>
+    <w:p>
+      <w:pPr>
+        <w:pStyle w:val="FirstParagraph"/>
+      </w:pPr>
+      <w:r>
+        <w:t xml:space="preserve">El análisis y el diseño de Rumbo se construyeron</w:t>
+      </w:r>
+      <w:r>
+        <w:t xml:space="preserve"> </w:t>
+      </w:r>
       <w:r>
         <w:rPr>
           <w:b/>
           <w:bCs/>
         </w:rPr>
-        <w:t xml:space="preserve">Gratis y portable:</w:t>
-      </w:r>
-      <w:r>
-        <w:t xml:space="preserve"> </w:t>
-      </w:r>
-      <w:r>
-        <w:t xml:space="preserve">no requiere cuenta ni licencia, y lo integran el editor del equipo (Obsidian) y GitHub.</w:t>
-      </w:r>
-    </w:p>
-    <w:bookmarkEnd w:id="214"/>
-    <w:bookmarkStart w:id="215" w:name="cómo-se-trabaja"/>
-    <w:p>
-      <w:pPr>
-        <w:pStyle w:val="Heading2"/>
-      </w:pPr>
-      <w:r>
-        <w:t xml:space="preserve">Cómo se trabaja</w:t>
+        <w:t xml:space="preserve">guiados con IA</w:t>
+      </w:r>
+      <w:r>
+        <w:t xml:space="preserve">: cada integrante trabaja en sesiones con el agente de desarrollo, Claude Code, sobre el repositorio del proyecto. Lo que orienta al agente son tres tipos de prompt, todos escritos por el equipo y versionados en el repositorio.</w:t>
+      </w:r>
+    </w:p>
+    <w:bookmarkStart w:id="209" w:name="_5f513a9e1eb2749ffb99b4abf985a61a10a742a"/>
+    <w:p>
+      <w:pPr>
+        <w:pStyle w:val="Heading3"/>
+      </w:pPr>
+      <w:r>
+        <w:t xml:space="preserve">1. El prompt de sistema del agente:</w:t>
+      </w:r>
+      <w:r>
+        <w:t xml:space="preserve"> </w:t>
+      </w:r>
+      <w:r>
+        <w:rPr>
+          <w:rStyle w:val="VerbatimChar"/>
+        </w:rPr>
+        <w:t xml:space="preserve">CLAUDE.md</w:t>
+      </w:r>
+    </w:p>
+    <w:p>
+      <w:pPr>
+        <w:pStyle w:val="FirstParagraph"/>
+      </w:pPr>
+      <w:r>
+        <w:t xml:space="preserve">Claude Code no recuerda las sesiones anteriores. Lo que le da contexto y reglas en cada sesión es el archivo</w:t>
+      </w:r>
+      <w:r>
+        <w:t xml:space="preserve"> </w:t>
+      </w:r>
+      <w:r>
+        <w:rPr>
+          <w:rStyle w:val="VerbatimChar"/>
+        </w:rPr>
+        <w:t xml:space="preserve">CLAUDE.md</w:t>
+      </w:r>
+      <w:r>
+        <w:t xml:space="preserve">, en la raíz del repositorio: el agente lo lee al empezar y funciona como su</w:t>
+      </w:r>
+      <w:r>
+        <w:t xml:space="preserve"> </w:t>
+      </w:r>
+      <w:r>
+        <w:rPr>
+          <w:b/>
+          <w:bCs/>
+        </w:rPr>
+        <w:t xml:space="preserve">prompt de sistema</w:t>
+      </w:r>
+      <w:r>
+        <w:t xml:space="preserve"> </w:t>
+      </w:r>
+      <w:r>
+        <w:t xml:space="preserve">para este proyecto. El archivo completo va en la carpeta de entrega; estas son sus partes centrales.</w:t>
+      </w:r>
+    </w:p>
+    <w:p>
+      <w:pPr>
+        <w:pStyle w:val="BodyText"/>
+      </w:pPr>
+      <w:r>
+        <w:rPr>
+          <w:b/>
+          <w:bCs/>
+        </w:rPr>
+        <w:t xml:space="preserve">Cómo entra en contexto al iniciar cada sesión:</w:t>
       </w:r>
     </w:p>
     <w:p>
@@ -29026,20 +28469,7 @@
         </w:numPr>
       </w:pPr>
       <w:r>
-        <w:t xml:space="preserve">Se usa el motor de diseño</w:t>
-      </w:r>
-      <w:r>
-        <w:t xml:space="preserve"> </w:t>
-      </w:r>
-      <w:r>
-        <w:rPr>
-          <w:b/>
-          <w:bCs/>
-        </w:rPr>
-        <w:t xml:space="preserve">ELK</w:t>
-      </w:r>
-      <w:r>
-        <w:t xml:space="preserve">, que dibuja líneas rectas y ortogonales y ordena mejor los diagramas grandes.</w:t>
+        <w:t xml:space="preserve">Identifica a la persona por su usuario de Git y le avisa si tiene tareas pendientes.</w:t>
       </w:r>
     </w:p>
     <w:p>
@@ -29051,31 +28481,7 @@
         </w:numPr>
       </w:pPr>
       <w:r>
-        <w:t xml:space="preserve">Cada tipo de diagrama tiene un script que exporta sus imágenes con</w:t>
-      </w:r>
-      <w:r>
-        <w:t xml:space="preserve"> </w:t>
-      </w:r>
-      <w:r>
-        <w:rPr>
-          <w:rStyle w:val="VerbatimChar"/>
-        </w:rPr>
-        <w:t xml:space="preserve">mermaid-cli</w:t>
-      </w:r>
-      <w:r>
-        <w:t xml:space="preserve"> </w:t>
-      </w:r>
-      <w:r>
-        <w:t xml:space="preserve">(</w:t>
-      </w:r>
-      <w:r>
-        <w:rPr>
-          <w:rStyle w:val="VerbatimChar"/>
-        </w:rPr>
-        <w:t xml:space="preserve">npx @mermaid-js/mermaid-cli</w:t>
-      </w:r>
-      <w:r>
-        <w:t xml:space="preserve">), en alta resolución para que se lean impresas.</w:t>
+        <w:t xml:space="preserve">Revisa el estado del repositorio y trae la última versión del trabajo del equipo.</w:t>
       </w:r>
     </w:p>
     <w:p>
@@ -29084,6 +28490,600 @@
         <w:numPr>
           <w:ilvl w:val="0"/>
           <w:numId w:val="1033"/>
+        </w:numPr>
+      </w:pPr>
+      <w:r>
+        <w:t xml:space="preserve">Lee el estado del proyecto, la bitácora de sesiones y la memoria del proyecto.</w:t>
+      </w:r>
+    </w:p>
+    <w:p>
+      <w:pPr>
+        <w:pStyle w:val="Compact"/>
+        <w:numPr>
+          <w:ilvl w:val="0"/>
+          <w:numId w:val="1033"/>
+        </w:numPr>
+      </w:pPr>
+      <w:r>
+        <w:t xml:space="preserve">Comprueba que estén disponibles las skills compartidas del equipo.</w:t>
+      </w:r>
+    </w:p>
+    <w:p>
+      <w:pPr>
+        <w:pStyle w:val="Compact"/>
+        <w:numPr>
+          <w:ilvl w:val="0"/>
+          <w:numId w:val="1033"/>
+        </w:numPr>
+      </w:pPr>
+      <w:r>
+        <w:t xml:space="preserve">Abre solo las notas relacionadas con la tarea, entrando por su índice, y consulta las decisiones relacionadas antes de proponer un cambio.</w:t>
+      </w:r>
+    </w:p>
+    <w:p>
+      <w:pPr>
+        <w:pStyle w:val="FirstParagraph"/>
+      </w:pPr>
+      <w:r>
+        <w:rPr>
+          <w:b/>
+          <w:bCs/>
+        </w:rPr>
+        <w:t xml:space="preserve">Reglas de trabajo durante la sesión:</w:t>
+      </w:r>
+    </w:p>
+    <w:p>
+      <w:pPr>
+        <w:pStyle w:val="Compact"/>
+        <w:numPr>
+          <w:ilvl w:val="0"/>
+          <w:numId w:val="1034"/>
+        </w:numPr>
+      </w:pPr>
+      <w:r>
+        <w:t xml:space="preserve">Escribir en español de Argentina, con importes en ARS y fechas</w:t>
+      </w:r>
+      <w:r>
+        <w:t xml:space="preserve"> </w:t>
+      </w:r>
+      <w:r>
+        <w:rPr>
+          <w:rStyle w:val="VerbatimChar"/>
+        </w:rPr>
+        <w:t xml:space="preserve">dd/mm/aa</w:t>
+      </w:r>
+      <w:r>
+        <w:t xml:space="preserve">, y respetar los nombres del lenguaje del negocio (</w:t>
+      </w:r>
+      <w:r>
+        <w:rPr>
+          <w:rStyle w:val="VerbatimChar"/>
+        </w:rPr>
+        <w:t xml:space="preserve">Cliente</w:t>
+      </w:r>
+      <w:r>
+        <w:t xml:space="preserve">,</w:t>
+      </w:r>
+      <w:r>
+        <w:t xml:space="preserve"> </w:t>
+      </w:r>
+      <w:r>
+        <w:rPr>
+          <w:rStyle w:val="VerbatimChar"/>
+        </w:rPr>
+        <w:t xml:space="preserve">Oportunidad</w:t>
+      </w:r>
+      <w:r>
+        <w:t xml:space="preserve">,</w:t>
+      </w:r>
+      <w:r>
+        <w:t xml:space="preserve"> </w:t>
+      </w:r>
+      <w:r>
+        <w:rPr>
+          <w:rStyle w:val="VerbatimChar"/>
+        </w:rPr>
+        <w:t xml:space="preserve">Cotización</w:t>
+      </w:r>
+      <w:r>
+        <w:t xml:space="preserve">,</w:t>
+      </w:r>
+      <w:r>
+        <w:t xml:space="preserve"> </w:t>
+      </w:r>
+      <w:r>
+        <w:rPr>
+          <w:rStyle w:val="VerbatimChar"/>
+        </w:rPr>
+        <w:t xml:space="preserve">Viaje</w:t>
+      </w:r>
+      <w:r>
+        <w:t xml:space="preserve">,</w:t>
+      </w:r>
+      <w:r>
+        <w:t xml:space="preserve"> </w:t>
+      </w:r>
+      <w:r>
+        <w:rPr>
+          <w:rStyle w:val="VerbatimChar"/>
+        </w:rPr>
+        <w:t xml:space="preserve">Pago</w:t>
+      </w:r>
+      <w:r>
+        <w:t xml:space="preserve">,</w:t>
+      </w:r>
+      <w:r>
+        <w:t xml:space="preserve"> </w:t>
+      </w:r>
+      <w:r>
+        <w:rPr>
+          <w:rStyle w:val="VerbatimChar"/>
+        </w:rPr>
+        <w:t xml:space="preserve">Alerta</w:t>
+      </w:r>
+      <w:r>
+        <w:t xml:space="preserve">…).</w:t>
+      </w:r>
+    </w:p>
+    <w:p>
+      <w:pPr>
+        <w:pStyle w:val="Compact"/>
+        <w:numPr>
+          <w:ilvl w:val="0"/>
+          <w:numId w:val="1034"/>
+        </w:numPr>
+      </w:pPr>
+      <w:r>
+        <w:t xml:space="preserve">Respetar el alcance: no implementar pagos online, publicación automática en redes, integración con mayoristas ni facturación.</w:t>
+      </w:r>
+    </w:p>
+    <w:p>
+      <w:pPr>
+        <w:pStyle w:val="Compact"/>
+        <w:numPr>
+          <w:ilvl w:val="0"/>
+          <w:numId w:val="1034"/>
+        </w:numPr>
+      </w:pPr>
+      <w:r>
+        <w:t xml:space="preserve">No aprobar ni formalizar nada sin la aprobación explícita del equipo, y no inventar datos del negocio: si falta información, avanzar con una propuesta marcada como borrador.</w:t>
+      </w:r>
+    </w:p>
+    <w:p>
+      <w:pPr>
+        <w:pStyle w:val="Compact"/>
+        <w:numPr>
+          <w:ilvl w:val="0"/>
+          <w:numId w:val="1034"/>
+        </w:numPr>
+      </w:pPr>
+      <w:r>
+        <w:t xml:space="preserve">Cuando dos documentos se contradicen, aplicar el orden de autoridad (el relevamiento, después las decisiones aprobadas y después el resto) y resolverlo con una decisión, no eligiendo una versión en silencio.</w:t>
+      </w:r>
+    </w:p>
+    <w:p>
+      <w:pPr>
+        <w:pStyle w:val="Compact"/>
+        <w:numPr>
+          <w:ilvl w:val="0"/>
+          <w:numId w:val="1034"/>
+        </w:numPr>
+      </w:pPr>
+      <w:r>
+        <w:t xml:space="preserve">Preservar los cambios de los demás, no guardar credenciales en Git y no cambiar la identidad de Git de nadie.</w:t>
+      </w:r>
+    </w:p>
+    <w:p>
+      <w:pPr>
+        <w:pStyle w:val="FirstParagraph"/>
+      </w:pPr>
+      <w:r>
+        <w:rPr>
+          <w:b/>
+          <w:bCs/>
+        </w:rPr>
+        <w:t xml:space="preserve">Cómo cierra cada sesión:</w:t>
+      </w:r>
+      <w:r>
+        <w:t xml:space="preserve"> </w:t>
+      </w:r>
+      <w:r>
+        <w:t xml:space="preserve">verifica el resultado, actualiza la memoria del proyecto, registra una entrada en la bitácora (quién, qué se hizo y qué quedó pendiente), revisa los cambios, hace un commit con la identidad de la persona, integra el trabajo remoto y lo sube.</w:t>
+      </w:r>
+    </w:p>
+    <w:bookmarkEnd w:id="209"/>
+    <w:bookmarkStart w:id="210" w:name="_4fa30498f794c7ab2cf409bab8f7e38b31b2b0b"/>
+    <w:p>
+      <w:pPr>
+        <w:pStyle w:val="Heading3"/>
+      </w:pPr>
+      <w:r>
+        <w:t xml:space="preserve">2. El prompt de cada sesión</w:t>
+      </w:r>
+    </w:p>
+    <w:p>
+      <w:pPr>
+        <w:pStyle w:val="FirstParagraph"/>
+      </w:pPr>
+      <w:r>
+        <w:t xml:space="preserve">Gracias a</w:t>
+      </w:r>
+      <w:r>
+        <w:t xml:space="preserve"> </w:t>
+      </w:r>
+      <w:r>
+        <w:rPr>
+          <w:rStyle w:val="VerbatimChar"/>
+        </w:rPr>
+        <w:t xml:space="preserve">CLAUDE.md</w:t>
+      </w:r>
+      <w:r>
+        <w:t xml:space="preserve">, el pedido con el que arranca una sesión puede ser corto. En Claude Code alcanza con:</w:t>
+      </w:r>
+    </w:p>
+    <w:p>
+      <w:pPr>
+        <w:pStyle w:val="BlockText"/>
+      </w:pPr>
+      <w:r>
+        <w:t xml:space="preserve">Hola, entrá en contexto.</w:t>
+      </w:r>
+    </w:p>
+    <w:p>
+      <w:pPr>
+        <w:pStyle w:val="FirstParagraph"/>
+      </w:pPr>
+      <w:r>
+        <w:t xml:space="preserve">Con eso el agente aplica todo el protocolo de arriba: saluda a la persona, le avisa qué tiene pendiente y resume el estado del proyecto. Después, cada pedido describe la tarea, por ejemplo «revisemos y decime qué falta» o «armá el entregable con el mismo formato Word que los demás».</w:t>
+      </w:r>
+    </w:p>
+    <w:p>
+      <w:pPr>
+        <w:pStyle w:val="BodyText"/>
+      </w:pPr>
+      <w:r>
+        <w:t xml:space="preserve">Cuando el agente se usa fuera de Claude Code, sin</w:t>
+      </w:r>
+      <w:r>
+        <w:t xml:space="preserve"> </w:t>
+      </w:r>
+      <w:r>
+        <w:rPr>
+          <w:rStyle w:val="VerbatimChar"/>
+        </w:rPr>
+        <w:t xml:space="preserve">CLAUDE.md</w:t>
+      </w:r>
+      <w:r>
+        <w:t xml:space="preserve">, el equipo arranca con este prompt:</w:t>
+      </w:r>
+    </w:p>
+    <w:p>
+      <w:pPr>
+        <w:pStyle w:val="BlockText"/>
+      </w:pPr>
+      <w:r>
+        <w:t xml:space="preserve">Leé</w:t>
+      </w:r>
+      <w:r>
+        <w:t xml:space="preserve"> </w:t>
+      </w:r>
+      <w:r>
+        <w:rPr>
+          <w:rStyle w:val="VerbatimChar"/>
+        </w:rPr>
+        <w:t xml:space="preserve">00-Inicio/Estado del proyecto.md</w:t>
+      </w:r>
+      <w:r>
+        <w:t xml:space="preserve">,</w:t>
+      </w:r>
+      <w:r>
+        <w:t xml:space="preserve"> </w:t>
+      </w:r>
+      <w:r>
+        <w:rPr>
+          <w:rStyle w:val="VerbatimChar"/>
+        </w:rPr>
+        <w:t xml:space="preserve">06-Desarrollo/Claude Code — memoria del proyecto.md</w:t>
+      </w:r>
+      <w:r>
+        <w:t xml:space="preserve"> </w:t>
+      </w:r>
+      <w:r>
+        <w:t xml:space="preserve">y las notas vinculadas a esta tarea. Respetá las decisiones en revisión y no formalices nada sin indicación del equipo. Al terminar, actualizá la memoria correspondiente y prepará un commit claro.</w:t>
+      </w:r>
+    </w:p>
+    <w:bookmarkEnd w:id="210"/>
+    <w:bookmarkStart w:id="211" w:name="_bbc72242f95de202c66008c65626084fac6cdd5"/>
+    <w:p>
+      <w:pPr>
+        <w:pStyle w:val="Heading3"/>
+      </w:pPr>
+      <w:r>
+        <w:t xml:space="preserve">3. Prompts reutilizables: las skills del proyecto</w:t>
+      </w:r>
+    </w:p>
+    <w:p>
+      <w:pPr>
+        <w:pStyle w:val="FirstParagraph"/>
+      </w:pPr>
+      <w:r>
+        <w:t xml:space="preserve">Un procedimiento que se repite se escribe una vez como</w:t>
+      </w:r>
+      <w:r>
+        <w:t xml:space="preserve"> </w:t>
+      </w:r>
+      <w:r>
+        <w:rPr>
+          <w:b/>
+          <w:bCs/>
+        </w:rPr>
+        <w:t xml:space="preserve">skill</w:t>
+      </w:r>
+      <w:r>
+        <w:t xml:space="preserve">: un prompt con nombre, versionado en</w:t>
+      </w:r>
+      <w:r>
+        <w:t xml:space="preserve"> </w:t>
+      </w:r>
+      <w:r>
+        <w:rPr>
+          <w:rStyle w:val="VerbatimChar"/>
+        </w:rPr>
+        <w:t xml:space="preserve">.claude/skills/</w:t>
+      </w:r>
+      <w:r>
+        <w:t xml:space="preserve">, que el agente aplica cuando la tarea lo pide. Por ejemplo, la skill</w:t>
+      </w:r>
+      <w:r>
+        <w:t xml:space="preserve"> </w:t>
+      </w:r>
+      <w:r>
+        <w:rPr>
+          <w:rStyle w:val="VerbatimChar"/>
+        </w:rPr>
+        <w:t xml:space="preserve">gestionar-skills</w:t>
+      </w:r>
+      <w:r>
+        <w:t xml:space="preserve"> </w:t>
+      </w:r>
+      <w:r>
+        <w:t xml:space="preserve">indica cómo incorporar una skill nueva al proyecto:</w:t>
+      </w:r>
+    </w:p>
+    <w:p>
+      <w:pPr>
+        <w:pStyle w:val="BlockText"/>
+      </w:pPr>
+      <w:r>
+        <w:t xml:space="preserve">Gestiona, instala, crea, actualiza y comparte skills de Claude Code para Rumbo. Usar cuando alguien pida agregar, instalar, eliminar, revisar o distribuir una skill o un plugin con skills.</w:t>
+      </w:r>
+    </w:p>
+    <w:p>
+      <w:pPr>
+        <w:pStyle w:val="BlockText"/>
+      </w:pPr>
+      <w:r>
+        <w:t xml:space="preserve">Antes de actuar: leer el catálogo de skills compartidas, revisar las skills disponibles para evitar duplicados, identificar el origen, la versión, la licencia y los permisos, y decidir si corresponde una skill de proyecto o una dependencia externa.</w:t>
+      </w:r>
+    </w:p>
+    <w:p>
+      <w:pPr>
+        <w:pStyle w:val="FirstParagraph"/>
+      </w:pPr>
+      <w:r>
+        <w:t xml:space="preserve">Así, cualquier integrante obtiene el mismo resultado con el mismo pedido, porque el procedimiento vive en el repositorio y no en la memoria de una persona.</w:t>
+      </w:r>
+    </w:p>
+    <w:bookmarkEnd w:id="211"/>
+    <w:bookmarkEnd w:id="212"/>
+    <w:bookmarkEnd w:id="213"/>
+    <w:bookmarkStart w:id="220" w:name="_5107b414fa69c700ed0067dbe61f998cdc499f5"/>
+    <w:p>
+      <w:pPr>
+        <w:pStyle w:val="Heading1"/>
+      </w:pPr>
+      <w:r>
+        <w:t xml:space="preserve">8. Modelado con Mermaid.js</w:t>
+      </w:r>
+    </w:p>
+    <w:p>
+      <w:pPr>
+        <w:pStyle w:val="FirstParagraph"/>
+      </w:pPr>
+      <w:r>
+        <w:t xml:space="preserve">Todos los diagramas de Rumbo se escriben como</w:t>
+      </w:r>
+      <w:r>
+        <w:t xml:space="preserve"> </w:t>
+      </w:r>
+      <w:r>
+        <w:rPr>
+          <w:b/>
+          <w:bCs/>
+        </w:rPr>
+        <w:t xml:space="preserve">código Mermaid.js</w:t>
+      </w:r>
+      <w:r>
+        <w:t xml:space="preserve"> </w:t>
+      </w:r>
+      <w:r>
+        <w:t xml:space="preserve">dentro de la nota que los explica, y se exportan a imagen solo para los documentos y la presentación.</w:t>
+      </w:r>
+    </w:p>
+    <w:bookmarkStart w:id="214" w:name="_b85311db1c6da9dd99cd1c67965ac24240c7edc"/>
+    <w:p>
+      <w:pPr>
+        <w:pStyle w:val="Heading2"/>
+      </w:pPr>
+      <w:r>
+        <w:t xml:space="preserve">Por qué Mermaid</w:t>
+      </w:r>
+    </w:p>
+    <w:p>
+      <w:pPr>
+        <w:pStyle w:val="Compact"/>
+        <w:numPr>
+          <w:ilvl w:val="0"/>
+          <w:numId w:val="1035"/>
+        </w:numPr>
+      </w:pPr>
+      <w:r>
+        <w:rPr>
+          <w:b/>
+          <w:bCs/>
+        </w:rPr>
+        <w:t xml:space="preserve">Diagramas como código:</w:t>
+      </w:r>
+      <w:r>
+        <w:t xml:space="preserve"> </w:t>
+      </w:r>
+      <w:r>
+        <w:t xml:space="preserve">el diagrama es texto, se versiona en Git junto con el resto del proyecto y cada cambio queda registrado con su autor. Dos personas no pisan el mismo diagrama sin que se note.</w:t>
+      </w:r>
+    </w:p>
+    <w:p>
+      <w:pPr>
+        <w:pStyle w:val="Compact"/>
+        <w:numPr>
+          <w:ilvl w:val="0"/>
+          <w:numId w:val="1035"/>
+        </w:numPr>
+      </w:pPr>
+      <w:r>
+        <w:rPr>
+          <w:b/>
+          <w:bCs/>
+        </w:rPr>
+        <w:t xml:space="preserve">Una sola fuente:</w:t>
+      </w:r>
+      <w:r>
+        <w:t xml:space="preserve"> </w:t>
+      </w:r>
+      <w:r>
+        <w:t xml:space="preserve">la imagen se genera desde el código; nunca se edita a mano. Si cambia el modelo, se cambia el código y se vuelve a exportar.</w:t>
+      </w:r>
+    </w:p>
+    <w:p>
+      <w:pPr>
+        <w:pStyle w:val="Compact"/>
+        <w:numPr>
+          <w:ilvl w:val="0"/>
+          <w:numId w:val="1035"/>
+        </w:numPr>
+      </w:pPr>
+      <w:r>
+        <w:rPr>
+          <w:b/>
+          <w:bCs/>
+        </w:rPr>
+        <w:t xml:space="preserve">Cobertura UML:</w:t>
+      </w:r>
+      <w:r>
+        <w:t xml:space="preserve"> </w:t>
+      </w:r>
+      <w:r>
+        <w:t xml:space="preserve">Mermaid dibuja de forma nativa diagramas de clases, de secuencia, de estados y entidad-relación. Los de casos de uso, actividad y C4 se representan con diagramas de flujo, con la notación de cada uno.</w:t>
+      </w:r>
+    </w:p>
+    <w:p>
+      <w:pPr>
+        <w:pStyle w:val="Compact"/>
+        <w:numPr>
+          <w:ilvl w:val="0"/>
+          <w:numId w:val="1035"/>
+        </w:numPr>
+      </w:pPr>
+      <w:r>
+        <w:rPr>
+          <w:b/>
+          <w:bCs/>
+        </w:rPr>
+        <w:t xml:space="preserve">Gratis y portable:</w:t>
+      </w:r>
+      <w:r>
+        <w:t xml:space="preserve"> </w:t>
+      </w:r>
+      <w:r>
+        <w:t xml:space="preserve">no requiere cuenta ni licencia, y lo integran el editor del equipo (Obsidian) y GitHub.</w:t>
+      </w:r>
+    </w:p>
+    <w:bookmarkEnd w:id="214"/>
+    <w:bookmarkStart w:id="215" w:name="_25205b1e453672624910c81682ff78d879eabc8"/>
+    <w:p>
+      <w:pPr>
+        <w:pStyle w:val="Heading2"/>
+      </w:pPr>
+      <w:r>
+        <w:t xml:space="preserve">Cómo se trabaja</w:t>
+      </w:r>
+    </w:p>
+    <w:p>
+      <w:pPr>
+        <w:pStyle w:val="Compact"/>
+        <w:numPr>
+          <w:ilvl w:val="0"/>
+          <w:numId w:val="1036"/>
+        </w:numPr>
+      </w:pPr>
+      <w:r>
+        <w:t xml:space="preserve">Se usa el motor de diseño</w:t>
+      </w:r>
+      <w:r>
+        <w:t xml:space="preserve"> </w:t>
+      </w:r>
+      <w:r>
+        <w:rPr>
+          <w:b/>
+          <w:bCs/>
+        </w:rPr>
+        <w:t xml:space="preserve">ELK</w:t>
+      </w:r>
+      <w:r>
+        <w:t xml:space="preserve">, que dibuja líneas rectas y ortogonales y ordena mejor los diagramas grandes.</w:t>
+      </w:r>
+    </w:p>
+    <w:p>
+      <w:pPr>
+        <w:pStyle w:val="Compact"/>
+        <w:numPr>
+          <w:ilvl w:val="0"/>
+          <w:numId w:val="1036"/>
+        </w:numPr>
+      </w:pPr>
+      <w:r>
+        <w:t xml:space="preserve">Cada tipo de diagrama tiene un script que exporta sus imágenes con</w:t>
+      </w:r>
+      <w:r>
+        <w:t xml:space="preserve"> </w:t>
+      </w:r>
+      <w:r>
+        <w:rPr>
+          <w:rStyle w:val="VerbatimChar"/>
+        </w:rPr>
+        <w:t xml:space="preserve">mermaid-cli</w:t>
+      </w:r>
+      <w:r>
+        <w:t xml:space="preserve"> </w:t>
+      </w:r>
+      <w:r>
+        <w:t xml:space="preserve">(</w:t>
+      </w:r>
+      <w:r>
+        <w:rPr>
+          <w:rStyle w:val="VerbatimChar"/>
+        </w:rPr>
+        <w:t xml:space="preserve">npx @mermaid-js/mermaid-cli</w:t>
+      </w:r>
+      <w:r>
+        <w:t xml:space="preserve">), en alta resolución para que se lean impresas.</w:t>
+      </w:r>
+    </w:p>
+    <w:p>
+      <w:pPr>
+        <w:pStyle w:val="Compact"/>
+        <w:numPr>
+          <w:ilvl w:val="0"/>
+          <w:numId w:val="1036"/>
         </w:numPr>
       </w:pPr>
       <w:r>
@@ -29369,7 +29369,7 @@
       </w:tr>
     </w:tbl>
     <w:bookmarkEnd w:id="215"/>
-    <w:bookmarkStart w:id="219" w:name="ejemplo"/>
+    <w:bookmarkStart w:id="219" w:name="_ejemplo"/>
     <w:p>
       <w:pPr>
         <w:pStyle w:val="Heading2"/>
@@ -29499,7 +29499,7 @@
     </w:p>
     <w:bookmarkEnd w:id="219"/>
     <w:bookmarkEnd w:id="220"/>
-    <w:bookmarkStart w:id="221" w:name="X22ac271ac10ccb082b4a2722bfce6c34065f14e"/>
+    <w:bookmarkStart w:id="221" w:name="_22ac271ac10ccb082b4a2722bfce6c34065f14e"/>
     <w:p>
       <w:pPr>
         <w:pStyle w:val="Heading1"/>
@@ -30329,6 +30329,15 @@
     <w:abstractNumId w:val="991"/>
   </w:num>
   <w:num w:numId="1030">
+    <w:abstractNumId w:val="991"/>
+  </w:num>
+  <w:num w:numId="1031">
+    <w:abstractNumId w:val="991"/>
+  </w:num>
+  <w:num w:numId="1032">
+    <w:abstractNumId w:val="991"/>
+  </w:num>
+  <w:num w:numId="1033">
     <w:abstractNumId w:val="99411"/>
     <w:lvlOverride w:ilvl="0">
       <w:startOverride w:val="1"/>
@@ -30358,13 +30367,13 @@
       <w:startOverride w:val="1"/>
     </w:lvlOverride>
   </w:num>
-  <w:num w:numId="1031">
+  <w:num w:numId="1034">
     <w:abstractNumId w:val="991"/>
   </w:num>
-  <w:num w:numId="1032">
+  <w:num w:numId="1035">
     <w:abstractNumId w:val="991"/>
   </w:num>
-  <w:num w:numId="1033">
+  <w:num w:numId="1036">
     <w:abstractNumId w:val="991"/>
   </w:num>
 </w:numbering>

--- a/07-Entregables/PC1/Rumbo — PC1.docx
+++ b/07-Entregables/PC1/Rumbo — PC1.docx
@@ -5905,7 +5905,7 @@
       <w:r>
         <w:drawing>
           <wp:inline>
-            <wp:extent cx="3164205" cy="10259450"/>
+            <wp:extent cx="2397152" cy="7772400"/>
             <wp:effectExtent b="0" l="0" r="0" t="0"/>
             <wp:docPr descr="Diagrama de casos de uso." title="" id="121" name="Picture"/>
             <a:graphic>
@@ -5926,7 +5926,7 @@
                   <pic:spPr bwMode="auto">
                     <a:xfrm>
                       <a:off x="0" y="0"/>
-                      <a:ext cx="3164205" cy="10259450"/>
+                      <a:ext cx="2397152" cy="7772400"/>
                     </a:xfrm>
                     <a:prstGeom prst="rect">
                       <a:avLst/>
@@ -6400,7 +6400,7 @@
         <w:pStyle w:val="FirstParagraph"/>
       </w:pPr>
       <w:r>
-        <w:t xml:space="preserve">El circuito completo de CU-01, con las decisiones de cada paso y el actor que realiza cada acción.</w:t>
+        <w:t xml:space="preserve">El proceso automático diario: lo que el sistema hace solo, todos los días a las 00:00, sin que nadie lo dispare. Las cuatro tareas son independientes y corren en paralelo: vencer pagos, vencer cotizaciones, sugerir el avance de los viajes según sus fechas y detectar clientes para recontactar. Los diagramas de actividad de los casos de uso (CU-01, CU-07, CU-12 y CU-27) están en la carpeta de entrega.</w:t>
       </w:r>
     </w:p>
     <w:p>
@@ -6410,14 +6410,14 @@
       <w:r>
         <w:drawing>
           <wp:inline>
-            <wp:extent cx="4602480" cy="25114042"/>
+            <wp:extent cx="5753100" cy="3412234"/>
             <wp:effectExtent b="0" l="0" r="0" t="0"/>
-            <wp:docPr descr="Actividad: de la consulta a la venta." title="" id="143" name="Picture"/>
+            <wp:docPr descr="Actividad: proceso automático diario." title="" id="143" name="Picture"/>
             <a:graphic>
               <a:graphicData uri="http://schemas.openxmlformats.org/drawingml/2006/picture">
                 <pic:pic>
                   <pic:nvPicPr>
-                    <pic:cNvPr descr="DGM-ACT-consulta-a-venta.png" id="144" name="Picture"/>
+                    <pic:cNvPr descr="DGM-ACT-proceso-diario.png" id="144" name="Picture"/>
                     <pic:cNvPicPr>
                       <a:picLocks noChangeArrowheads="1" noChangeAspect="1"/>
                     </pic:cNvPicPr>
@@ -6431,7 +6431,7 @@
                   <pic:spPr bwMode="auto">
                     <a:xfrm>
                       <a:off x="0" y="0"/>
-                      <a:ext cx="4602480" cy="25114042"/>
+                      <a:ext cx="5753100" cy="3412234"/>
                     </a:xfrm>
                     <a:prstGeom prst="rect">
                       <a:avLst/>
@@ -6455,7 +6455,7 @@
         <w:pStyle w:val="ImageCaption"/>
       </w:pPr>
       <w:r>
-        <w:t xml:space="preserve">Actividad: de la consulta a la venta.</w:t>
+        <w:t xml:space="preserve">Actividad: proceso automático diario.</w:t>
       </w:r>
     </w:p>
     <w:bookmarkEnd w:id="145"/>
@@ -27470,7 +27470,7 @@
       <w:r>
         <w:drawing>
           <wp:inline>
-            <wp:extent cx="3164205" cy="10223655"/>
+            <wp:extent cx="2405545" cy="7772400"/>
             <wp:effectExtent b="0" l="0" r="0" t="0"/>
             <wp:docPr descr="Ciclo de trabajo de una sesión con el agente." title="" id="201" name="Picture"/>
             <a:graphic>
@@ -27491,7 +27491,7 @@
                   <pic:spPr bwMode="auto">
                     <a:xfrm>
                       <a:off x="0" y="0"/>
-                      <a:ext cx="3164205" cy="10223655"/>
+                      <a:ext cx="2405545" cy="7772400"/>
                     </a:xfrm>
                     <a:prstGeom prst="rect">
                       <a:avLst/>
